--- a/docs/team/GUIDA_PREPARAZIONE.docx
+++ b/docs/team/GUIDA_PREPARAZIONE.docx
@@ -15,12 +15,12 @@
         <w:pStyle w:val="Subtitle"/>
       </w:pPr>
       <w:r>
-        <w:t>Aggiornamento del 9 ottobre 2026 | Versione fase 4 | Installazione locale e predisposizione delle integrazioni</w:t>
+        <w:t>Aggiornamento del 11 ottobre 2026 | Versione fase 5 | Installazione locale e predisposizione delle integrazioni</w:t>
       </w:r>
     </w:p>
     <w:p>
       <w:r>
-        <w:t>Questa guida indica cosa predisporre per usare TRD con un cliente: ambiente, account, variabili, chiavi e verifiche. Accesso, dashboard e configurazioni sono implementati. Il servizio Telegram è implementato e verificato con test automatici e dati simulati; per il collegamento reale mancano ancora le credenziali applicative e l’accesso a un account Telegram. IA esterna, motore di rischio ed esecuzione MT5 restano nelle fasi successive.</w:t>
+        <w:t>Questa guida indica cosa predisporre per usare TRD con un cliente: ambiente, account, variabili, chiavi e verifiche. Accesso, dashboard, raccolta Telegram e analisi consultiva locale sono implementati. L’analisi usa un parser rigoroso e un simulatore, con esiti e tentativi registrati nel database. Per Telegram reale mancano ancora credenziali e accesso all’account. Il contratto OpenAI è collaudato soltanto con trasporto simulato; IA esterna, motore di rischio ed esecuzione MT5 richiedono ancora i rispettivi gate.</w:t>
       </w:r>
     </w:p>
     <w:p>
@@ -388,7 +388,7 @@
               <w:rPr>
                 <w:b w:val="0"/>
               </w:rPr>
-              <w:t>Account API del provider scelto, progetto dedicato e limiti di spesa</w:t>
+              <w:t>Account API, progetto dedicato, modello e prezzi verificati, limiti di spesa</w:t>
             </w:r>
           </w:p>
         </w:tc>
@@ -410,7 +410,7 @@
               <w:rPr>
                 <w:b w:val="0"/>
               </w:rPr>
-              <w:t>Prima della fase con adapter esterno; oggi mock locale</w:t>
+              <w:t>Prima del gate esterno; l’analisi locale non richiede chiavi</w:t>
             </w:r>
           </w:p>
         </w:tc>
@@ -2386,7 +2386,7 @@
               <w:rPr>
                 <w:b w:val="0"/>
               </w:rPr>
-              <w:t>900; filtro preliminare per i futuri job di analisi, non autorizzazione al trading</w:t>
+              <w:t>900; filtro preliminare dei job di analisi, non autorizzazione al trading</w:t>
             </w:r>
           </w:p>
         </w:tc>
@@ -2466,7 +2466,7 @@
         <w:keepNext/>
       </w:pPr>
       <w:r>
-        <w:t>Verificare migrazione 0004_telegram e servizi locali avviati con i propri ruoli.</w:t>
+        <w:t>Verificare migrazione 0005_analysis e servizi locali avviati con i propri ruoli.</w:t>
       </w:r>
     </w:p>
     <w:p>
@@ -2520,7 +2520,7 @@
         <w:keepNext w:val="0"/>
       </w:pPr>
       <w:r>
-        <w:t>Verificare che il cliente veda messaggi e stato delle fonti, mentre IA, automazione e ordini restano inattivi.</w:t>
+        <w:t>Verificare Analisi messaggi e il dettaglio delle proposte con agenti locali configurati; mantenere IA esterna, automazione e ordini disabilitati.</w:t>
       </w:r>
     </w:p>
     <w:p>
@@ -2543,19 +2543,682 @@
         <w:pStyle w:val="Heading1"/>
       </w:pPr>
       <w:r>
+        <w:t>Preparare e collaudare l’analisi locale</w:t>
+      </w:r>
+    </w:p>
+    <w:p>
+      <w:r>
+        <w:t>L’aggiornamento aggiunge la migrazione 0005_analysis. Il worker AI usa il solo ruolo trd_ai e consuma i job Telegram già persistiti. Analisi, proposta, transizioni, audit, outbox e completamento del job vengono confermati atomicamente. Le chiamate al simulatore restano fuori dalle transazioni. Ogni tentativo verifica lease, generazione, fonte, revisione del messaggio e configurazione; un risultato tardivo non può sostituire i dati correnti.</w:t>
+      </w:r>
+    </w:p>
+    <w:p>
+      <w:r>
+        <w:t>Il bootstrap aggiunge istruzioni immutabili di versione 2 per i cinque agenti implementati, conservando le versioni precedenti e le configurazioni esistenti. Gli agenti non vengono attivati automaticamente. Dalla dashboard ADMIN attivare i quattro agenti di classificazione, interpretazione, analisi e decisione, scegliendo il simulatore locale e confermando la revisione. La conferma seleziona le istruzioni di versione 2. L’agente critico viene eseguito se attivato; se obbligatorio dal server, la sua indisponibilità ferma il percorso. La revisione delle posizioni resta disabilitata.</w:t>
+      </w:r>
+    </w:p>
+    <w:p>
+      <w:r>
+        <w:t>Il parser accetta un solo messaggio completo nel formato BUY oppure SELL, simbolo, ENTRY, prezzo, SL, prezzo, TP, prezzo. Un esempio di prova è BUY EURUSD ENTRY 1.10000 SL 1.09500 TP 1.11000. Sono riconosciuti EURUSD, GBPUSD, USDJPY, USDCHF, AUDUSD, USDCAD e NZDUSD, senza risoluzione di suffissi o mapping al broker. Questo elenco delimita il parser e non approva la negoziazione degli strumenti. I prezzi usano Decimal; controlli economici, quotazioni, conversioni e autorizzazioni per fonte appartengono al futuro gateway del rischio.</w:t>
+      </w:r>
+    </w:p>
+    <w:tbl>
+      <w:tblPr>
+        <w:tblW w:type="auto" w:w="0"/>
+        <w:jc w:val="center"/>
+        <w:tblLayout w:type="fixed"/>
+        <w:tblLook w:firstColumn="1" w:firstRow="1" w:lastColumn="0" w:lastRow="0" w:noHBand="0" w:noVBand="1" w:val="04A0"/>
+        <w:tblBorders>
+          <w:top w:val="single" w:sz="4" w:color="D9D9D9"/>
+          <w:left w:val="single" w:sz="4" w:color="D9D9D9"/>
+          <w:bottom w:val="single" w:sz="4" w:color="D9D9D9"/>
+          <w:right w:val="single" w:sz="4" w:color="D9D9D9"/>
+          <w:insideH w:val="single" w:sz="4" w:color="D9D9D9"/>
+          <w:insideV w:val="single" w:sz="4" w:color="D9D9D9"/>
+        </w:tblBorders>
+      </w:tblPr>
+      <w:tblGrid>
+        <w:gridCol w:w="4762"/>
+        <w:gridCol w:w="4762"/>
+      </w:tblGrid>
+      <w:tr>
+        <w:trPr>
+          <w:cantSplit/>
+          <w:tblHeader/>
+        </w:trPr>
+        <w:tc>
+          <w:tcPr>
+            <w:tcW w:type="dxa" w:w="4762"/>
+            <w:tcMar>
+              <w:top w:w="95" w:type="dxa"/>
+              <w:left w:w="95" w:type="dxa"/>
+              <w:bottom w:w="95" w:type="dxa"/>
+              <w:right w:w="95" w:type="dxa"/>
+            </w:tcMar>
+            <w:shd w:fill="F2F2F2"/>
+          </w:tcPr>
+          <w:p>
+            <w:pPr>
+              <w:pStyle w:val="GuideTable"/>
+            </w:pPr>
+            <w:r>
+              <w:rPr>
+                <w:b/>
+              </w:rPr>
+              <w:t>Variabile</w:t>
+            </w:r>
+          </w:p>
+        </w:tc>
+        <w:tc>
+          <w:tcPr>
+            <w:tcW w:type="dxa" w:w="4762"/>
+            <w:tcMar>
+              <w:top w:w="95" w:type="dxa"/>
+              <w:left w:w="95" w:type="dxa"/>
+              <w:bottom w:w="95" w:type="dxa"/>
+              <w:right w:w="95" w:type="dxa"/>
+            </w:tcMar>
+            <w:shd w:fill="F2F2F2"/>
+          </w:tcPr>
+          <w:p>
+            <w:pPr>
+              <w:pStyle w:val="GuideTable"/>
+            </w:pPr>
+            <w:r>
+              <w:rPr>
+                <w:b/>
+              </w:rPr>
+              <w:t>Comportamento implementato</w:t>
+            </w:r>
+          </w:p>
+        </w:tc>
+      </w:tr>
+      <w:tr>
+        <w:trPr>
+          <w:cantSplit/>
+        </w:trPr>
+        <w:tc>
+          <w:tcPr>
+            <w:tcW w:type="dxa" w:w="4762"/>
+            <w:tcMar>
+              <w:top w:w="95" w:type="dxa"/>
+              <w:left w:w="95" w:type="dxa"/>
+              <w:bottom w:w="95" w:type="dxa"/>
+              <w:right w:w="95" w:type="dxa"/>
+            </w:tcMar>
+          </w:tcPr>
+          <w:p>
+            <w:pPr>
+              <w:pStyle w:val="GuideTable"/>
+            </w:pPr>
+            <w:r>
+              <w:rPr>
+                <w:b w:val="0"/>
+              </w:rPr>
+              <w:t>AI_PROVIDER_MODE</w:t>
+            </w:r>
+          </w:p>
+        </w:tc>
+        <w:tc>
+          <w:tcPr>
+            <w:tcW w:type="dxa" w:w="4762"/>
+            <w:tcMar>
+              <w:top w:w="95" w:type="dxa"/>
+              <w:left w:w="95" w:type="dxa"/>
+              <w:bottom w:w="95" w:type="dxa"/>
+              <w:right w:w="95" w:type="dxa"/>
+            </w:tcMar>
+          </w:tcPr>
+          <w:p>
+            <w:pPr>
+              <w:pStyle w:val="GuideTable"/>
+            </w:pPr>
+            <w:r>
+              <w:rPr>
+                <w:b w:val="0"/>
+              </w:rPr>
+              <w:t>Solo mock; altri valori rifiutati all’avvio</w:t>
+            </w:r>
+          </w:p>
+        </w:tc>
+      </w:tr>
+      <w:tr>
+        <w:trPr>
+          <w:cantSplit/>
+        </w:trPr>
+        <w:tc>
+          <w:tcPr>
+            <w:tcW w:type="dxa" w:w="4762"/>
+            <w:tcMar>
+              <w:top w:w="95" w:type="dxa"/>
+              <w:left w:w="95" w:type="dxa"/>
+              <w:bottom w:w="95" w:type="dxa"/>
+              <w:right w:w="95" w:type="dxa"/>
+            </w:tcMar>
+          </w:tcPr>
+          <w:p>
+            <w:pPr>
+              <w:pStyle w:val="GuideTable"/>
+            </w:pPr>
+            <w:r>
+              <w:rPr>
+                <w:b w:val="0"/>
+              </w:rPr>
+              <w:t>AI_SIGNAL_MAX_AGE_SECONDS</w:t>
+            </w:r>
+          </w:p>
+        </w:tc>
+        <w:tc>
+          <w:tcPr>
+            <w:tcW w:type="dxa" w:w="4762"/>
+            <w:tcMar>
+              <w:top w:w="95" w:type="dxa"/>
+              <w:left w:w="95" w:type="dxa"/>
+              <w:bottom w:w="95" w:type="dxa"/>
+              <w:right w:w="95" w:type="dxa"/>
+            </w:tcMar>
+          </w:tcPr>
+          <w:p>
+            <w:pPr>
+              <w:pStyle w:val="GuideTable"/>
+            </w:pPr>
+            <w:r>
+              <w:rPr>
+                <w:b w:val="0"/>
+              </w:rPr>
+              <w:t>900; da 30 a 3600 secondi dalla pubblicazione, ricontrollata alla conclusione</w:t>
+            </w:r>
+          </w:p>
+        </w:tc>
+      </w:tr>
+      <w:tr>
+        <w:trPr>
+          <w:cantSplit/>
+        </w:trPr>
+        <w:tc>
+          <w:tcPr>
+            <w:tcW w:type="dxa" w:w="4762"/>
+            <w:tcMar>
+              <w:top w:w="95" w:type="dxa"/>
+              <w:left w:w="95" w:type="dxa"/>
+              <w:bottom w:w="95" w:type="dxa"/>
+              <w:right w:w="95" w:type="dxa"/>
+            </w:tcMar>
+          </w:tcPr>
+          <w:p>
+            <w:pPr>
+              <w:pStyle w:val="GuideTable"/>
+            </w:pPr>
+            <w:r>
+              <w:rPr>
+                <w:b w:val="0"/>
+              </w:rPr>
+              <w:t>AI_JOB_LEASE_SECONDS</w:t>
+            </w:r>
+          </w:p>
+        </w:tc>
+        <w:tc>
+          <w:tcPr>
+            <w:tcW w:type="dxa" w:w="4762"/>
+            <w:tcMar>
+              <w:top w:w="95" w:type="dxa"/>
+              <w:left w:w="95" w:type="dxa"/>
+              <w:bottom w:w="95" w:type="dxa"/>
+              <w:right w:w="95" w:type="dxa"/>
+            </w:tcMar>
+          </w:tcPr>
+          <w:p>
+            <w:pPr>
+              <w:pStyle w:val="GuideTable"/>
+            </w:pPr>
+            <w:r>
+              <w:rPr>
+                <w:b w:val="0"/>
+              </w:rPr>
+              <w:t>180; da 10 a 300 secondi, oltre il timeout totale più cinque secondi</w:t>
+            </w:r>
+          </w:p>
+        </w:tc>
+      </w:tr>
+      <w:tr>
+        <w:trPr>
+          <w:cantSplit/>
+        </w:trPr>
+        <w:tc>
+          <w:tcPr>
+            <w:tcW w:type="dxa" w:w="4762"/>
+            <w:tcMar>
+              <w:top w:w="95" w:type="dxa"/>
+              <w:left w:w="95" w:type="dxa"/>
+              <w:bottom w:w="95" w:type="dxa"/>
+              <w:right w:w="95" w:type="dxa"/>
+            </w:tcMar>
+          </w:tcPr>
+          <w:p>
+            <w:pPr>
+              <w:pStyle w:val="GuideTable"/>
+            </w:pPr>
+            <w:r>
+              <w:rPr>
+                <w:b w:val="0"/>
+              </w:rPr>
+              <w:t>AI_HARD_TIMEOUT_SECONDS</w:t>
+            </w:r>
+          </w:p>
+        </w:tc>
+        <w:tc>
+          <w:tcPr>
+            <w:tcW w:type="dxa" w:w="4762"/>
+            <w:tcMar>
+              <w:top w:w="95" w:type="dxa"/>
+              <w:left w:w="95" w:type="dxa"/>
+              <w:bottom w:w="95" w:type="dxa"/>
+              <w:right w:w="95" w:type="dxa"/>
+            </w:tcMar>
+          </w:tcPr>
+          <w:p>
+            <w:pPr>
+              <w:pStyle w:val="GuideTable"/>
+            </w:pPr>
+            <w:r>
+              <w:rPr>
+                <w:b w:val="0"/>
+              </w:rPr>
+              <w:t>30; da 1 a 120 secondi per l’intero percorso, incluse le alternative</w:t>
+            </w:r>
+          </w:p>
+        </w:tc>
+      </w:tr>
+      <w:tr>
+        <w:trPr>
+          <w:cantSplit/>
+        </w:trPr>
+        <w:tc>
+          <w:tcPr>
+            <w:tcW w:type="dxa" w:w="4762"/>
+            <w:tcMar>
+              <w:top w:w="95" w:type="dxa"/>
+              <w:left w:w="95" w:type="dxa"/>
+              <w:bottom w:w="95" w:type="dxa"/>
+              <w:right w:w="95" w:type="dxa"/>
+            </w:tcMar>
+          </w:tcPr>
+          <w:p>
+            <w:pPr>
+              <w:pStyle w:val="GuideTable"/>
+            </w:pPr>
+            <w:r>
+              <w:rPr>
+                <w:b w:val="0"/>
+              </w:rPr>
+              <w:t>AI_HARD_MAX_OUTPUT_TOKENS</w:t>
+            </w:r>
+          </w:p>
+        </w:tc>
+        <w:tc>
+          <w:tcPr>
+            <w:tcW w:type="dxa" w:w="4762"/>
+            <w:tcMar>
+              <w:top w:w="95" w:type="dxa"/>
+              <w:left w:w="95" w:type="dxa"/>
+              <w:bottom w:w="95" w:type="dxa"/>
+              <w:right w:w="95" w:type="dxa"/>
+            </w:tcMar>
+          </w:tcPr>
+          <w:p>
+            <w:pPr>
+              <w:pStyle w:val="GuideTable"/>
+            </w:pPr>
+            <w:r>
+              <w:rPr>
+                <w:b w:val="0"/>
+              </w:rPr>
+              <w:t>4096; limite fra 1 e 4096, ristretto dalla configurazione dell’agente</w:t>
+            </w:r>
+          </w:p>
+        </w:tc>
+      </w:tr>
+      <w:tr>
+        <w:trPr>
+          <w:cantSplit/>
+        </w:trPr>
+        <w:tc>
+          <w:tcPr>
+            <w:tcW w:type="dxa" w:w="4762"/>
+            <w:tcMar>
+              <w:top w:w="95" w:type="dxa"/>
+              <w:left w:w="95" w:type="dxa"/>
+              <w:bottom w:w="95" w:type="dxa"/>
+              <w:right w:w="95" w:type="dxa"/>
+            </w:tcMar>
+          </w:tcPr>
+          <w:p>
+            <w:pPr>
+              <w:pStyle w:val="GuideTable"/>
+            </w:pPr>
+            <w:r>
+              <w:rPr>
+                <w:b w:val="0"/>
+              </w:rPr>
+              <w:t>AI_HARD_DAILY_BUDGET_USD</w:t>
+            </w:r>
+          </w:p>
+        </w:tc>
+        <w:tc>
+          <w:tcPr>
+            <w:tcW w:type="dxa" w:w="4762"/>
+            <w:tcMar>
+              <w:top w:w="95" w:type="dxa"/>
+              <w:left w:w="95" w:type="dxa"/>
+              <w:bottom w:w="95" w:type="dxa"/>
+              <w:right w:w="95" w:type="dxa"/>
+            </w:tcMar>
+          </w:tcPr>
+          <w:p>
+            <w:pPr>
+              <w:pStyle w:val="GuideTable"/>
+            </w:pPr>
+            <w:r>
+              <w:rPr>
+                <w:b w:val="0"/>
+              </w:rPr>
+              <w:t>0.00; limite globale giornaliero in USD</w:t>
+            </w:r>
+          </w:p>
+        </w:tc>
+      </w:tr>
+      <w:tr>
+        <w:trPr>
+          <w:cantSplit/>
+        </w:trPr>
+        <w:tc>
+          <w:tcPr>
+            <w:tcW w:type="dxa" w:w="4762"/>
+            <w:tcMar>
+              <w:top w:w="95" w:type="dxa"/>
+              <w:left w:w="95" w:type="dxa"/>
+              <w:bottom w:w="95" w:type="dxa"/>
+              <w:right w:w="95" w:type="dxa"/>
+            </w:tcMar>
+          </w:tcPr>
+          <w:p>
+            <w:pPr>
+              <w:pStyle w:val="GuideTable"/>
+            </w:pPr>
+            <w:r>
+              <w:rPr>
+                <w:b w:val="0"/>
+              </w:rPr>
+              <w:t>AI_HARD_MONTHLY_BUDGET_USD</w:t>
+            </w:r>
+          </w:p>
+        </w:tc>
+        <w:tc>
+          <w:tcPr>
+            <w:tcW w:type="dxa" w:w="4762"/>
+            <w:tcMar>
+              <w:top w:w="95" w:type="dxa"/>
+              <w:left w:w="95" w:type="dxa"/>
+              <w:bottom w:w="95" w:type="dxa"/>
+              <w:right w:w="95" w:type="dxa"/>
+            </w:tcMar>
+          </w:tcPr>
+          <w:p>
+            <w:pPr>
+              <w:pStyle w:val="GuideTable"/>
+            </w:pPr>
+            <w:r>
+              <w:rPr>
+                <w:b w:val="0"/>
+              </w:rPr>
+              <w:t>0.00; limite globale mensile in USD</w:t>
+            </w:r>
+          </w:p>
+        </w:tc>
+      </w:tr>
+      <w:tr>
+        <w:trPr>
+          <w:cantSplit/>
+        </w:trPr>
+        <w:tc>
+          <w:tcPr>
+            <w:tcW w:type="dxa" w:w="4762"/>
+            <w:tcMar>
+              <w:top w:w="95" w:type="dxa"/>
+              <w:left w:w="95" w:type="dxa"/>
+              <w:bottom w:w="95" w:type="dxa"/>
+              <w:right w:w="95" w:type="dxa"/>
+            </w:tcMar>
+          </w:tcPr>
+          <w:p>
+            <w:pPr>
+              <w:pStyle w:val="GuideTable"/>
+            </w:pPr>
+            <w:r>
+              <w:rPr>
+                <w:b w:val="0"/>
+              </w:rPr>
+              <w:t>AI_HARD_DAILY_BUDGET_PER_AGENT_USD</w:t>
+            </w:r>
+          </w:p>
+        </w:tc>
+        <w:tc>
+          <w:tcPr>
+            <w:tcW w:type="dxa" w:w="4762"/>
+            <w:tcMar>
+              <w:top w:w="95" w:type="dxa"/>
+              <w:left w:w="95" w:type="dxa"/>
+              <w:bottom w:w="95" w:type="dxa"/>
+              <w:right w:w="95" w:type="dxa"/>
+            </w:tcMar>
+          </w:tcPr>
+          <w:p>
+            <w:pPr>
+              <w:pStyle w:val="GuideTable"/>
+            </w:pPr>
+            <w:r>
+              <w:rPr>
+                <w:b w:val="0"/>
+              </w:rPr>
+              <w:t>0.00; nuovo limite giornaliero per singolo agente</w:t>
+            </w:r>
+          </w:p>
+        </w:tc>
+      </w:tr>
+      <w:tr>
+        <w:trPr>
+          <w:cantSplit/>
+        </w:trPr>
+        <w:tc>
+          <w:tcPr>
+            <w:tcW w:type="dxa" w:w="4762"/>
+            <w:tcMar>
+              <w:top w:w="95" w:type="dxa"/>
+              <w:left w:w="95" w:type="dxa"/>
+              <w:bottom w:w="95" w:type="dxa"/>
+              <w:right w:w="95" w:type="dxa"/>
+            </w:tcMar>
+          </w:tcPr>
+          <w:p>
+            <w:pPr>
+              <w:pStyle w:val="GuideTable"/>
+            </w:pPr>
+            <w:r>
+              <w:rPr>
+                <w:b w:val="0"/>
+              </w:rPr>
+              <w:t>AI_HARD_MAX_COST_PER_REQUEST_USD</w:t>
+            </w:r>
+          </w:p>
+        </w:tc>
+        <w:tc>
+          <w:tcPr>
+            <w:tcW w:type="dxa" w:w="4762"/>
+            <w:tcMar>
+              <w:top w:w="95" w:type="dxa"/>
+              <w:left w:w="95" w:type="dxa"/>
+              <w:bottom w:w="95" w:type="dxa"/>
+              <w:right w:w="95" w:type="dxa"/>
+            </w:tcMar>
+          </w:tcPr>
+          <w:p>
+            <w:pPr>
+              <w:pStyle w:val="GuideTable"/>
+            </w:pPr>
+            <w:r>
+              <w:rPr>
+                <w:b w:val="0"/>
+              </w:rPr>
+              <w:t>0.00; limite per tentativo, ristretto dal limite dell’agente</w:t>
+            </w:r>
+          </w:p>
+        </w:tc>
+      </w:tr>
+      <w:tr>
+        <w:trPr>
+          <w:cantSplit/>
+        </w:trPr>
+        <w:tc>
+          <w:tcPr>
+            <w:tcW w:type="dxa" w:w="4762"/>
+            <w:tcMar>
+              <w:top w:w="95" w:type="dxa"/>
+              <w:left w:w="95" w:type="dxa"/>
+              <w:bottom w:w="95" w:type="dxa"/>
+              <w:right w:w="95" w:type="dxa"/>
+            </w:tcMar>
+          </w:tcPr>
+          <w:p>
+            <w:pPr>
+              <w:pStyle w:val="GuideTable"/>
+            </w:pPr>
+            <w:r>
+              <w:rPr>
+                <w:b w:val="0"/>
+              </w:rPr>
+              <w:t>ENABLE_CRITIC_AGENT</w:t>
+            </w:r>
+          </w:p>
+        </w:tc>
+        <w:tc>
+          <w:tcPr>
+            <w:tcW w:type="dxa" w:w="4762"/>
+            <w:tcMar>
+              <w:top w:w="95" w:type="dxa"/>
+              <w:left w:w="95" w:type="dxa"/>
+              <w:bottom w:w="95" w:type="dxa"/>
+              <w:right w:w="95" w:type="dxa"/>
+            </w:tcMar>
+          </w:tcPr>
+          <w:p>
+            <w:pPr>
+              <w:pStyle w:val="GuideTable"/>
+            </w:pPr>
+            <w:r>
+              <w:rPr>
+                <w:b w:val="0"/>
+              </w:rPr>
+              <w:t>false; true rende obbligatoria la verifica critica con agente configurato</w:t>
+            </w:r>
+          </w:p>
+        </w:tc>
+      </w:tr>
+      <w:tr>
+        <w:trPr>
+          <w:cantSplit/>
+        </w:trPr>
+        <w:tc>
+          <w:tcPr>
+            <w:tcW w:type="dxa" w:w="4762"/>
+            <w:tcMar>
+              <w:top w:w="95" w:type="dxa"/>
+              <w:left w:w="95" w:type="dxa"/>
+              <w:bottom w:w="95" w:type="dxa"/>
+              <w:right w:w="95" w:type="dxa"/>
+            </w:tcMar>
+          </w:tcPr>
+          <w:p>
+            <w:pPr>
+              <w:pStyle w:val="GuideTable"/>
+            </w:pPr>
+            <w:r>
+              <w:rPr>
+                <w:b w:val="0"/>
+              </w:rPr>
+              <w:t>ENABLE_ADAPTIVE_MEMORY</w:t>
+            </w:r>
+          </w:p>
+        </w:tc>
+        <w:tc>
+          <w:tcPr>
+            <w:tcW w:type="dxa" w:w="4762"/>
+            <w:tcMar>
+              <w:top w:w="95" w:type="dxa"/>
+              <w:left w:w="95" w:type="dxa"/>
+              <w:bottom w:w="95" w:type="dxa"/>
+              <w:right w:w="95" w:type="dxa"/>
+            </w:tcMar>
+          </w:tcPr>
+          <w:p>
+            <w:pPr>
+              <w:pStyle w:val="GuideTable"/>
+            </w:pPr>
+            <w:r>
+              <w:rPr>
+                <w:b w:val="0"/>
+              </w:rPr>
+              <w:t>false; true resta rifiutato perché la funzione è futura</w:t>
+            </w:r>
+          </w:p>
+        </w:tc>
+      </w:tr>
+    </w:tbl>
+    <w:p>
+      <w:pPr>
+        <w:spacing w:after="40"/>
+      </w:pPr>
+    </w:p>
+    <w:p>
+      <w:r>
+        <w:t>Solo il processo AI riceve questi campi. Aggiungere i tre nuovi nomi al file .env esistente se si desidera personalizzarli; altrimenti valgono i default. Dopo una modifica ricreare worker con Compose oppure riavviare il processo host. Conservare i budget a zero per l’installazione locale: il simulatore è gratuito. I valori di spesa richiedono stringhe decimali finite, mai float. Le finestre contabili sono UTC; la dashboard visualizza gli orari in Europe/Rome.</w:t>
+      </w:r>
+    </w:p>
+    <w:p>
+      <w:r>
+        <w:t>La prenotazione preventiva serializza i limiti globali e per agente in PostgreSQL. Un esito senza consumo confermato conserva l’importo anche dopo cambio di giorno o mese. Un riavvio non ripete un tentativo ancora aperto. Costi IA rende visibili anche le prenotazioni interrotte prima della registrazione del consumo. Per ogni agente sono ammessi al massimo tre tentativi per job, comprese ripartenze e modelli alternativi. Non esiste ancora una procedura operativa per liberare un importo dall’esito sconosciuto: va riconciliato prima di qualsiasi futura attivazione a pagamento.</w:t>
+      </w:r>
+    </w:p>
+    <w:p>
+      <w:r>
+        <w:t>I test verificano parser, injection, rifiuti, output incompleti, consumi invalidi, spese concorrenti, scadenze, modifiche e permessi su PostgreSQL 17. Per l’uso reale provare in una fonte Telegram autorizzata anche risposte, revisioni e riavvio. Gli esiti del simulatore non validano un modello esterno né certificano una strategia di trading.</w:t>
+      </w:r>
+    </w:p>
+    <w:p>
+      <w:pPr>
+        <w:pStyle w:val="Heading1"/>
+      </w:pPr>
+      <w:r>
         <w:t>Preparare le integrazioni delle fasi successive</w:t>
       </w:r>
     </w:p>
     <w:p>
       <w:r>
-        <w:t>Per l’IA predisporre un account API con progetto e limiti di spesa dedicati. OPENAI_API_KEY è prevista per il primo adapter esterno. ANTHROPIC_API_KEY, GOOGLE_AI_API_KEY, MOONSHOT_API_KEY e TYPESAFE_API_KEY sono campi riservati e facoltativi; non sono necessari alla fase attuale. AI_PROVIDER_MODE resta mock, e AI_HARD_DAILY_BUDGET_USD, AI_HARD_MONTHLY_BUDGET_USD e AI_HARD_MAX_COST_PER_REQUEST_USD restano 0.00. AI_HARD_MAX_OUTPUT_TOKENS e AI_HARD_TIMEOUT_SECONDS preparano i limiti di richiesta. Registro modelli, capacità e prezzi devono essere verificati nella fase dell’adapter, prima delle chiamate reali. ENABLE_CRITIC_AGENT e ENABLE_ADAPTIVE_MEMORY restano false.</w:t>
+        <w:t xml:space="preserve">Per l’IA esterna predisporre un account API con progetto e limiti di spesa dedicati. OPENAI_API_KEY è prevista per il primo adapter esterno; una chiave compilata non attiva chiamate. Il contratto Responses usa schema rigoroso, store=false, nessuno strumento e un’origine fissa; oggi accetta soltanto il trasporto di test. Prima di abilitare la rete servono accesso effettivo al modello, manifesti e prezzi attuali verificati, un limite dimostrabile ai token di ingresso, prove di fatturazione e risultati valutati su fixture approvate. La selezione di modelli esterni dalla dashboard è rifiutata. ANTHROPIC_API_KEY, GOOGLE_AI_API_KEY, MOONSHOT_API_KEY e TYPESAFE_API_KEY restano riservati e facoltativi. </w:t>
       </w:r>
+      <w:hyperlink r:id="rId13">
+        <w:r>
+          <w:rPr>
+            <w:rStyle w:val="Hyperlink"/>
+          </w:rPr>
+          <w:t>Output strutturati OpenAI</w:t>
+        </w:r>
+      </w:hyperlink>
+      <w:r/>
     </w:p>
     <w:p>
       <w:r>
         <w:t xml:space="preserve">Per gli avvisi predisporre successivamente un bot tramite BotFather e una destinazione autorizzata. ALERT_TELEGRAM_BOT_TOKEN, ALERT_TELEGRAM_CHAT_ID e ALERT_COOLDOWN_SECONDS riguardano il futuro servizio notifiche; il bot non sostituisce il collector e la fase attuale non invia messaggi. </w:t>
       </w:r>
-      <w:hyperlink r:id="rId13">
+      <w:hyperlink r:id="rId14">
         <w:r>
           <w:rPr>
             <w:rStyle w:val="Hyperlink"/>
@@ -2629,6 +3292,11 @@
         <w:t>9 ottobre 2026 — Prima guida pratica mantenuta nel progetto. Include ruoli e setup esistenti, gestione delle fonti dalla dashboard, accesso locale Telegram, cifratura, recupero a lotti e preparazione delle integrazioni ancora inattive.</w:t>
       </w:r>
     </w:p>
+    <w:p>
+      <w:r>
+        <w:t>11 ottobre 2026 — Aggiunta la preparazione della fase 5 locale: migrazione, parser, istruzioni versionate, attivazioni confermate, limiti del worker, budget e recupero conservativo. Distinti il contratto OpenAI verificato offline e i gate ancora richiesti per rete, rischio e MT5.</w:t>
+      </w:r>
+    </w:p>
     <w:sectPr>
       <w:headerReference w:type="default" r:id="rId9"/>
       <w:footerReference w:type="default" r:id="rId10"/>
@@ -2651,7 +3319,7 @@
       <w:rPr>
         <w:sz w:val="16"/>
       </w:rPr>
-      <w:t xml:space="preserve">Aggiornamento 9 ottobre 2026 · Pagina </w:t>
+      <w:t xml:space="preserve">Aggiornamento 11 ottobre 2026 · Pagina </w:t>
     </w:r>
     <w:fldSimple w:instr="PAGE"/>
   </w:p>

--- a/docs/team/GUIDA_PREPARAZIONE.docx
+++ b/docs/team/GUIDA_PREPARAZIONE.docx
@@ -15,12 +15,12 @@
         <w:pStyle w:val="Subtitle"/>
       </w:pPr>
       <w:r>
-        <w:t>Aggiornamento del 11 ottobre 2026 | Versione fase 5 | Installazione locale e predisposizione delle integrazioni</w:t>
+        <w:t>Aggiornamento del 12 ottobre 2026 | Versione fase 5b | Vercel e backend persistente con ambienti separati</w:t>
       </w:r>
     </w:p>
     <w:p>
       <w:r>
-        <w:t>Questa guida indica cosa predisporre per usare TRD con un cliente: ambiente, account, variabili, chiavi e verifiche. Accesso, dashboard, raccolta Telegram e analisi consultiva locale sono implementati. L’analisi usa un parser rigoroso e un simulatore, con esiti e tentativi registrati nel database. Per Telegram reale mancano ancora credenziali e accesso all’account. Il contratto OpenAI è collaudato soltanto con trasporto simulato; IA esterna, motore di rischio ed esecuzione MT5 richiedono ancora i rispettivi gate.</w:t>
+        <w:t>Questa guida indica cosa predisporre per usare TRD con un cliente: ambiente, account, variabili, chiavi e verifiche. Accesso, dashboard, raccolta Telegram e analisi consultiva sono implementati. La preparazione prima della fase 6 aggiunge dashboard su Vercel, verifica remota Cloudflare Access con MFA, ambienti separati e adapter OpenRouter con collaudo esplicito. I test locali usano account e trasporti sintetici. Servono ancora dominio, account Vercel/Cloudflare, MFA reale, account OpenRouter e collaudo sul VPS. L’installazione esistente resta locale con mock, Telegram e trading disattivati. Il backend persistente resta Python su Windows, con percorso Linux disponibile; rischio ed esecuzione MT5 sono futuri.</w:t>
       </w:r>
     </w:p>
     <w:p>
@@ -246,7 +246,7 @@
               <w:rPr>
                 <w:b w:val="0"/>
               </w:rPr>
-              <w:t>Istanza locale e credenziali distinte per sei ruoli applicativi e operatore</w:t>
+              <w:t>Istanza locale; istanze staging e produzione indipendenti, ruoli con password distinte</w:t>
             </w:r>
           </w:p>
         </w:tc>
@@ -268,7 +268,7 @@
               <w:rPr>
                 <w:b w:val="0"/>
               </w:rPr>
-              <w:t>Già ora; create dal setup locale</w:t>
+              <w:t>Già ora in locale; prima del deploy remoto</w:t>
             </w:r>
           </w:p>
         </w:tc>
@@ -366,7 +366,7 @@
               <w:rPr>
                 <w:b w:val="0"/>
               </w:rPr>
-              <w:t>Provider IA</w:t>
+              <w:t>OpenRouter</w:t>
             </w:r>
           </w:p>
         </w:tc>
@@ -388,7 +388,7 @@
               <w:rPr>
                 <w:b w:val="0"/>
               </w:rPr>
-              <w:t>Account API, progetto dedicato, modello e prezzi verificati, limiti di spesa</w:t>
+              <w:t>Account/chiave per ambiente, credito, modello e provider esatti, prezzi e limiti verificati</w:t>
             </w:r>
           </w:p>
         </w:tc>
@@ -410,7 +410,7 @@
               <w:rPr>
                 <w:b w:val="0"/>
               </w:rPr>
-              <w:t>Prima del gate esterno; l’analisi locale non richiede chiavi</w:t>
+              <w:t>Prima del collaudo sintetico a pagamento e dell’attivazione</w:t>
             </w:r>
           </w:p>
         </w:tc>
@@ -650,6 +650,77 @@
               <w:rPr>
                 <w:b w:val="0"/>
               </w:rPr>
+              <w:t>Vercel</w:t>
+            </w:r>
+          </w:p>
+        </w:tc>
+        <w:tc>
+          <w:tcPr>
+            <w:tcW w:type="dxa" w:w="3685"/>
+            <w:tcMar>
+              <w:top w:w="95" w:type="dxa"/>
+              <w:left w:w="95" w:type="dxa"/>
+              <w:bottom w:w="95" w:type="dxa"/>
+              <w:right w:w="95" w:type="dxa"/>
+            </w:tcMar>
+          </w:tcPr>
+          <w:p>
+            <w:pPr>
+              <w:pStyle w:val="GuideTable"/>
+            </w:pPr>
+            <w:r>
+              <w:rPr>
+                <w:b w:val="0"/>
+              </w:rPr>
+              <w:t>Due progetti Next.js, domini stabili e variabili server distinte</w:t>
+            </w:r>
+          </w:p>
+        </w:tc>
+        <w:tc>
+          <w:tcPr>
+            <w:tcW w:type="dxa" w:w="3061"/>
+            <w:tcMar>
+              <w:top w:w="95" w:type="dxa"/>
+              <w:left w:w="95" w:type="dxa"/>
+              <w:bottom w:w="95" w:type="dxa"/>
+              <w:right w:w="95" w:type="dxa"/>
+            </w:tcMar>
+          </w:tcPr>
+          <w:p>
+            <w:pPr>
+              <w:pStyle w:val="GuideTable"/>
+            </w:pPr>
+            <w:r>
+              <w:rPr>
+                <w:b w:val="0"/>
+              </w:rPr>
+              <w:t>Per staging e produzione della dashboard</w:t>
+            </w:r>
+          </w:p>
+        </w:tc>
+      </w:tr>
+      <w:tr>
+        <w:trPr>
+          <w:cantSplit/>
+        </w:trPr>
+        <w:tc>
+          <w:tcPr>
+            <w:tcW w:type="dxa" w:w="2778"/>
+            <w:tcMar>
+              <w:top w:w="95" w:type="dxa"/>
+              <w:left w:w="95" w:type="dxa"/>
+              <w:bottom w:w="95" w:type="dxa"/>
+              <w:right w:w="95" w:type="dxa"/>
+            </w:tcMar>
+          </w:tcPr>
+          <w:p>
+            <w:pPr>
+              <w:pStyle w:val="GuideTable"/>
+            </w:pPr>
+            <w:r>
+              <w:rPr>
+                <w:b w:val="0"/>
+              </w:rPr>
               <w:t>Dominio e Cloudflare</w:t>
             </w:r>
           </w:p>
@@ -672,7 +743,7 @@
               <w:rPr>
                 <w:b w:val="0"/>
               </w:rPr>
-              <w:t>DNS, tunnel e verifica MFA o soluzione equivalente</w:t>
+              <w:t>Access dashboard con MFA IdP, Access API con service token, tunnel solo API</w:t>
             </w:r>
           </w:p>
         </w:tc>
@@ -694,7 +765,7 @@
               <w:rPr>
                 <w:b w:val="0"/>
               </w:rPr>
-              <w:t>Prima dell’accesso esterno; il gate attuale lo rifiuta</w:t>
+              <w:t>Prima dell’accesso esterno; verifica JWT implementata, collaudo reale ancora richiesto</w:t>
             </w:r>
           </w:p>
         </w:tc>
@@ -736,6 +807,24 @@
     <w:p>
       <w:r>
         <w:t>Per gli utenti nominativi eseguire pnpm user:create da un terminale locale interattivo. Il comando accetta ADMIN o VIEWER, non stampa la password e non sovrascrive utenti esistenti. Conservare il bootstrap in modo riservato e assegnare al cliente un accesso personale.</w:t>
+      </w:r>
+    </w:p>
+    <w:p>
+      <w:pPr>
+        <w:pStyle w:val="Heading1"/>
+      </w:pPr>
+      <w:r>
+        <w:t>Tema della dashboard</w:t>
+      </w:r>
+    </w:p>
+    <w:p>
+      <w:r>
+        <w:t>Il tema neutro Astryx supporta modalità chiara e scura. Il selettore è implementato nella parte superiore delle pagine autenticate e sotto il modulo di accesso, anche su mobile. Il valore iniziale è scuro. La preferenza viene conservata per un anno nel cookie trd-dashboard-theme, limitato all’host e al percorso /, SameSite=Lax e Secure su HTTPS. Contiene soltanto light o dark; valori non riconosciuti ripristinano il tema scuro. La lettura sul server applica la scelta già al primo rendering, senza attendere il caricamento nel browser.</w:t>
+      </w:r>
+    </w:p>
+    <w:p>
+      <w:r>
+        <w:t>Non richiede variabili d’ambiente, credenziali o modifiche del database. La preferenza appartiene al browser e all’host, non all’utente TRD. Sono verificati in locale cambio in entrambe le direzioni, persistenza al ricaricamento e layout mobile; il collaudo sul dominio finale va incluso nella consegna del deployment.</w:t>
       </w:r>
     </w:p>
     <w:p>
@@ -861,7 +950,7 @@
               <w:rPr>
                 <w:b w:val="0"/>
               </w:rPr>
-              <w:t>development e local-paper in locale; identificativo coerente tra processi</w:t>
+              <w:t>development/local-paper, staging/staging-paper o production/production-paper; coerenti tra processi</w:t>
             </w:r>
           </w:p>
         </w:tc>
@@ -1498,7 +1587,7 @@
               <w:rPr>
                 <w:b w:val="0"/>
               </w:rPr>
-              <w:t>false; impostarlo a true viene rifiutato perché il MFA locale non è implementato</w:t>
+              <w:t>false in locale; true obbligatorio con REMOTE_ACCESS_MODE=cloudflare</w:t>
             </w:r>
           </w:p>
         </w:tc>
@@ -1715,6 +1804,679 @@
         <w:pStyle w:val="Heading1"/>
       </w:pPr>
       <w:r>
+        <w:t>Preparare Vercel e gli ambienti remoti</w:t>
+      </w:r>
+    </w:p>
+    <w:p>
+      <w:r>
+        <w:t>La dashboard e le sue API di inoltro vengono distribuite su Vercel. API Python, PostgreSQL, collector, worker AI, manutenzione e bridge restano persistenti sul VPS Windows. Non usare richieste Vercel o cron Vercel per tenere in vita Telegram e il worker. Il backend è portabile su Linux; MT5 resta una futura componente Windows.</w:t>
+      </w:r>
+    </w:p>
+    <w:p>
+      <w:r>
+        <w:t>Creare gli ambienti con pnpm env:new --stage staging --output-dir private/staging e la variante production. Vengono generati operator.env con password e chiavi indipendenti, senza stampa e senza sovrascrittura. Completare domini, account e RUNTIME_STATE_DIR assoluto sul server. Non riutilizzare il file .env locale o password di produzione. Per esportare usare pnpm env:export --operator-env private/staging/operator.env --output-dir private/staging/scoped-v1. La directory di export deve essere nuova; applicare ACL prima di usarla su Windows.</w:t>
+      </w:r>
+    </w:p>
+    <w:p>
+      <w:r>
+        <w:t>Usare istanze PostgreSQL separate: gli stessi ruoli trd_api e trd_ai non possono avere password diverse in due database dello stesso cluster. Separare porte, volumi, directory di stato, utenti, service token, chiavi di inoltro e account OpenRouter. Per Telegram usare account distinti, perché lease in database diversi non coordinano uno stesso account.</w:t>
+      </w:r>
+    </w:p>
+    <w:p>
+      <w:r>
+        <w:t>Creare un’applicazione Cloudflare Access sull’intero dominio dashboard, con utenti nominativi e MFA IdP obbligatorio. Il JWT umano deve esporre amr o custom.amr come lista contenente mfa. Configurare l’esportazione del claim OIDC/SAML e verificare un token reale senza conservarlo negli artifact. Il semplice OTP email non basta. Creare una seconda applicazione Access API con policy Service Auth e token dedicato a Vercel; nessun Bypass pubblico. Il tunnel raggiunge soltanto l’API amministrativa su loopback e termina con una regola 404. Non pubblicare bridge, PostgreSQL o Redis.</w:t>
+      </w:r>
+    </w:p>
+    <w:tbl>
+      <w:tblPr>
+        <w:tblW w:type="auto" w:w="0"/>
+        <w:jc w:val="center"/>
+        <w:tblLayout w:type="fixed"/>
+        <w:tblLook w:firstColumn="1" w:firstRow="1" w:lastColumn="0" w:lastRow="0" w:noHBand="0" w:noVBand="1" w:val="04A0"/>
+        <w:tblBorders>
+          <w:top w:val="single" w:sz="4" w:color="D9D9D9"/>
+          <w:left w:val="single" w:sz="4" w:color="D9D9D9"/>
+          <w:bottom w:val="single" w:sz="4" w:color="D9D9D9"/>
+          <w:right w:val="single" w:sz="4" w:color="D9D9D9"/>
+          <w:insideH w:val="single" w:sz="4" w:color="D9D9D9"/>
+          <w:insideV w:val="single" w:sz="4" w:color="D9D9D9"/>
+        </w:tblBorders>
+      </w:tblPr>
+      <w:tblGrid>
+        <w:gridCol w:w="4762"/>
+        <w:gridCol w:w="4762"/>
+      </w:tblGrid>
+      <w:tr>
+        <w:trPr>
+          <w:cantSplit/>
+          <w:tblHeader/>
+        </w:trPr>
+        <w:tc>
+          <w:tcPr>
+            <w:tcW w:type="dxa" w:w="4762"/>
+            <w:tcMar>
+              <w:top w:w="95" w:type="dxa"/>
+              <w:left w:w="95" w:type="dxa"/>
+              <w:bottom w:w="95" w:type="dxa"/>
+              <w:right w:w="95" w:type="dxa"/>
+            </w:tcMar>
+            <w:shd w:fill="F2F2F2"/>
+          </w:tcPr>
+          <w:p>
+            <w:pPr>
+              <w:pStyle w:val="GuideTable"/>
+            </w:pPr>
+            <w:r>
+              <w:rPr>
+                <w:b/>
+              </w:rPr>
+              <w:t>Variabili remoto e dashboard</w:t>
+            </w:r>
+          </w:p>
+        </w:tc>
+        <w:tc>
+          <w:tcPr>
+            <w:tcW w:type="dxa" w:w="4762"/>
+            <w:tcMar>
+              <w:top w:w="95" w:type="dxa"/>
+              <w:left w:w="95" w:type="dxa"/>
+              <w:bottom w:w="95" w:type="dxa"/>
+              <w:right w:w="95" w:type="dxa"/>
+            </w:tcMar>
+            <w:shd w:fill="F2F2F2"/>
+          </w:tcPr>
+          <w:p>
+            <w:pPr>
+              <w:pStyle w:val="GuideTable"/>
+            </w:pPr>
+            <w:r>
+              <w:rPr>
+                <w:b/>
+              </w:rPr>
+              <w:t>Preparazione</w:t>
+            </w:r>
+          </w:p>
+        </w:tc>
+      </w:tr>
+      <w:tr>
+        <w:trPr>
+          <w:cantSplit/>
+        </w:trPr>
+        <w:tc>
+          <w:tcPr>
+            <w:tcW w:type="dxa" w:w="4762"/>
+            <w:tcMar>
+              <w:top w:w="95" w:type="dxa"/>
+              <w:left w:w="95" w:type="dxa"/>
+              <w:bottom w:w="95" w:type="dxa"/>
+              <w:right w:w="95" w:type="dxa"/>
+            </w:tcMar>
+          </w:tcPr>
+          <w:p>
+            <w:pPr>
+              <w:pStyle w:val="GuideTable"/>
+            </w:pPr>
+            <w:r>
+              <w:rPr>
+                <w:b w:val="0"/>
+              </w:rPr>
+              <w:t>REMOTE_ACCESS_MODE</w:t>
+            </w:r>
+          </w:p>
+        </w:tc>
+        <w:tc>
+          <w:tcPr>
+            <w:tcW w:type="dxa" w:w="4762"/>
+            <w:tcMar>
+              <w:top w:w="95" w:type="dxa"/>
+              <w:left w:w="95" w:type="dxa"/>
+              <w:bottom w:w="95" w:type="dxa"/>
+              <w:right w:w="95" w:type="dxa"/>
+            </w:tcMar>
+          </w:tcPr>
+          <w:p>
+            <w:pPr>
+              <w:pStyle w:val="GuideTable"/>
+            </w:pPr>
+            <w:r>
+              <w:rPr>
+                <w:b w:val="0"/>
+              </w:rPr>
+              <w:t>local in sviluppo; cloudflare per staging e produzione</w:t>
+            </w:r>
+          </w:p>
+        </w:tc>
+      </w:tr>
+      <w:tr>
+        <w:trPr>
+          <w:cantSplit/>
+        </w:trPr>
+        <w:tc>
+          <w:tcPr>
+            <w:tcW w:type="dxa" w:w="4762"/>
+            <w:tcMar>
+              <w:top w:w="95" w:type="dxa"/>
+              <w:left w:w="95" w:type="dxa"/>
+              <w:bottom w:w="95" w:type="dxa"/>
+              <w:right w:w="95" w:type="dxa"/>
+            </w:tcMar>
+          </w:tcPr>
+          <w:p>
+            <w:pPr>
+              <w:pStyle w:val="GuideTable"/>
+            </w:pPr>
+            <w:r>
+              <w:rPr>
+                <w:b w:val="0"/>
+              </w:rPr>
+              <w:t>AUTH_COOKIE_SECURE e AUTH_MFA_REQUIRED</w:t>
+            </w:r>
+          </w:p>
+        </w:tc>
+        <w:tc>
+          <w:tcPr>
+            <w:tcW w:type="dxa" w:w="4762"/>
+            <w:tcMar>
+              <w:top w:w="95" w:type="dxa"/>
+              <w:left w:w="95" w:type="dxa"/>
+              <w:bottom w:w="95" w:type="dxa"/>
+              <w:right w:w="95" w:type="dxa"/>
+            </w:tcMar>
+          </w:tcPr>
+          <w:p>
+            <w:pPr>
+              <w:pStyle w:val="GuideTable"/>
+            </w:pPr>
+            <w:r>
+              <w:rPr>
+                <w:b w:val="0"/>
+              </w:rPr>
+              <w:t>true nel remoto; APP_URL deve essere HTTPS e coincidere con il dominio dashboard</w:t>
+            </w:r>
+          </w:p>
+        </w:tc>
+      </w:tr>
+      <w:tr>
+        <w:trPr>
+          <w:cantSplit/>
+        </w:trPr>
+        <w:tc>
+          <w:tcPr>
+            <w:tcW w:type="dxa" w:w="4762"/>
+            <w:tcMar>
+              <w:top w:w="95" w:type="dxa"/>
+              <w:left w:w="95" w:type="dxa"/>
+              <w:bottom w:w="95" w:type="dxa"/>
+              <w:right w:w="95" w:type="dxa"/>
+            </w:tcMar>
+          </w:tcPr>
+          <w:p>
+            <w:pPr>
+              <w:pStyle w:val="GuideTable"/>
+            </w:pPr>
+            <w:r>
+              <w:rPr>
+                <w:b w:val="0"/>
+              </w:rPr>
+              <w:t>CLOUDFLARE_ACCESS_ISSUER e CLOUDFLARE_ACCESS_AUDIENCE</w:t>
+            </w:r>
+          </w:p>
+        </w:tc>
+        <w:tc>
+          <w:tcPr>
+            <w:tcW w:type="dxa" w:w="4762"/>
+            <w:tcMar>
+              <w:top w:w="95" w:type="dxa"/>
+              <w:left w:w="95" w:type="dxa"/>
+              <w:bottom w:w="95" w:type="dxa"/>
+              <w:right w:w="95" w:type="dxa"/>
+            </w:tcMar>
+          </w:tcPr>
+          <w:p>
+            <w:pPr>
+              <w:pStyle w:val="GuideTable"/>
+            </w:pPr>
+            <w:r>
+              <w:rPr>
+                <w:b w:val="0"/>
+              </w:rPr>
+              <w:t>Issuer fisso del team e audience dell’applicazione umana dashboard; solo all’API</w:t>
+            </w:r>
+          </w:p>
+        </w:tc>
+      </w:tr>
+      <w:tr>
+        <w:trPr>
+          <w:cantSplit/>
+        </w:trPr>
+        <w:tc>
+          <w:tcPr>
+            <w:tcW w:type="dxa" w:w="4762"/>
+            <w:tcMar>
+              <w:top w:w="95" w:type="dxa"/>
+              <w:left w:w="95" w:type="dxa"/>
+              <w:bottom w:w="95" w:type="dxa"/>
+              <w:right w:w="95" w:type="dxa"/>
+            </w:tcMar>
+          </w:tcPr>
+          <w:p>
+            <w:pPr>
+              <w:pStyle w:val="GuideTable"/>
+            </w:pPr>
+            <w:r>
+              <w:rPr>
+                <w:b w:val="0"/>
+              </w:rPr>
+              <w:t>DASHBOARD_PROXY_SECRET</w:t>
+            </w:r>
+          </w:p>
+        </w:tc>
+        <w:tc>
+          <w:tcPr>
+            <w:tcW w:type="dxa" w:w="4762"/>
+            <w:tcMar>
+              <w:top w:w="95" w:type="dxa"/>
+              <w:left w:w="95" w:type="dxa"/>
+              <w:bottom w:w="95" w:type="dxa"/>
+              <w:right w:w="95" w:type="dxa"/>
+            </w:tcMar>
+          </w:tcPr>
+          <w:p>
+            <w:pPr>
+              <w:pStyle w:val="GuideTable"/>
+            </w:pPr>
+            <w:r>
+              <w:rPr>
+                <w:b w:val="0"/>
+              </w:rPr>
+              <w:t>Chiave indipendente di almeno 43 caratteri condivisa solo fra API e dashboard dello stesso ambiente</w:t>
+            </w:r>
+          </w:p>
+        </w:tc>
+      </w:tr>
+      <w:tr>
+        <w:trPr>
+          <w:cantSplit/>
+        </w:trPr>
+        <w:tc>
+          <w:tcPr>
+            <w:tcW w:type="dxa" w:w="4762"/>
+            <w:tcMar>
+              <w:top w:w="95" w:type="dxa"/>
+              <w:left w:w="95" w:type="dxa"/>
+              <w:bottom w:w="95" w:type="dxa"/>
+              <w:right w:w="95" w:type="dxa"/>
+            </w:tcMar>
+          </w:tcPr>
+          <w:p>
+            <w:pPr>
+              <w:pStyle w:val="GuideTable"/>
+            </w:pPr>
+            <w:r>
+              <w:rPr>
+                <w:b w:val="0"/>
+              </w:rPr>
+              <w:t>CF_ACCESS_CLIENT_ID e CF_ACCESS_CLIENT_SECRET</w:t>
+            </w:r>
+          </w:p>
+        </w:tc>
+        <w:tc>
+          <w:tcPr>
+            <w:tcW w:type="dxa" w:w="4762"/>
+            <w:tcMar>
+              <w:top w:w="95" w:type="dxa"/>
+              <w:left w:w="95" w:type="dxa"/>
+              <w:bottom w:w="95" w:type="dxa"/>
+              <w:right w:w="95" w:type="dxa"/>
+            </w:tcMar>
+          </w:tcPr>
+          <w:p>
+            <w:pPr>
+              <w:pStyle w:val="GuideTable"/>
+            </w:pPr>
+            <w:r>
+              <w:rPr>
+                <w:b w:val="0"/>
+              </w:rPr>
+              <w:t>Token dell’applicazione API; solo al server dashboard su Vercel</w:t>
+            </w:r>
+          </w:p>
+        </w:tc>
+      </w:tr>
+      <w:tr>
+        <w:trPr>
+          <w:cantSplit/>
+        </w:trPr>
+        <w:tc>
+          <w:tcPr>
+            <w:tcW w:type="dxa" w:w="4762"/>
+            <w:tcMar>
+              <w:top w:w="95" w:type="dxa"/>
+              <w:left w:w="95" w:type="dxa"/>
+              <w:bottom w:w="95" w:type="dxa"/>
+              <w:right w:w="95" w:type="dxa"/>
+            </w:tcMar>
+          </w:tcPr>
+          <w:p>
+            <w:pPr>
+              <w:pStyle w:val="GuideTable"/>
+            </w:pPr>
+            <w:r>
+              <w:rPr>
+                <w:b w:val="0"/>
+              </w:rPr>
+              <w:t>API_INTERNAL_URL</w:t>
+            </w:r>
+          </w:p>
+        </w:tc>
+        <w:tc>
+          <w:tcPr>
+            <w:tcW w:type="dxa" w:w="4762"/>
+            <w:tcMar>
+              <w:top w:w="95" w:type="dxa"/>
+              <w:left w:w="95" w:type="dxa"/>
+              <w:bottom w:w="95" w:type="dxa"/>
+              <w:right w:w="95" w:type="dxa"/>
+            </w:tcMar>
+          </w:tcPr>
+          <w:p>
+            <w:pPr>
+              <w:pStyle w:val="GuideTable"/>
+            </w:pPr>
+            <w:r>
+              <w:rPr>
+                <w:b w:val="0"/>
+              </w:rPr>
+              <w:t>Origine HTTPS protetta dell’API remota, senza percorsi</w:t>
+            </w:r>
+          </w:p>
+        </w:tc>
+      </w:tr>
+      <w:tr>
+        <w:trPr>
+          <w:cantSplit/>
+        </w:trPr>
+        <w:tc>
+          <w:tcPr>
+            <w:tcW w:type="dxa" w:w="4762"/>
+            <w:tcMar>
+              <w:top w:w="95" w:type="dxa"/>
+              <w:left w:w="95" w:type="dxa"/>
+              <w:bottom w:w="95" w:type="dxa"/>
+              <w:right w:w="95" w:type="dxa"/>
+            </w:tcMar>
+          </w:tcPr>
+          <w:p>
+            <w:pPr>
+              <w:pStyle w:val="GuideTable"/>
+            </w:pPr>
+            <w:r>
+              <w:rPr>
+                <w:b w:val="0"/>
+              </w:rPr>
+              <w:t>DASHBOARD_ACCESS_MODE</w:t>
+            </w:r>
+          </w:p>
+        </w:tc>
+        <w:tc>
+          <w:tcPr>
+            <w:tcW w:type="dxa" w:w="4762"/>
+            <w:tcMar>
+              <w:top w:w="95" w:type="dxa"/>
+              <w:left w:w="95" w:type="dxa"/>
+              <w:bottom w:w="95" w:type="dxa"/>
+              <w:right w:w="95" w:type="dxa"/>
+            </w:tcMar>
+          </w:tcPr>
+          <w:p>
+            <w:pPr>
+              <w:pStyle w:val="GuideTable"/>
+            </w:pPr>
+            <w:r>
+              <w:rPr>
+                <w:b w:val="0"/>
+              </w:rPr>
+              <w:t>cloudflare; generato dall’export per il server dashboard</w:t>
+            </w:r>
+          </w:p>
+        </w:tc>
+      </w:tr>
+      <w:tr>
+        <w:trPr>
+          <w:cantSplit/>
+        </w:trPr>
+        <w:tc>
+          <w:tcPr>
+            <w:tcW w:type="dxa" w:w="4762"/>
+            <w:tcMar>
+              <w:top w:w="95" w:type="dxa"/>
+              <w:left w:w="95" w:type="dxa"/>
+              <w:bottom w:w="95" w:type="dxa"/>
+              <w:right w:w="95" w:type="dxa"/>
+            </w:tcMar>
+          </w:tcPr>
+          <w:p>
+            <w:pPr>
+              <w:pStyle w:val="GuideTable"/>
+            </w:pPr>
+            <w:r>
+              <w:rPr>
+                <w:b w:val="0"/>
+              </w:rPr>
+              <w:t>DASHBOARD_DEPLOYMENT_ENV</w:t>
+            </w:r>
+          </w:p>
+        </w:tc>
+        <w:tc>
+          <w:tcPr>
+            <w:tcW w:type="dxa" w:w="4762"/>
+            <w:tcMar>
+              <w:top w:w="95" w:type="dxa"/>
+              <w:left w:w="95" w:type="dxa"/>
+              <w:bottom w:w="95" w:type="dxa"/>
+              <w:right w:w="95" w:type="dxa"/>
+            </w:tcMar>
+          </w:tcPr>
+          <w:p>
+            <w:pPr>
+              <w:pStyle w:val="GuideTable"/>
+            </w:pPr>
+            <w:r>
+              <w:rPr>
+                <w:b w:val="0"/>
+              </w:rPr>
+              <w:t>staging oppure production; generato da APP_ENV</w:t>
+            </w:r>
+          </w:p>
+        </w:tc>
+      </w:tr>
+      <w:tr>
+        <w:trPr>
+          <w:cantSplit/>
+        </w:trPr>
+        <w:tc>
+          <w:tcPr>
+            <w:tcW w:type="dxa" w:w="4762"/>
+            <w:tcMar>
+              <w:top w:w="95" w:type="dxa"/>
+              <w:left w:w="95" w:type="dxa"/>
+              <w:bottom w:w="95" w:type="dxa"/>
+              <w:right w:w="95" w:type="dxa"/>
+            </w:tcMar>
+          </w:tcPr>
+          <w:p>
+            <w:pPr>
+              <w:pStyle w:val="GuideTable"/>
+            </w:pPr>
+            <w:r>
+              <w:rPr>
+                <w:b w:val="0"/>
+              </w:rPr>
+              <w:t>DASHBOARD_ENVIRONMENT_ID e DASHBOARD_PUBLIC_URL</w:t>
+            </w:r>
+          </w:p>
+        </w:tc>
+        <w:tc>
+          <w:tcPr>
+            <w:tcW w:type="dxa" w:w="4762"/>
+            <w:tcMar>
+              <w:top w:w="95" w:type="dxa"/>
+              <w:left w:w="95" w:type="dxa"/>
+              <w:bottom w:w="95" w:type="dxa"/>
+              <w:right w:w="95" w:type="dxa"/>
+            </w:tcMar>
+          </w:tcPr>
+          <w:p>
+            <w:pPr>
+              <w:pStyle w:val="GuideTable"/>
+            </w:pPr>
+            <w:r>
+              <w:rPr>
+                <w:b w:val="0"/>
+              </w:rPr>
+              <w:t>Identificativo del backend e origine esatta della dashboard; generati dall’export</w:t>
+            </w:r>
+          </w:p>
+        </w:tc>
+      </w:tr>
+      <w:tr>
+        <w:trPr>
+          <w:cantSplit/>
+        </w:trPr>
+        <w:tc>
+          <w:tcPr>
+            <w:tcW w:type="dxa" w:w="4762"/>
+            <w:tcMar>
+              <w:top w:w="95" w:type="dxa"/>
+              <w:left w:w="95" w:type="dxa"/>
+              <w:bottom w:w="95" w:type="dxa"/>
+              <w:right w:w="95" w:type="dxa"/>
+            </w:tcMar>
+          </w:tcPr>
+          <w:p>
+            <w:pPr>
+              <w:pStyle w:val="GuideTable"/>
+            </w:pPr>
+            <w:r>
+              <w:rPr>
+                <w:b w:val="0"/>
+              </w:rPr>
+              <w:t>RUNTIME_STATE_DIR</w:t>
+            </w:r>
+          </w:p>
+        </w:tc>
+        <w:tc>
+          <w:tcPr>
+            <w:tcW w:type="dxa" w:w="4762"/>
+            <w:tcMar>
+              <w:top w:w="95" w:type="dxa"/>
+              <w:left w:w="95" w:type="dxa"/>
+              <w:bottom w:w="95" w:type="dxa"/>
+              <w:right w:w="95" w:type="dxa"/>
+            </w:tcMar>
+          </w:tcPr>
+          <w:p>
+            <w:pPr>
+              <w:pStyle w:val="GuideTable"/>
+            </w:pPr>
+            <w:r>
+              <w:rPr>
+                <w:b w:val="0"/>
+              </w:rPr>
+              <w:t>Directory privata assoluta e distinta per ambiente; genera DATA_DIR e LOG_DIR per ruolo</w:t>
+            </w:r>
+          </w:p>
+        </w:tc>
+      </w:tr>
+      <w:tr>
+        <w:trPr>
+          <w:cantSplit/>
+        </w:trPr>
+        <w:tc>
+          <w:tcPr>
+            <w:tcW w:type="dxa" w:w="4762"/>
+            <w:tcMar>
+              <w:top w:w="95" w:type="dxa"/>
+              <w:left w:w="95" w:type="dxa"/>
+              <w:bottom w:w="95" w:type="dxa"/>
+              <w:right w:w="95" w:type="dxa"/>
+            </w:tcMar>
+          </w:tcPr>
+          <w:p>
+            <w:pPr>
+              <w:pStyle w:val="GuideTable"/>
+            </w:pPr>
+            <w:r>
+              <w:rPr>
+                <w:b w:val="0"/>
+              </w:rPr>
+              <w:t>ENABLE_EXPERIMENTAL_COREPACK</w:t>
+            </w:r>
+          </w:p>
+        </w:tc>
+        <w:tc>
+          <w:tcPr>
+            <w:tcW w:type="dxa" w:w="4762"/>
+            <w:tcMar>
+              <w:top w:w="95" w:type="dxa"/>
+              <w:left w:w="95" w:type="dxa"/>
+              <w:bottom w:w="95" w:type="dxa"/>
+              <w:right w:w="95" w:type="dxa"/>
+            </w:tcMar>
+          </w:tcPr>
+          <w:p>
+            <w:pPr>
+              <w:pStyle w:val="GuideTable"/>
+            </w:pPr>
+            <w:r>
+              <w:rPr>
+                <w:b w:val="0"/>
+              </w:rPr>
+              <w:t>1 nelle impostazioni build Vercel, per usare il pnpm fissato dal repository</w:t>
+            </w:r>
+          </w:p>
+        </w:tc>
+      </w:tr>
+    </w:tbl>
+    <w:p>
+      <w:pPr>
+        <w:spacing w:after="40"/>
+      </w:pPr>
+    </w:p>
+    <w:p>
+      <w:r>
+        <w:t xml:space="preserve">Su Vercel importare il monorepo, Root Directory apps/dashboard, includendo file esterni alla directory per shared-types e preflight. Usare due progetti, Node 24.x e il vercel.json fornito. Trasferire soltanto i campi di .env.dashboard nelle variabili server; mai operator.env, URL PostgreSQL o chiavi Telegram/AI/MT5. Non usare NEXT_PUBLIC_ per questi campi. Production e Preview devono avere valori espliciti; ogni preview usa staging e un dominio/alias stabile approvato. Le preview configurate su production e le richieste dai normali URL casuali vengono rifiutate. Le modifiche alle variabili richiedono un nuovo deployment. </w:t>
+      </w:r>
+      <w:hyperlink r:id="rId11">
+        <w:r>
+          <w:rPr>
+            <w:rStyle w:val="Hyperlink"/>
+          </w:rPr>
+          <w:t>Variabili Vercel</w:t>
+        </w:r>
+      </w:hyperlink>
+      <w:r/>
+    </w:p>
+    <w:p>
+      <w:r>
+        <w:t>La verifica remota controlla firma, issuer, audience, scadenze, email, soggetto e MFA del JWT originale su ogni richiesta. Next inoltra separatamente la credenziale del servizio e il token umano. Il backend verifica l’ambiente prima di modificare dati; Next verifica l’ambiente della risposta. La sessione TRD richiede la stessa email e lo stesso soggetto autenticato, conservando password, ruoli, CSRF e conferme esistenti. Le preview non possono condividere dati di produzione. Il proxy Cloudflare davanti a Vercel serve alla protezione privata e richiede collaudo di DNS, TLS e cache nella topologia effettiva.</w:t>
+      </w:r>
+    </w:p>
+    <w:p>
+      <w:r>
+        <w:t>Windows: usare New-NativeServiceTemplates.ps1 -BackendOnly con ServicePrefix, ApiPort, BridgePort, LayoutPath PostgreSQL e directory di ambiente distinti. Crea cinque servizi e non richiede una dashboard locale. Linux: docker-compose.backend.yml esclude dashboard e Redis dall’avvio ordinario e abilita esplicitamente staging/production, conservando pubblicazione su loopback. Il mount data/ai del worker è in sola lettura per le ricevute. Le istruzioni complete sono in docs/DEPLOYMENT_VERCEL.md; generazione dei piani non equivale a installazione Windows o prova di riavvio.</w:t>
+      </w:r>
+    </w:p>
+    <w:p>
+      <w:r>
+        <w:t>Prima di consegnare il dominio provare MFA reale, ruoli, sessioni scadute, JWT falsi, accesso diretto Vercel, token di servizio errato, ambiente errato, Origin/CSRF, indisponibilità API/database e rotazione delle chiavi. Confermare con una modifica di staging che produzione resti invariata. Il collaudo automatico locale non sostituisce queste prove.</w:t>
+      </w:r>
+    </w:p>
+    <w:p>
+      <w:pPr>
+        <w:pStyle w:val="Heading1"/>
+      </w:pPr>
+      <w:r>
         <w:t>Credenziali e collegamento Telegram</w:t>
       </w:r>
     </w:p>
@@ -1722,7 +2484,7 @@
       <w:r>
         <w:t xml:space="preserve">Il team o il titolare dell’account deve predisporre un’applicazione nella sezione API development tools di https://my.telegram.org. Registrare TELEGRAM_API_ID e TELEGRAM_API_HASH nel file locale protetto. Sono credenziali dell’applicazione Telegram, distinte dal token di un bot e dagli identificativi dei canali. </w:t>
       </w:r>
-      <w:hyperlink r:id="rId11">
+      <w:hyperlink r:id="rId12">
         <w:r>
           <w:rPr>
             <w:rStyle w:val="Hyperlink"/>
@@ -2401,7 +3163,7 @@
       <w:r>
         <w:t xml:space="preserve">Il numero di telefono, il codice di accesso e l’eventuale password Telegram a due passaggi sono richiesti senza eco dalla procedura locale. Non salvarli in variabili del servizio e non raccoglierli in un modulo della dashboard. La sessione viene cifrata con AES GCM e legata a schema, ambiente, account, identità del collector e identificativo della chiave. La sessione Telethon in memoria non produce un file SQLite in chiaro. </w:t>
       </w:r>
-      <w:hyperlink r:id="rId12">
+      <w:hyperlink r:id="rId13">
         <w:r>
           <w:rPr>
             <w:rStyle w:val="Hyperlink"/>
@@ -2466,7 +3228,7 @@
         <w:keepNext/>
       </w:pPr>
       <w:r>
-        <w:t>Verificare migrazione 0005_analysis e servizi locali avviati con i propri ruoli.</w:t>
+        <w:t>Verificare migrazione 0005b_remote_openrouter e servizi avviati con i propri ruoli.</w:t>
       </w:r>
     </w:p>
     <w:p>
@@ -2676,7 +3438,7 @@
               <w:rPr>
                 <w:b w:val="0"/>
               </w:rPr>
-              <w:t>Solo mock; altri valori rifiutati all’avvio</w:t>
+              <w:t>mock inizialmente; openrouter richiede ricevuta valida, chiave e budget positivi</w:t>
             </w:r>
           </w:p>
         </w:tc>
@@ -3197,28 +3959,358 @@
         <w:pStyle w:val="Heading1"/>
       </w:pPr>
       <w:r>
-        <w:t>Preparare le integrazioni delle fasi successive</w:t>
+        <w:t>Collaudare e integrare OpenRouter</w:t>
       </w:r>
     </w:p>
     <w:p>
       <w:r>
-        <w:t xml:space="preserve">Per l’IA esterna predisporre un account API con progetto e limiti di spesa dedicati. OPENAI_API_KEY è prevista per il primo adapter esterno; una chiave compilata non attiva chiamate. Il contratto Responses usa schema rigoroso, store=false, nessuno strumento e un’origine fissa; oggi accetta soltanto il trasporto di test. Prima di abilitare la rete servono accesso effettivo al modello, manifesti e prezzi attuali verificati, un limite dimostrabile ai token di ingresso, prove di fatturazione e risultati valutati su fixture approvate. La selezione di modelli esterni dalla dashboard è rifiutata. ANTHROPIC_API_KEY, GOOGLE_AI_API_KEY, MOONSHOT_API_KEY e TYPESAFE_API_KEY restano riservati e facoltativi. </w:t>
+        <w:t xml:space="preserve">L’adapter OpenRouter invia soltanto prompt fisso e proposta normalizzata, senza testo Telegram grezzo, strumenti, plugin, redirect o reasoning privato. Fissa modello, un solo provider, schema rigoroso, prezzi massimi, require_parameters=true, data_collection=deny e zdr=true; se un requisito non è disponibile la richiesta fallisce. Verificare anche condizioni e impostazioni dell’account dedicato. Il catalogo deve confermare schema, capacità di token e prezzi correnti. </w:t>
       </w:r>
-      <w:hyperlink r:id="rId13">
+      <w:hyperlink r:id="rId14">
         <w:r>
           <w:rPr>
             <w:rStyle w:val="Hyperlink"/>
           </w:rPr>
-          <w:t>Output strutturati OpenAI</w:t>
+          <w:t>Routing OpenRouter</w:t>
+        </w:r>
+      </w:hyperlink>
+      <w:r/>
+    </w:p>
+    <w:tbl>
+      <w:tblPr>
+        <w:tblW w:type="auto" w:w="0"/>
+        <w:jc w:val="center"/>
+        <w:tblLayout w:type="fixed"/>
+        <w:tblLook w:firstColumn="1" w:firstRow="1" w:lastColumn="0" w:lastRow="0" w:noHBand="0" w:noVBand="1" w:val="04A0"/>
+        <w:tblBorders>
+          <w:top w:val="single" w:sz="4" w:color="D9D9D9"/>
+          <w:left w:val="single" w:sz="4" w:color="D9D9D9"/>
+          <w:bottom w:val="single" w:sz="4" w:color="D9D9D9"/>
+          <w:right w:val="single" w:sz="4" w:color="D9D9D9"/>
+          <w:insideH w:val="single" w:sz="4" w:color="D9D9D9"/>
+          <w:insideV w:val="single" w:sz="4" w:color="D9D9D9"/>
+        </w:tblBorders>
+      </w:tblPr>
+      <w:tblGrid>
+        <w:gridCol w:w="4762"/>
+        <w:gridCol w:w="4762"/>
+      </w:tblGrid>
+      <w:tr>
+        <w:trPr>
+          <w:cantSplit/>
+          <w:tblHeader/>
+        </w:trPr>
+        <w:tc>
+          <w:tcPr>
+            <w:tcW w:type="dxa" w:w="4762"/>
+            <w:tcMar>
+              <w:top w:w="95" w:type="dxa"/>
+              <w:left w:w="95" w:type="dxa"/>
+              <w:bottom w:w="95" w:type="dxa"/>
+              <w:right w:w="95" w:type="dxa"/>
+            </w:tcMar>
+            <w:shd w:fill="F2F2F2"/>
+          </w:tcPr>
+          <w:p>
+            <w:pPr>
+              <w:pStyle w:val="GuideTable"/>
+            </w:pPr>
+            <w:r>
+              <w:rPr>
+                <w:b/>
+              </w:rPr>
+              <w:t>Nuove variabili AI</w:t>
+            </w:r>
+          </w:p>
+        </w:tc>
+        <w:tc>
+          <w:tcPr>
+            <w:tcW w:type="dxa" w:w="4762"/>
+            <w:tcMar>
+              <w:top w:w="95" w:type="dxa"/>
+              <w:left w:w="95" w:type="dxa"/>
+              <w:bottom w:w="95" w:type="dxa"/>
+              <w:right w:w="95" w:type="dxa"/>
+            </w:tcMar>
+            <w:shd w:fill="F2F2F2"/>
+          </w:tcPr>
+          <w:p>
+            <w:pPr>
+              <w:pStyle w:val="GuideTable"/>
+            </w:pPr>
+            <w:r>
+              <w:rPr>
+                <w:b/>
+              </w:rPr>
+              <w:t>Preparazione</w:t>
+            </w:r>
+          </w:p>
+        </w:tc>
+      </w:tr>
+      <w:tr>
+        <w:trPr>
+          <w:cantSplit/>
+        </w:trPr>
+        <w:tc>
+          <w:tcPr>
+            <w:tcW w:type="dxa" w:w="4762"/>
+            <w:tcMar>
+              <w:top w:w="95" w:type="dxa"/>
+              <w:left w:w="95" w:type="dxa"/>
+              <w:bottom w:w="95" w:type="dxa"/>
+              <w:right w:w="95" w:type="dxa"/>
+            </w:tcMar>
+          </w:tcPr>
+          <w:p>
+            <w:pPr>
+              <w:pStyle w:val="GuideTable"/>
+            </w:pPr>
+            <w:r>
+              <w:rPr>
+                <w:b w:val="0"/>
+              </w:rPr>
+              <w:t>OPENROUTER_API_KEY</w:t>
+            </w:r>
+          </w:p>
+        </w:tc>
+        <w:tc>
+          <w:tcPr>
+            <w:tcW w:type="dxa" w:w="4762"/>
+            <w:tcMar>
+              <w:top w:w="95" w:type="dxa"/>
+              <w:left w:w="95" w:type="dxa"/>
+              <w:bottom w:w="95" w:type="dxa"/>
+              <w:right w:w="95" w:type="dxa"/>
+            </w:tcMar>
+          </w:tcPr>
+          <w:p>
+            <w:pPr>
+              <w:pStyle w:val="GuideTable"/>
+            </w:pPr>
+            <w:r>
+              <w:rPr>
+                <w:b w:val="0"/>
+              </w:rPr>
+              <w:t>Chiave dell’ambiente, solo al worker AI e al probe operatore</w:t>
+            </w:r>
+          </w:p>
+        </w:tc>
+      </w:tr>
+      <w:tr>
+        <w:trPr>
+          <w:cantSplit/>
+        </w:trPr>
+        <w:tc>
+          <w:tcPr>
+            <w:tcW w:type="dxa" w:w="4762"/>
+            <w:tcMar>
+              <w:top w:w="95" w:type="dxa"/>
+              <w:left w:w="95" w:type="dxa"/>
+              <w:bottom w:w="95" w:type="dxa"/>
+              <w:right w:w="95" w:type="dxa"/>
+            </w:tcMar>
+          </w:tcPr>
+          <w:p>
+            <w:pPr>
+              <w:pStyle w:val="GuideTable"/>
+            </w:pPr>
+            <w:r>
+              <w:rPr>
+                <w:b w:val="0"/>
+              </w:rPr>
+              <w:t>OPENROUTER_MANIFEST_PATH</w:t>
+            </w:r>
+          </w:p>
+        </w:tc>
+        <w:tc>
+          <w:tcPr>
+            <w:tcW w:type="dxa" w:w="4762"/>
+            <w:tcMar>
+              <w:top w:w="95" w:type="dxa"/>
+              <w:left w:w="95" w:type="dxa"/>
+              <w:bottom w:w="95" w:type="dxa"/>
+              <w:right w:w="95" w:type="dxa"/>
+            </w:tcMar>
+          </w:tcPr>
+          <w:p>
+            <w:pPr>
+              <w:pStyle w:val="GuideTable"/>
+            </w:pPr>
+            <w:r>
+              <w:rPr>
+                <w:b w:val="0"/>
+              </w:rPr>
+              <w:t>Percorso facoltativo del manifest operativo; il probe richiede --manifest esplicito</w:t>
+            </w:r>
+          </w:p>
+        </w:tc>
+      </w:tr>
+      <w:tr>
+        <w:trPr>
+          <w:cantSplit/>
+        </w:trPr>
+        <w:tc>
+          <w:tcPr>
+            <w:tcW w:type="dxa" w:w="4762"/>
+            <w:tcMar>
+              <w:top w:w="95" w:type="dxa"/>
+              <w:left w:w="95" w:type="dxa"/>
+              <w:bottom w:w="95" w:type="dxa"/>
+              <w:right w:w="95" w:type="dxa"/>
+            </w:tcMar>
+          </w:tcPr>
+          <w:p>
+            <w:pPr>
+              <w:pStyle w:val="GuideTable"/>
+            </w:pPr>
+            <w:r>
+              <w:rPr>
+                <w:b w:val="0"/>
+              </w:rPr>
+              <w:t>OPENROUTER_ACCEPTANCE_PATH</w:t>
+            </w:r>
+          </w:p>
+        </w:tc>
+        <w:tc>
+          <w:tcPr>
+            <w:tcW w:type="dxa" w:w="4762"/>
+            <w:tcMar>
+              <w:top w:w="95" w:type="dxa"/>
+              <w:left w:w="95" w:type="dxa"/>
+              <w:bottom w:w="95" w:type="dxa"/>
+              <w:right w:w="95" w:type="dxa"/>
+            </w:tcMar>
+          </w:tcPr>
+          <w:p>
+            <w:pPr>
+              <w:pStyle w:val="GuideTable"/>
+            </w:pPr>
+            <w:r>
+              <w:rPr>
+                <w:b w:val="0"/>
+              </w:rPr>
+              <w:t>Ricevuta privata valida, visibile dal worker; obbligatoria in modalità openrouter</w:t>
+            </w:r>
+          </w:p>
+        </w:tc>
+      </w:tr>
+      <w:tr>
+        <w:trPr>
+          <w:cantSplit/>
+        </w:trPr>
+        <w:tc>
+          <w:tcPr>
+            <w:tcW w:type="dxa" w:w="4762"/>
+            <w:tcMar>
+              <w:top w:w="95" w:type="dxa"/>
+              <w:left w:w="95" w:type="dxa"/>
+              <w:bottom w:w="95" w:type="dxa"/>
+              <w:right w:w="95" w:type="dxa"/>
+            </w:tcMar>
+          </w:tcPr>
+          <w:p>
+            <w:pPr>
+              <w:pStyle w:val="GuideTable"/>
+            </w:pPr>
+            <w:r>
+              <w:rPr>
+                <w:b w:val="0"/>
+              </w:rPr>
+              <w:t>AI_HARD_MAX_INPUT_TOKENS</w:t>
+            </w:r>
+          </w:p>
+        </w:tc>
+        <w:tc>
+          <w:tcPr>
+            <w:tcW w:type="dxa" w:w="4762"/>
+            <w:tcMar>
+              <w:top w:w="95" w:type="dxa"/>
+              <w:left w:w="95" w:type="dxa"/>
+              <w:bottom w:w="95" w:type="dxa"/>
+              <w:right w:w="95" w:type="dxa"/>
+            </w:tcMar>
+          </w:tcPr>
+          <w:p>
+            <w:pPr>
+              <w:pStyle w:val="GuideTable"/>
+            </w:pPr>
+            <w:r>
+              <w:rPr>
+                <w:b w:val="0"/>
+              </w:rPr>
+              <w:t>131072; da 1 a 1000000, limite superiore al contesto approvato del modello</w:t>
+            </w:r>
+          </w:p>
+        </w:tc>
+      </w:tr>
+    </w:tbl>
+    <w:p>
+      <w:pPr>
+        <w:spacing w:after="40"/>
+      </w:pPr>
+    </w:p>
+    <w:p>
+      <w:r>
+        <w:t>Copiare infra/openrouter/manifest.example.json in una directory privata. L’esempio pubblico è scaduto e va compilato con dati verificati: modello/versione esatti, tag e nome del provider, intero contesto pubblicato come input_token_limit, schema, output massimo, prezzi in USD per milione e versione dei prezzi. Date UTC con validità massima sette giorni. Ogni revisione usa nuovi id e pricing_version; i profili importati sono immutabili e non vengono riabilitati automaticamente.</w:t>
+      </w:r>
+    </w:p>
+    <w:p>
+      <w:r>
+        <w:t>Con AI_PROVIDER_MODE ancora mock, configurare chiave e i quattro budget server positivi. Eseguire pnpm ai:accept con --operator-env, --manifest, un nuovo --receipt e --allow-paid-probe. Il comando può generare addebiti: controlla i massimi prima della rete, legge il catalogo e invia tre prove sintetiche per modello senza ritentare. Non utilizza messaggi personali. I probe sono fuori dal registro job: per ripetizioni e spesa complessiva mantenere il limite dell’account OpenRouter. Un fallimento non crea una nuova ricevuta e non modifica agenti.</w:t>
+      </w:r>
+    </w:p>
+    <w:p>
+      <w:r>
+        <w:t>La ricevuta verifica WAIT con assenza di contesto di mercato, schema, provenienza, token e costo. È legata ad ambiente, manifest, impronta della chiave e scadenza, senza includere la chiave. Importarla con pnpm ai:import --operator-env, --receipt e --admin-email di un amministratore attivo. L’import riceve solo la credenziale di migrazione, scrive modelli e audit, e non attiva agenti. Proteggere la ricevuta con ACL: un amministratore del server resta nel perimetro di fiducia.</w:t>
+      </w:r>
+    </w:p>
+    <w:p>
+      <w:r>
+        <w:t>Solo dopo l’esito positivo configurare AI_PROVIDER_MODE=openrouter e OPENROUTER_ACCEPTANCE_PATH, quindi riavviare il worker. Per Windows usare un percorso assoluto del relativo ambiente; nel contenitore usare /var/trd/acceptance/nome-ricevuta.json, con il file host data/ai/nome-ricevuta.json montato in sola lettura. Non riusare ricevute fra ambienti o dopo una rotazione della chiave. Il runtime ricontrolla scadenza e limiti anche per ogni richiesta.</w:t>
+      </w:r>
+    </w:p>
+    <w:p>
+      <w:r>
+        <w:t>Dalla dashboard ADMIN i modelli approvati sono disponibili per Analisi di mercato, Valutazione delle decisioni e Verifica critica. Richiedono un costo massimo positivo per richiesta e una conferma; classificazione/interpretazione restano locali e la revisione delle posizioni indisponibile. Il simulatore richiede costo massimo zero. Non inviare dati autorizzati finché non sono stati verificati account, routing privacy, fatturazione reale, timeout/429/402 e qualità degli esiti su fixture approvate.</w:t>
+      </w:r>
+    </w:p>
+    <w:p>
+      <w:r>
+        <w:t xml:space="preserve">Ogni tentativo prenota l’intero limite di input e l’output consentito ai prezzi approvati. Il costo contabilizzato è il maggiore fra stima e usage.cost, con costo dichiarato dal provider conservato separatamente e arrotondato verso l’alto a dieci decimali. Se consumo o costo mancano, l’importo rimane impegnato e le alternative si fermano; un costo oltre il preventivo aumenta la trattenuta. Riavvio e cambio periodo non liberano importi sconosciuti. Generation ID e provider permettono una futura riconciliazione; lo sblocco automatico non è implementato. </w:t>
+      </w:r>
+      <w:hyperlink r:id="rId15">
+        <w:r>
+          <w:rPr>
+            <w:rStyle w:val="Hyperlink"/>
+          </w:rPr>
+          <w:t>Contabilizzazione OpenRouter</w:t>
         </w:r>
       </w:hyperlink>
       <w:r/>
     </w:p>
     <w:p>
       <w:r>
+        <w:t>Le istruzioni complete e i comandi sono in docs/OPENROUTER.md. I test automatici non effettuano chiamate a pagamento. Il collaudo sintetico del protocollo non certifica una strategia finanziaria: anche PROPOSE resta consultivo, senza motore di rischio, approvazione esecutiva o ordine.</w:t>
+      </w:r>
+    </w:p>
+    <w:p>
+      <w:pPr>
+        <w:pStyle w:val="Heading1"/>
+      </w:pPr>
+      <w:r>
+        <w:t>Preparare le integrazioni delle fasi successive</w:t>
+      </w:r>
+    </w:p>
+    <w:p>
+      <w:r>
+        <w:t>OpenRouter è il percorso esterno implementato in questa preparazione. Il precedente contratto OpenAI Responses resta limitato al trasporto di test: OPENAI_API_KEY non abilita chiamate dirette. ANTHROPIC_API_KEY, GOOGLE_AI_API_KEY, MOONSHOT_API_KEY e TYPESAFE_API_KEY restano riservati e facoltativi. Non trasferire queste chiavi sulla dashboard.</w:t>
+      </w:r>
+    </w:p>
+    <w:p>
+      <w:r>
         <w:t xml:space="preserve">Per gli avvisi predisporre successivamente un bot tramite BotFather e una destinazione autorizzata. ALERT_TELEGRAM_BOT_TOKEN, ALERT_TELEGRAM_CHAT_ID e ALERT_COOLDOWN_SECONDS riguardano il futuro servizio notifiche; il bot non sostituisce il collector e la fase attuale non invia messaggi. </w:t>
       </w:r>
-      <w:hyperlink r:id="rId14">
+      <w:hyperlink r:id="rId16">
         <w:r>
           <w:rPr>
             <w:rStyle w:val="Hyperlink"/>
@@ -3240,7 +4332,7 @@
     </w:p>
     <w:p>
       <w:r>
-        <w:t>Per l’accesso esterno predisporre dominio, DNS, Cloudflare Tunnel e Access o un’alternativa con MFA verificato. CLOUDFLARE_ACCESS_ISSUER e CLOUDFLARE_ACCESS_AUDIENCE sono previsti nelle impostazioni API, ma la verifica degli assertion non è implementata. Il software rifiuta attualmente origini remote in produzione: il team deve completare e collaudare il gate prima di pubblicare l’accesso. Non considerare il solo tunnel come prova di autenticazione applicativa.</w:t>
+        <w:t>La verifica remota Cloudflare è ora implementata come descritto sopra. Domini, IdP, claim MFA, service token, TLS e riavvio reale restano configurazioni e prove del team. Non considerare il solo tunnel come prova di autenticazione applicativa; un percorso remoto alternativo richiede un’implementazione e un collaudo equivalenti.</w:t>
       </w:r>
     </w:p>
     <w:p>
@@ -3297,6 +4389,16 @@
         <w:t>11 ottobre 2026 — Aggiunta la preparazione della fase 5 locale: migrazione, parser, istruzioni versionate, attivazioni confermate, limiti del worker, budget e recupero conservativo. Distinti il contratto OpenAI verificato offline e i gate ancora richiesti per rete, rischio e MT5.</w:t>
       </w:r>
     </w:p>
+    <w:p>
+      <w:r>
+        <w:t>12 ottobre 2026 — Aggiunta la fase 5b prima del rischio: Vercel, JWT Access/MFA, sessioni remote legate all’identità, file privati e istanze indipendenti, servizi Windows senza dashboard e percorso Linux. Integrati OpenRouter, collaudo sintetico esplicito, ricevute con scadenza, import immutabile e costo del provider separato. Domini e account reali ancora da collaudare; fase 6 e MT5 restano futuri.</w:t>
+      </w:r>
+    </w:p>
+    <w:p>
+      <w:r>
+        <w:t>12 ottobre 2026 — Implementati e verificati tema chiaro e scuro con selettore anche all’accesso e su mobile, cookie di preferenza e applicazione del tema nel rendering del server; nessuna nuova variabile o credenziale.</w:t>
+      </w:r>
+    </w:p>
     <w:sectPr>
       <w:headerReference w:type="default" r:id="rId9"/>
       <w:footerReference w:type="default" r:id="rId10"/>
@@ -3319,7 +4421,7 @@
       <w:rPr>
         <w:sz w:val="16"/>
       </w:rPr>
-      <w:t xml:space="preserve">Aggiornamento 11 ottobre 2026 · Pagina </w:t>
+      <w:t xml:space="preserve">Aggiornamento 12 ottobre 2026 · Pagina </w:t>
     </w:r>
     <w:fldSimple w:instr="PAGE"/>
   </w:p>

--- a/docs/team/GUIDA_PREPARAZIONE.docx
+++ b/docs/team/GUIDA_PREPARAZIONE.docx
@@ -7,7 +7,7 @@
         <w:pStyle w:val="Title"/>
       </w:pPr>
       <w:r>
-        <w:t>TRD Preparazione pratica per il team di sviluppo</w:t>
+        <w:t>TRD Guida di preparazione</w:t>
       </w:r>
     </w:p>
     <w:p>
@@ -15,17 +15,26 @@
         <w:pStyle w:val="Subtitle"/>
       </w:pPr>
       <w:r>
-        <w:t>Aggiornamento del 12 ottobre 2026 | Versione fase 5b | Vercel e backend persistente con ambienti separati</w:t>
+        <w:t>Aggiornamento del 12 ottobre 2026 | Fase 6 | Checklist operativa del team</w:t>
       </w:r>
     </w:p>
     <w:p>
       <w:r>
-        <w:t>Questa guida indica cosa predisporre per usare TRD con un cliente: ambiente, account, variabili, chiavi e verifiche. Accesso, dashboard, raccolta Telegram e analisi consultiva sono implementati. La preparazione prima della fase 6 aggiunge dashboard su Vercel, verifica remota Cloudflare Access con MFA, ambienti separati e adapter OpenRouter con collaudo esplicito. I test locali usano account e trasporti sintetici. Servono ancora dominio, account Vercel/Cloudflare, MFA reale, account OpenRouter e collaudo sul VPS. L’installazione esistente resta locale con mock, Telegram e trading disattivati. Il backend persistente resta Python su Windows, con percorso Linux disponibile; rischio ed esecuzione MT5 sono futuri.</w:t>
+        <w:t xml:space="preserve">Dashboard, raccolta Telegram, analisi consultiva e motore del rischio sono implementati; il rischio, OpenRouter e accesso Vercel con Cloudflare MFA sono verificati con dati di prova. </w:t>
+      </w:r>
+      <w:r>
+        <w:rPr>
+          <w:b/>
+        </w:rPr>
+        <w:t>L’installazione resta locale e in simulazione, con Telegram e agenti disattivati.</w:t>
+      </w:r>
+      <w:r>
+        <w:t xml:space="preserve"> Account reali, dominio e VPS richiedono collaudo. Dati di conto e mercato autenticati, esecuzione, riconciliazione e MT5 sono futuri.</w:t>
       </w:r>
     </w:p>
     <w:p>
       <w:r>
-        <w:t>Le configurazioni future elencate qui preparano il lavoro del team. La presenza di una chiave non dimostra che l’integrazione sia implementata, collegata o autorizzata. Non inserire credenziali reali in questa guida, nei ticket, nei log o negli esempi condivisi.</w:t>
+        <w:t>Questa guida raccoglie le azioni di preparazione; i contratti completi restano nei documenti tecnici collegati. Nessun esempio contiene credenziali o messaggi personali.</w:t>
       </w:r>
     </w:p>
     <w:p>
@@ -33,7 +42,47 @@
         <w:pStyle w:val="Heading1"/>
       </w:pPr>
       <w:r>
-        <w:t>Account e accessi da predisporre</w:t>
+        <w:t>Componenti e responsabilità</w:t>
+      </w:r>
+    </w:p>
+    <w:p>
+      <w:pPr>
+        <w:spacing w:after="160"/>
+        <w:jc w:val="center"/>
+      </w:pPr>
+      <w:r>
+        <w:drawing>
+          <wp:inline xmlns:a="http://schemas.openxmlformats.org/drawingml/2006/main" xmlns:pic="http://schemas.openxmlformats.org/drawingml/2006/picture">
+            <wp:extent cx="6048000" cy="2519370"/>
+            <wp:docPr id="1" name="Picture 1" descr="Dashboard e backend con ruoli separati e integrazioni future"/>
+            <wp:cNvGraphicFramePr>
+              <a:graphicFrameLocks noChangeAspect="1"/>
+            </wp:cNvGraphicFramePr>
+            <a:graphic>
+              <a:graphicData uri="http://schemas.openxmlformats.org/drawingml/2006/picture">
+                <pic:pic>
+                  <pic:nvPicPr>
+                    <pic:cNvPr id="0" name="componenti-sistema.png"/>
+                    <pic:cNvPicPr/>
+                  </pic:nvPicPr>
+                  <pic:blipFill>
+                    <a:blip r:embed="rId11"/>
+                    <a:stretch>
+                      <a:fillRect/>
+                    </a:stretch>
+                  </pic:blipFill>
+                  <pic:spPr>
+                    <a:xfrm>
+                      <a:off x="0" y="0"/>
+                      <a:ext cx="6048000" cy="2519370"/>
+                    </a:xfrm>
+                    <a:prstGeom prst="rect"/>
+                  </pic:spPr>
+                </pic:pic>
+              </a:graphicData>
+            </a:graphic>
+          </wp:inline>
+        </w:drawing>
       </w:r>
     </w:p>
     <w:tbl>
@@ -52,9 +101,8 @@
         </w:tblBorders>
       </w:tblPr>
       <w:tblGrid>
-        <w:gridCol w:w="2778"/>
-        <w:gridCol w:w="3685"/>
-        <w:gridCol w:w="3061"/>
+        <w:gridCol w:w="4309"/>
+        <w:gridCol w:w="5216"/>
       </w:tblGrid>
       <w:tr>
         <w:trPr>
@@ -63,14 +111,15 @@
         </w:trPr>
         <w:tc>
           <w:tcPr>
-            <w:tcW w:type="dxa" w:w="2778"/>
+            <w:tcW w:type="dxa" w:w="4309"/>
+            <w:vAlign w:val="center"/>
             <w:tcMar>
               <w:top w:w="95" w:type="dxa"/>
               <w:left w:w="95" w:type="dxa"/>
               <w:bottom w:w="95" w:type="dxa"/>
               <w:right w:w="95" w:type="dxa"/>
             </w:tcMar>
-            <w:shd w:fill="F2F2F2"/>
+            <w:shd w:fill="DFEAF3"/>
           </w:tcPr>
           <w:p>
             <w:pPr>
@@ -80,20 +129,21 @@
               <w:rPr>
                 <w:b/>
               </w:rPr>
-              <w:t>Account o servizio</w:t>
+              <w:t>Account o componente</w:t>
             </w:r>
           </w:p>
         </w:tc>
         <w:tc>
           <w:tcPr>
-            <w:tcW w:type="dxa" w:w="3685"/>
+            <w:tcW w:type="dxa" w:w="5216"/>
+            <w:vAlign w:val="center"/>
             <w:tcMar>
               <w:top w:w="95" w:type="dxa"/>
               <w:left w:w="95" w:type="dxa"/>
               <w:bottom w:w="95" w:type="dxa"/>
               <w:right w:w="95" w:type="dxa"/>
             </w:tcMar>
-            <w:shd w:fill="F2F2F2"/>
+            <w:shd w:fill="DFEAF3"/>
           </w:tcPr>
           <w:p>
             <w:pPr>
@@ -103,30 +153,7 @@
               <w:rPr>
                 <w:b/>
               </w:rPr>
-              <w:t>Cosa predisporre</w:t>
-            </w:r>
-          </w:p>
-        </w:tc>
-        <w:tc>
-          <w:tcPr>
-            <w:tcW w:type="dxa" w:w="3061"/>
-            <w:tcMar>
-              <w:top w:w="95" w:type="dxa"/>
-              <w:left w:w="95" w:type="dxa"/>
-              <w:bottom w:w="95" w:type="dxa"/>
-              <w:right w:w="95" w:type="dxa"/>
-            </w:tcMar>
-            <w:shd w:fill="F2F2F2"/>
-          </w:tcPr>
-          <w:p>
-            <w:pPr>
-              <w:pStyle w:val="GuideTable"/>
-            </w:pPr>
-            <w:r>
-              <w:rPr>
-                <w:b/>
-              </w:rPr>
-              <w:t>Quando serve</w:t>
+              <w:t>Da predisporre</w:t>
             </w:r>
           </w:p>
         </w:tc>
@@ -137,7 +164,8 @@
         </w:trPr>
         <w:tc>
           <w:tcPr>
-            <w:tcW w:type="dxa" w:w="2778"/>
+            <w:tcW w:type="dxa" w:w="4309"/>
+            <w:vAlign w:val="center"/>
             <w:tcMar>
               <w:top w:w="95" w:type="dxa"/>
               <w:left w:w="95" w:type="dxa"/>
@@ -153,13 +181,14 @@
               <w:rPr>
                 <w:b w:val="0"/>
               </w:rPr>
-              <w:t>Utenti TRD</w:t>
+              <w:t>Utenti TRD e PostgreSQL</w:t>
             </w:r>
           </w:p>
         </w:tc>
         <w:tc>
           <w:tcPr>
-            <w:tcW w:type="dxa" w:w="3685"/>
+            <w:tcW w:type="dxa" w:w="5216"/>
+            <w:vAlign w:val="center"/>
             <w:tcMar>
               <w:top w:w="95" w:type="dxa"/>
               <w:left w:w="95" w:type="dxa"/>
@@ -175,13 +204,72 @@
               <w:rPr>
                 <w:b w:val="0"/>
               </w:rPr>
-              <w:t>Amministratore iniziale e utenti nominativi ADMIN o VIEWER</w:t>
+              <w:t>Utenti nominativi ADMIN e VIEWER; credenziali distinte per migrazione, API, collector, AI, rischio e manutenzione</w:t>
+            </w:r>
+          </w:p>
+        </w:tc>
+      </w:tr>
+      <w:tr>
+        <w:trPr>
+          <w:cantSplit/>
+        </w:trPr>
+        <w:tc>
+          <w:tcPr>
+            <w:tcW w:type="dxa" w:w="4309"/>
+            <w:vAlign w:val="center"/>
+            <w:tcMar>
+              <w:top w:w="95" w:type="dxa"/>
+              <w:left w:w="95" w:type="dxa"/>
+              <w:bottom w:w="95" w:type="dxa"/>
+              <w:right w:w="95" w:type="dxa"/>
+            </w:tcMar>
+            <w:shd w:fill="F5F8FA"/>
+          </w:tcPr>
+          <w:p>
+            <w:pPr>
+              <w:pStyle w:val="GuideTable"/>
+            </w:pPr>
+            <w:r>
+              <w:rPr>
+                <w:b w:val="0"/>
+              </w:rPr>
+              <w:t>Telegram</w:t>
             </w:r>
           </w:p>
         </w:tc>
         <w:tc>
           <w:tcPr>
-            <w:tcW w:type="dxa" w:w="3061"/>
+            <w:tcW w:type="dxa" w:w="5216"/>
+            <w:vAlign w:val="center"/>
+            <w:tcMar>
+              <w:top w:w="95" w:type="dxa"/>
+              <w:left w:w="95" w:type="dxa"/>
+              <w:bottom w:w="95" w:type="dxa"/>
+              <w:right w:w="95" w:type="dxa"/>
+            </w:tcMar>
+            <w:shd w:fill="F5F8FA"/>
+          </w:tcPr>
+          <w:p>
+            <w:pPr>
+              <w:pStyle w:val="GuideTable"/>
+            </w:pPr>
+            <w:r>
+              <w:rPr>
+                <w:b w:val="0"/>
+              </w:rPr>
+              <w:t>Account umano autorizzato, accesso alle fonti, API ID e API hash; enrollment locale esplicito</w:t>
+            </w:r>
+          </w:p>
+        </w:tc>
+      </w:tr>
+      <w:tr>
+        <w:trPr>
+          <w:cantSplit/>
+        </w:trPr>
+        <w:tc>
+          <w:tcPr>
+            <w:tcW w:type="dxa" w:w="4309"/>
+            <w:vAlign w:val="center"/>
             <w:tcMar>
               <w:top w:w="95" w:type="dxa"/>
               <w:left w:w="95" w:type="dxa"/>
@@ -197,18 +285,14 @@
               <w:rPr>
                 <w:b w:val="0"/>
               </w:rPr>
-              <w:t>Già ora per la dashboard</w:t>
+              <w:t>Vercel e Cloudflare</w:t>
             </w:r>
           </w:p>
         </w:tc>
-      </w:tr>
-      <w:tr>
-        <w:trPr>
-          <w:cantSplit/>
-        </w:trPr>
         <w:tc>
           <w:tcPr>
-            <w:tcW w:type="dxa" w:w="2778"/>
+            <w:tcW w:type="dxa" w:w="5216"/>
+            <w:vAlign w:val="center"/>
             <w:tcMar>
               <w:top w:w="95" w:type="dxa"/>
               <w:left w:w="95" w:type="dxa"/>
@@ -224,13 +308,72 @@
               <w:rPr>
                 <w:b w:val="0"/>
               </w:rPr>
-              <w:t>PostgreSQL</w:t>
+              <w:t>Due progetti, domini stabili, IdP con MFA e claim firmato, tunnel API e service token distinti</w:t>
+            </w:r>
+          </w:p>
+        </w:tc>
+      </w:tr>
+      <w:tr>
+        <w:trPr>
+          <w:cantSplit/>
+        </w:trPr>
+        <w:tc>
+          <w:tcPr>
+            <w:tcW w:type="dxa" w:w="4309"/>
+            <w:vAlign w:val="center"/>
+            <w:tcMar>
+              <w:top w:w="95" w:type="dxa"/>
+              <w:left w:w="95" w:type="dxa"/>
+              <w:bottom w:w="95" w:type="dxa"/>
+              <w:right w:w="95" w:type="dxa"/>
+            </w:tcMar>
+            <w:shd w:fill="F5F8FA"/>
+          </w:tcPr>
+          <w:p>
+            <w:pPr>
+              <w:pStyle w:val="GuideTable"/>
+            </w:pPr>
+            <w:r>
+              <w:rPr>
+                <w:b w:val="0"/>
+              </w:rPr>
+              <w:t>OpenRouter</w:t>
             </w:r>
           </w:p>
         </w:tc>
         <w:tc>
           <w:tcPr>
-            <w:tcW w:type="dxa" w:w="3685"/>
+            <w:tcW w:type="dxa" w:w="5216"/>
+            <w:vAlign w:val="center"/>
+            <w:tcMar>
+              <w:top w:w="95" w:type="dxa"/>
+              <w:left w:w="95" w:type="dxa"/>
+              <w:bottom w:w="95" w:type="dxa"/>
+              <w:right w:w="95" w:type="dxa"/>
+            </w:tcMar>
+            <w:shd w:fill="F5F8FA"/>
+          </w:tcPr>
+          <w:p>
+            <w:pPr>
+              <w:pStyle w:val="GuideTable"/>
+            </w:pPr>
+            <w:r>
+              <w:rPr>
+                <w:b w:val="0"/>
+              </w:rPr>
+              <w:t>Account e chiave per ambiente, credito, prezzi, provider e limiti verificati</w:t>
+            </w:r>
+          </w:p>
+        </w:tc>
+      </w:tr>
+      <w:tr>
+        <w:trPr>
+          <w:cantSplit/>
+        </w:trPr>
+        <w:tc>
+          <w:tcPr>
+            <w:tcW w:type="dxa" w:w="4309"/>
+            <w:vAlign w:val="center"/>
             <w:tcMar>
               <w:top w:w="95" w:type="dxa"/>
               <w:left w:w="95" w:type="dxa"/>
@@ -246,13 +389,14 @@
               <w:rPr>
                 <w:b w:val="0"/>
               </w:rPr>
-              <w:t>Istanza locale; istanze staging e produzione indipendenti, ruoli con password distinte</w:t>
+              <w:t>Server e backup</w:t>
             </w:r>
           </w:p>
         </w:tc>
         <w:tc>
           <w:tcPr>
-            <w:tcW w:type="dxa" w:w="3061"/>
+            <w:tcW w:type="dxa" w:w="5216"/>
+            <w:vAlign w:val="center"/>
             <w:tcMar>
               <w:top w:w="95" w:type="dxa"/>
               <w:left w:w="95" w:type="dxa"/>
@@ -268,7 +412,7 @@
               <w:rPr>
                 <w:b w:val="0"/>
               </w:rPr>
-              <w:t>Già ora in locale; prima del deploy remoto</w:t>
+              <w:t>Windows persistente o backend Linux, stato privato, backup cifrati e prova di ripristino</w:t>
             </w:r>
           </w:p>
         </w:tc>
@@ -279,13 +423,15 @@
         </w:trPr>
         <w:tc>
           <w:tcPr>
-            <w:tcW w:type="dxa" w:w="2778"/>
+            <w:tcW w:type="dxa" w:w="4309"/>
+            <w:vAlign w:val="center"/>
             <w:tcMar>
               <w:top w:w="95" w:type="dxa"/>
               <w:left w:w="95" w:type="dxa"/>
               <w:bottom w:w="95" w:type="dxa"/>
               <w:right w:w="95" w:type="dxa"/>
             </w:tcMar>
+            <w:shd w:fill="F5F8FA"/>
           </w:tcPr>
           <w:p>
             <w:pPr>
@@ -295,19 +441,21 @@
               <w:rPr>
                 <w:b w:val="0"/>
               </w:rPr>
-              <w:t>Telegram lettura</w:t>
+              <w:t>MT5 e bot avvisi</w:t>
             </w:r>
           </w:p>
         </w:tc>
         <w:tc>
           <w:tcPr>
-            <w:tcW w:type="dxa" w:w="3685"/>
+            <w:tcW w:type="dxa" w:w="5216"/>
+            <w:vAlign w:val="center"/>
             <w:tcMar>
               <w:top w:w="95" w:type="dxa"/>
               <w:left w:w="95" w:type="dxa"/>
               <w:bottom w:w="95" w:type="dxa"/>
               <w:right w:w="95" w:type="dxa"/>
             </w:tcMar>
+            <w:shd w:fill="F5F8FA"/>
           </w:tcPr>
           <w:p>
             <w:pPr>
@@ -317,455 +465,7 @@
               <w:rPr>
                 <w:b w:val="0"/>
               </w:rPr>
-              <w:t>Account umano autorizzato dal cliente, accesso alle fonti, API ID e API hash dell’applicazione</w:t>
-            </w:r>
-          </w:p>
-        </w:tc>
-        <w:tc>
-          <w:tcPr>
-            <w:tcW w:type="dxa" w:w="3061"/>
-            <w:tcMar>
-              <w:top w:w="95" w:type="dxa"/>
-              <w:left w:w="95" w:type="dxa"/>
-              <w:bottom w:w="95" w:type="dxa"/>
-              <w:right w:w="95" w:type="dxa"/>
-            </w:tcMar>
-          </w:tcPr>
-          <w:p>
-            <w:pPr>
-              <w:pStyle w:val="GuideTable"/>
-            </w:pPr>
-            <w:r>
-              <w:rPr>
-                <w:b w:val="0"/>
-              </w:rPr>
-              <w:t>Prima di attivare la raccolta reale</w:t>
-            </w:r>
-          </w:p>
-        </w:tc>
-      </w:tr>
-      <w:tr>
-        <w:trPr>
-          <w:cantSplit/>
-        </w:trPr>
-        <w:tc>
-          <w:tcPr>
-            <w:tcW w:type="dxa" w:w="2778"/>
-            <w:tcMar>
-              <w:top w:w="95" w:type="dxa"/>
-              <w:left w:w="95" w:type="dxa"/>
-              <w:bottom w:w="95" w:type="dxa"/>
-              <w:right w:w="95" w:type="dxa"/>
-            </w:tcMar>
-          </w:tcPr>
-          <w:p>
-            <w:pPr>
-              <w:pStyle w:val="GuideTable"/>
-            </w:pPr>
-            <w:r>
-              <w:rPr>
-                <w:b w:val="0"/>
-              </w:rPr>
-              <w:t>OpenRouter</w:t>
-            </w:r>
-          </w:p>
-        </w:tc>
-        <w:tc>
-          <w:tcPr>
-            <w:tcW w:type="dxa" w:w="3685"/>
-            <w:tcMar>
-              <w:top w:w="95" w:type="dxa"/>
-              <w:left w:w="95" w:type="dxa"/>
-              <w:bottom w:w="95" w:type="dxa"/>
-              <w:right w:w="95" w:type="dxa"/>
-            </w:tcMar>
-          </w:tcPr>
-          <w:p>
-            <w:pPr>
-              <w:pStyle w:val="GuideTable"/>
-            </w:pPr>
-            <w:r>
-              <w:rPr>
-                <w:b w:val="0"/>
-              </w:rPr>
-              <w:t>Account/chiave per ambiente, credito, modello e provider esatti, prezzi e limiti verificati</w:t>
-            </w:r>
-          </w:p>
-        </w:tc>
-        <w:tc>
-          <w:tcPr>
-            <w:tcW w:type="dxa" w:w="3061"/>
-            <w:tcMar>
-              <w:top w:w="95" w:type="dxa"/>
-              <w:left w:w="95" w:type="dxa"/>
-              <w:bottom w:w="95" w:type="dxa"/>
-              <w:right w:w="95" w:type="dxa"/>
-            </w:tcMar>
-          </w:tcPr>
-          <w:p>
-            <w:pPr>
-              <w:pStyle w:val="GuideTable"/>
-            </w:pPr>
-            <w:r>
-              <w:rPr>
-                <w:b w:val="0"/>
-              </w:rPr>
-              <w:t>Prima del collaudo sintetico a pagamento e dell’attivazione</w:t>
-            </w:r>
-          </w:p>
-        </w:tc>
-      </w:tr>
-      <w:tr>
-        <w:trPr>
-          <w:cantSplit/>
-        </w:trPr>
-        <w:tc>
-          <w:tcPr>
-            <w:tcW w:type="dxa" w:w="2778"/>
-            <w:tcMar>
-              <w:top w:w="95" w:type="dxa"/>
-              <w:left w:w="95" w:type="dxa"/>
-              <w:bottom w:w="95" w:type="dxa"/>
-              <w:right w:w="95" w:type="dxa"/>
-            </w:tcMar>
-          </w:tcPr>
-          <w:p>
-            <w:pPr>
-              <w:pStyle w:val="GuideTable"/>
-            </w:pPr>
-            <w:r>
-              <w:rPr>
-                <w:b w:val="0"/>
-              </w:rPr>
-              <w:t>Bot Telegram avvisi</w:t>
-            </w:r>
-          </w:p>
-        </w:tc>
-        <w:tc>
-          <w:tcPr>
-            <w:tcW w:type="dxa" w:w="3685"/>
-            <w:tcMar>
-              <w:top w:w="95" w:type="dxa"/>
-              <w:left w:w="95" w:type="dxa"/>
-              <w:bottom w:w="95" w:type="dxa"/>
-              <w:right w:w="95" w:type="dxa"/>
-            </w:tcMar>
-          </w:tcPr>
-          <w:p>
-            <w:pPr>
-              <w:pStyle w:val="GuideTable"/>
-            </w:pPr>
-            <w:r>
-              <w:rPr>
-                <w:b w:val="0"/>
-              </w:rPr>
-              <w:t>Bot e destinazione di notifica autorizzata</w:t>
-            </w:r>
-          </w:p>
-        </w:tc>
-        <w:tc>
-          <w:tcPr>
-            <w:tcW w:type="dxa" w:w="3061"/>
-            <w:tcMar>
-              <w:top w:w="95" w:type="dxa"/>
-              <w:left w:w="95" w:type="dxa"/>
-              <w:bottom w:w="95" w:type="dxa"/>
-              <w:right w:w="95" w:type="dxa"/>
-            </w:tcMar>
-          </w:tcPr>
-          <w:p>
-            <w:pPr>
-              <w:pStyle w:val="GuideTable"/>
-            </w:pPr>
-            <w:r>
-              <w:rPr>
-                <w:b w:val="0"/>
-              </w:rPr>
-              <w:t>Fase notifiche; separato dall’account di lettura</w:t>
-            </w:r>
-          </w:p>
-        </w:tc>
-      </w:tr>
-      <w:tr>
-        <w:trPr>
-          <w:cantSplit/>
-        </w:trPr>
-        <w:tc>
-          <w:tcPr>
-            <w:tcW w:type="dxa" w:w="2778"/>
-            <w:tcMar>
-              <w:top w:w="95" w:type="dxa"/>
-              <w:left w:w="95" w:type="dxa"/>
-              <w:bottom w:w="95" w:type="dxa"/>
-              <w:right w:w="95" w:type="dxa"/>
-            </w:tcMar>
-          </w:tcPr>
-          <w:p>
-            <w:pPr>
-              <w:pStyle w:val="GuideTable"/>
-            </w:pPr>
-            <w:r>
-              <w:rPr>
-                <w:b w:val="0"/>
-              </w:rPr>
-              <w:t>Broker e MT5</w:t>
-            </w:r>
-          </w:p>
-        </w:tc>
-        <w:tc>
-          <w:tcPr>
-            <w:tcW w:type="dxa" w:w="3685"/>
-            <w:tcMar>
-              <w:top w:w="95" w:type="dxa"/>
-              <w:left w:w="95" w:type="dxa"/>
-              <w:bottom w:w="95" w:type="dxa"/>
-              <w:right w:w="95" w:type="dxa"/>
-            </w:tcMar>
-          </w:tcPr>
-          <w:p>
-            <w:pPr>
-              <w:pStyle w:val="GuideTable"/>
-            </w:pPr>
-            <w:r>
-              <w:rPr>
-                <w:b w:val="0"/>
-              </w:rPr>
-              <w:t>Conto demo, server e login esatti, terminale MT5 e utente Windows dedicato</w:t>
-            </w:r>
-          </w:p>
-        </w:tc>
-        <w:tc>
-          <w:tcPr>
-            <w:tcW w:type="dxa" w:w="3061"/>
-            <w:tcMar>
-              <w:top w:w="95" w:type="dxa"/>
-              <w:left w:w="95" w:type="dxa"/>
-              <w:bottom w:w="95" w:type="dxa"/>
-              <w:right w:w="95" w:type="dxa"/>
-            </w:tcMar>
-          </w:tcPr>
-          <w:p>
-            <w:pPr>
-              <w:pStyle w:val="GuideTable"/>
-            </w:pPr>
-            <w:r>
-              <w:rPr>
-                <w:b w:val="0"/>
-              </w:rPr>
-              <w:t>Fase esecuzione e collaudo demo</w:t>
-            </w:r>
-          </w:p>
-        </w:tc>
-      </w:tr>
-      <w:tr>
-        <w:trPr>
-          <w:cantSplit/>
-        </w:trPr>
-        <w:tc>
-          <w:tcPr>
-            <w:tcW w:type="dxa" w:w="2778"/>
-            <w:tcMar>
-              <w:top w:w="95" w:type="dxa"/>
-              <w:left w:w="95" w:type="dxa"/>
-              <w:bottom w:w="95" w:type="dxa"/>
-              <w:right w:w="95" w:type="dxa"/>
-            </w:tcMar>
-          </w:tcPr>
-          <w:p>
-            <w:pPr>
-              <w:pStyle w:val="GuideTable"/>
-            </w:pPr>
-            <w:r>
-              <w:rPr>
-                <w:b w:val="0"/>
-              </w:rPr>
-              <w:t>Server Windows</w:t>
-            </w:r>
-          </w:p>
-        </w:tc>
-        <w:tc>
-          <w:tcPr>
-            <w:tcW w:type="dxa" w:w="3685"/>
-            <w:tcMar>
-              <w:top w:w="95" w:type="dxa"/>
-              <w:left w:w="95" w:type="dxa"/>
-              <w:bottom w:w="95" w:type="dxa"/>
-              <w:right w:w="95" w:type="dxa"/>
-            </w:tcMar>
-          </w:tcPr>
-          <w:p>
-            <w:pPr>
-              <w:pStyle w:val="GuideTable"/>
-            </w:pPr>
-            <w:r>
-              <w:rPr>
-                <w:b w:val="0"/>
-              </w:rPr>
-              <w:t>Accesso amministrativo, account di servizio, storage e backup protetti</w:t>
-            </w:r>
-          </w:p>
-        </w:tc>
-        <w:tc>
-          <w:tcPr>
-            <w:tcW w:type="dxa" w:w="3061"/>
-            <w:tcMar>
-              <w:top w:w="95" w:type="dxa"/>
-              <w:left w:w="95" w:type="dxa"/>
-              <w:bottom w:w="95" w:type="dxa"/>
-              <w:right w:w="95" w:type="dxa"/>
-            </w:tcMar>
-          </w:tcPr>
-          <w:p>
-            <w:pPr>
-              <w:pStyle w:val="GuideTable"/>
-            </w:pPr>
-            <w:r>
-              <w:rPr>
-                <w:b w:val="0"/>
-              </w:rPr>
-              <w:t>Prima del collaudo sul server di destinazione</w:t>
-            </w:r>
-          </w:p>
-        </w:tc>
-      </w:tr>
-      <w:tr>
-        <w:trPr>
-          <w:cantSplit/>
-        </w:trPr>
-        <w:tc>
-          <w:tcPr>
-            <w:tcW w:type="dxa" w:w="2778"/>
-            <w:tcMar>
-              <w:top w:w="95" w:type="dxa"/>
-              <w:left w:w="95" w:type="dxa"/>
-              <w:bottom w:w="95" w:type="dxa"/>
-              <w:right w:w="95" w:type="dxa"/>
-            </w:tcMar>
-          </w:tcPr>
-          <w:p>
-            <w:pPr>
-              <w:pStyle w:val="GuideTable"/>
-            </w:pPr>
-            <w:r>
-              <w:rPr>
-                <w:b w:val="0"/>
-              </w:rPr>
-              <w:t>Vercel</w:t>
-            </w:r>
-          </w:p>
-        </w:tc>
-        <w:tc>
-          <w:tcPr>
-            <w:tcW w:type="dxa" w:w="3685"/>
-            <w:tcMar>
-              <w:top w:w="95" w:type="dxa"/>
-              <w:left w:w="95" w:type="dxa"/>
-              <w:bottom w:w="95" w:type="dxa"/>
-              <w:right w:w="95" w:type="dxa"/>
-            </w:tcMar>
-          </w:tcPr>
-          <w:p>
-            <w:pPr>
-              <w:pStyle w:val="GuideTable"/>
-            </w:pPr>
-            <w:r>
-              <w:rPr>
-                <w:b w:val="0"/>
-              </w:rPr>
-              <w:t>Due progetti Next.js, domini stabili e variabili server distinte</w:t>
-            </w:r>
-          </w:p>
-        </w:tc>
-        <w:tc>
-          <w:tcPr>
-            <w:tcW w:type="dxa" w:w="3061"/>
-            <w:tcMar>
-              <w:top w:w="95" w:type="dxa"/>
-              <w:left w:w="95" w:type="dxa"/>
-              <w:bottom w:w="95" w:type="dxa"/>
-              <w:right w:w="95" w:type="dxa"/>
-            </w:tcMar>
-          </w:tcPr>
-          <w:p>
-            <w:pPr>
-              <w:pStyle w:val="GuideTable"/>
-            </w:pPr>
-            <w:r>
-              <w:rPr>
-                <w:b w:val="0"/>
-              </w:rPr>
-              <w:t>Per staging e produzione della dashboard</w:t>
-            </w:r>
-          </w:p>
-        </w:tc>
-      </w:tr>
-      <w:tr>
-        <w:trPr>
-          <w:cantSplit/>
-        </w:trPr>
-        <w:tc>
-          <w:tcPr>
-            <w:tcW w:type="dxa" w:w="2778"/>
-            <w:tcMar>
-              <w:top w:w="95" w:type="dxa"/>
-              <w:left w:w="95" w:type="dxa"/>
-              <w:bottom w:w="95" w:type="dxa"/>
-              <w:right w:w="95" w:type="dxa"/>
-            </w:tcMar>
-          </w:tcPr>
-          <w:p>
-            <w:pPr>
-              <w:pStyle w:val="GuideTable"/>
-            </w:pPr>
-            <w:r>
-              <w:rPr>
-                <w:b w:val="0"/>
-              </w:rPr>
-              <w:t>Dominio e Cloudflare</w:t>
-            </w:r>
-          </w:p>
-        </w:tc>
-        <w:tc>
-          <w:tcPr>
-            <w:tcW w:type="dxa" w:w="3685"/>
-            <w:tcMar>
-              <w:top w:w="95" w:type="dxa"/>
-              <w:left w:w="95" w:type="dxa"/>
-              <w:bottom w:w="95" w:type="dxa"/>
-              <w:right w:w="95" w:type="dxa"/>
-            </w:tcMar>
-          </w:tcPr>
-          <w:p>
-            <w:pPr>
-              <w:pStyle w:val="GuideTable"/>
-            </w:pPr>
-            <w:r>
-              <w:rPr>
-                <w:b w:val="0"/>
-              </w:rPr>
-              <w:t>Access dashboard con MFA IdP, Access API con service token, tunnel solo API</w:t>
-            </w:r>
-          </w:p>
-        </w:tc>
-        <w:tc>
-          <w:tcPr>
-            <w:tcW w:type="dxa" w:w="3061"/>
-            <w:tcMar>
-              <w:top w:w="95" w:type="dxa"/>
-              <w:left w:w="95" w:type="dxa"/>
-              <w:bottom w:w="95" w:type="dxa"/>
-              <w:right w:w="95" w:type="dxa"/>
-            </w:tcMar>
-          </w:tcPr>
-          <w:p>
-            <w:pPr>
-              <w:pStyle w:val="GuideTable"/>
-            </w:pPr>
-            <w:r>
-              <w:rPr>
-                <w:b w:val="0"/>
-              </w:rPr>
-              <w:t>Prima dell’accesso esterno; verifica JWT implementata, collaudo reale ancora richiesto</w:t>
+              <w:t>Futuri: conto demo e terminale Windows; bot separato dalla lettura Telegram</w:t>
             </w:r>
           </w:p>
         </w:tc>
@@ -778,7 +478,16 @@
     </w:p>
     <w:p>
       <w:r>
-        <w:t>Il cliente gestisce canali e gruppi da Fonti Telegram nella dashboard. Il team gestisce l’account di lettura e le credenziali applicative. Non richiedere l’elenco definitivo delle fonti per installare il software: possono essere configurate successivamente dal cliente.</w:t>
+        <w:t xml:space="preserve">Staging e produzione usano </w:t>
+      </w:r>
+      <w:r>
+        <w:rPr>
+          <w:b/>
+        </w:rPr>
+        <w:t>istanze PostgreSQL, porte, volumi, directory, chiavi e account indipendenti</w:t>
+      </w:r>
+      <w:r>
+        <w:t>. Database diversi nello stesso cluster non permettono password diverse per gli stessi ruoli. Account Telegram distinti evitano collector non coordinati fra ambienti.</w:t>
       </w:r>
     </w:p>
     <w:p>
@@ -786,53 +495,115 @@
         <w:pStyle w:val="Heading1"/>
       </w:pPr>
       <w:r>
-        <w:t>Preparare l’ambiente locale</w:t>
-      </w:r>
-    </w:p>
-    <w:p>
-      <w:r>
-        <w:t>Usare Node 24.20.0, pnpm 11.25.0, Python 3.13.16 e uv 0.12.22 con i lockfile del progetto. PostgreSQL deve essere della serie 17. Per lo sviluppo locale sono previsti Docker e Compose; Redis è facoltativo e non detiene stato autorevole.</w:t>
-      </w:r>
-    </w:p>
-    <w:p>
-      <w:r>
-        <w:t>Eseguire pnpm setup dalla radice del progetto. Il comando crea un file .env privato con password distinte e chiavi casuali; un’esecuzione successiva conserva i valori esistenti. Il modello pubblico e l’inventario dei nomi sono in .env.example. Nei file già creati aggiungere esplicitamente gli eventuali nuovi campi del modello: il setup non riscrive le configurazioni personalizzate.</w:t>
-      </w:r>
-    </w:p>
-    <w:p>
-      <w:r>
-        <w:t>Avviare docker compose up --build -d. Il servizio initialize prepara i ruoli, applica le migrazioni e crea i valori iniziali senza azzerare i dati. L’indirizzo locale della dashboard è http://localhost:3000. Non rimuovere i volumi per aggiornare il software.</w:t>
-      </w:r>
-    </w:p>
-    <w:p>
-      <w:r>
-        <w:t>Per gli utenti nominativi eseguire pnpm user:create da un terminale locale interattivo. Il comando accetta ADMIN o VIEWER, non stampa la password e non sovrascrive utenti esistenti. Conservare il bootstrap in modo riservato e assegnare al cliente un accesso personale.</w:t>
+        <w:t>Avvio locale</w:t>
       </w:r>
     </w:p>
     <w:p>
       <w:pPr>
-        <w:pStyle w:val="Heading1"/>
+        <w:pStyle w:val="ListNumber"/>
+        <w:keepNext/>
+        <w:numPr>
+          <w:numId w:val="10"/>
+        </w:numPr>
       </w:pPr>
       <w:r>
-        <w:t>Tema della dashboard</w:t>
-      </w:r>
-    </w:p>
-    <w:p>
-      <w:r>
-        <w:t>Il tema neutro Astryx supporta modalità chiara e scura. Il selettore è implementato nella parte superiore delle pagine autenticate e sotto il modulo di accesso, anche su mobile. Il valore iniziale è scuro. La preferenza viene conservata per un anno nel cookie trd-dashboard-theme, limitato all’host e al percorso /, SameSite=Lax e Secure su HTTPS. Contiene soltanto light o dark; valori non riconosciuti ripristinano il tema scuro. La lettura sul server applica la scelta già al primo rendering, senza attendere il caricamento nel browser.</w:t>
-      </w:r>
-    </w:p>
-    <w:p>
-      <w:r>
-        <w:t>Non richiede variabili d’ambiente, credenziali o modifiche del database. La preferenza appartiene al browser e all’host, non all’utente TRD. Sono verificati in locale cambio in entrambe le direzioni, persistenza al ricaricamento e layout mobile; il collaudo sul dominio finale va incluso nella consegna del deployment.</w:t>
+        <w:t>Usa i lockfile: Node 24.20.0, pnpm 11.25.0, Python 3.13.16, uv 0.12.22, PostgreSQL 17 e Docker Compose. Redis è facoltativo.</w:t>
       </w:r>
     </w:p>
     <w:p>
       <w:pPr>
-        <w:pStyle w:val="Heading1"/>
+        <w:pStyle w:val="ListNumber"/>
+        <w:keepNext/>
+        <w:numPr>
+          <w:numId w:val="10"/>
+        </w:numPr>
       </w:pPr>
       <w:r>
-        <w:t>Variabili necessarie per il nucleo applicativo</w:t>
+        <w:t xml:space="preserve">Esegui </w:t>
+      </w:r>
+      <w:r>
+        <w:rPr>
+          <w:rFonts w:ascii="Liberation Mono" w:hAnsi="Liberation Mono"/>
+          <w:sz w:val="18"/>
+        </w:rPr>
+        <w:t>pnpm setup</w:t>
+      </w:r>
+      <w:r>
+        <w:t xml:space="preserve">, poi </w:t>
+      </w:r>
+      <w:r>
+        <w:rPr>
+          <w:rFonts w:ascii="Liberation Mono" w:hAnsi="Liberation Mono"/>
+          <w:sz w:val="18"/>
+        </w:rPr>
+        <w:t>docker compose up --build -d</w:t>
+      </w:r>
+      <w:r>
+        <w:t xml:space="preserve">. Il setup genera segreti distinti e conserva </w:t>
+      </w:r>
+      <w:r>
+        <w:rPr>
+          <w:rFonts w:ascii="Liberation Mono" w:hAnsi="Liberation Mono"/>
+          <w:sz w:val="18"/>
+        </w:rPr>
+        <w:t>.env</w:t>
+      </w:r>
+      <w:r>
+        <w:t xml:space="preserve"> esistente; aggiungi manualmente nuovi campi se necessari. Non eliminare volumi per aggiornare.</w:t>
+      </w:r>
+    </w:p>
+    <w:p>
+      <w:pPr>
+        <w:pStyle w:val="ListNumber"/>
+        <w:keepNext/>
+        <w:numPr>
+          <w:numId w:val="10"/>
+        </w:numPr>
+      </w:pPr>
+      <w:r>
+        <w:t xml:space="preserve">Verifica migrazione </w:t>
+      </w:r>
+      <w:r>
+        <w:rPr>
+          <w:rFonts w:ascii="Liberation Mono" w:hAnsi="Liberation Mono"/>
+          <w:sz w:val="18"/>
+        </w:rPr>
+        <w:t>0005b_remote_openrouter</w:t>
+      </w:r>
+      <w:r>
+        <w:t xml:space="preserve">, salute servizi e ruoli separati. Crea utenti nominativi con </w:t>
+      </w:r>
+      <w:r>
+        <w:rPr>
+          <w:rFonts w:ascii="Liberation Mono" w:hAnsi="Liberation Mono"/>
+          <w:sz w:val="18"/>
+        </w:rPr>
+        <w:t>pnpm user:create</w:t>
+      </w:r>
+      <w:r>
+        <w:t xml:space="preserve"> da terminale interattivo.</w:t>
+      </w:r>
+    </w:p>
+    <w:p>
+      <w:pPr>
+        <w:pStyle w:val="ListNumber"/>
+        <w:keepNext w:val="0"/>
+        <w:numPr>
+          <w:numId w:val="10"/>
+        </w:numPr>
+      </w:pPr>
+      <w:r>
+        <w:t xml:space="preserve">Apri </w:t>
+      </w:r>
+      <w:r>
+        <w:rPr>
+          <w:rFonts w:ascii="Liberation Mono" w:hAnsi="Liberation Mono"/>
+          <w:sz w:val="18"/>
+        </w:rPr>
+        <w:t>http://localhost:3000</w:t>
+      </w:r>
+      <w:r>
+        <w:t>; prova ADMIN, VIEWER, uscita e conferme. Agenti e raccolta non si attivano automaticamente.</w:t>
       </w:r>
     </w:p>
     <w:tbl>
@@ -851,8 +622,8 @@
         </w:tblBorders>
       </w:tblPr>
       <w:tblGrid>
-        <w:gridCol w:w="4762"/>
-        <w:gridCol w:w="4762"/>
+        <w:gridCol w:w="4309"/>
+        <w:gridCol w:w="5216"/>
       </w:tblGrid>
       <w:tr>
         <w:trPr>
@@ -861,14 +632,15 @@
         </w:trPr>
         <w:tc>
           <w:tcPr>
-            <w:tcW w:type="dxa" w:w="4762"/>
+            <w:tcW w:type="dxa" w:w="4309"/>
+            <w:vAlign w:val="center"/>
             <w:tcMar>
               <w:top w:w="95" w:type="dxa"/>
               <w:left w:w="95" w:type="dxa"/>
               <w:bottom w:w="95" w:type="dxa"/>
               <w:right w:w="95" w:type="dxa"/>
             </w:tcMar>
-            <w:shd w:fill="F2F2F2"/>
+            <w:shd w:fill="DFEAF3"/>
           </w:tcPr>
           <w:p>
             <w:pPr>
@@ -878,20 +650,21 @@
               <w:rPr>
                 <w:b/>
               </w:rPr>
-              <w:t>Variabili</w:t>
+              <w:t>Configurazione iniziale</w:t>
             </w:r>
           </w:p>
         </w:tc>
         <w:tc>
           <w:tcPr>
-            <w:tcW w:type="dxa" w:w="4762"/>
+            <w:tcW w:type="dxa" w:w="5216"/>
+            <w:vAlign w:val="center"/>
             <w:tcMar>
               <w:top w:w="95" w:type="dxa"/>
               <w:left w:w="95" w:type="dxa"/>
               <w:bottom w:w="95" w:type="dxa"/>
               <w:right w:w="95" w:type="dxa"/>
             </w:tcMar>
-            <w:shd w:fill="F2F2F2"/>
+            <w:shd w:fill="DFEAF3"/>
           </w:tcPr>
           <w:p>
             <w:pPr>
@@ -901,7 +674,7 @@
               <w:rPr>
                 <w:b/>
               </w:rPr>
-              <w:t>Preparazione e valore iniziale</w:t>
+              <w:t>Vincolo</w:t>
             </w:r>
           </w:p>
         </w:tc>
@@ -912,7 +685,282 @@
         </w:trPr>
         <w:tc>
           <w:tcPr>
-            <w:tcW w:type="dxa" w:w="4762"/>
+            <w:tcW w:type="dxa" w:w="4309"/>
+            <w:vAlign w:val="center"/>
+            <w:tcMar>
+              <w:top w:w="95" w:type="dxa"/>
+              <w:left w:w="95" w:type="dxa"/>
+              <w:bottom w:w="95" w:type="dxa"/>
+              <w:right w:w="95" w:type="dxa"/>
+            </w:tcMar>
+          </w:tcPr>
+          <w:p>
+            <w:pPr>
+              <w:pStyle w:val="GuideTable"/>
+            </w:pPr>
+            <w:r>
+              <w:rPr>
+                <w:b w:val="0"/>
+              </w:rPr>
+              <w:t>TRADING_MODE</w:t>
+            </w:r>
+          </w:p>
+        </w:tc>
+        <w:tc>
+          <w:tcPr>
+            <w:tcW w:type="dxa" w:w="5216"/>
+            <w:vAlign w:val="center"/>
+            <w:tcMar>
+              <w:top w:w="95" w:type="dxa"/>
+              <w:left w:w="95" w:type="dxa"/>
+              <w:bottom w:w="95" w:type="dxa"/>
+              <w:right w:w="95" w:type="dxa"/>
+            </w:tcMar>
+          </w:tcPr>
+          <w:p>
+            <w:pPr>
+              <w:pStyle w:val="GuideTable"/>
+            </w:pPr>
+            <w:r>
+              <w:rPr>
+                <w:b w:val="0"/>
+              </w:rPr>
+            </w:r>
+            <w:r>
+              <w:rPr>
+                <w:rFonts w:ascii="Liberation Mono" w:hAnsi="Liberation Mono"/>
+                <w:b w:val="0"/>
+                <w:sz w:val="18"/>
+              </w:rPr>
+              <w:t>paper</w:t>
+            </w:r>
+            <w:r>
+              <w:rPr>
+                <w:b w:val="0"/>
+              </w:rPr>
+              <w:t>; demo e live ancora rifiutati</w:t>
+            </w:r>
+          </w:p>
+        </w:tc>
+      </w:tr>
+      <w:tr>
+        <w:trPr>
+          <w:cantSplit/>
+        </w:trPr>
+        <w:tc>
+          <w:tcPr>
+            <w:tcW w:type="dxa" w:w="4309"/>
+            <w:vAlign w:val="center"/>
+            <w:tcMar>
+              <w:top w:w="95" w:type="dxa"/>
+              <w:left w:w="95" w:type="dxa"/>
+              <w:bottom w:w="95" w:type="dxa"/>
+              <w:right w:w="95" w:type="dxa"/>
+            </w:tcMar>
+            <w:shd w:fill="F5F8FA"/>
+          </w:tcPr>
+          <w:p>
+            <w:pPr>
+              <w:pStyle w:val="GuideTable"/>
+            </w:pPr>
+            <w:r>
+              <w:rPr>
+                <w:b w:val="0"/>
+              </w:rPr>
+              <w:t>ENABLE_AUTOMATION e ENABLE_LIVE_TRADING</w:t>
+            </w:r>
+          </w:p>
+        </w:tc>
+        <w:tc>
+          <w:tcPr>
+            <w:tcW w:type="dxa" w:w="5216"/>
+            <w:vAlign w:val="center"/>
+            <w:tcMar>
+              <w:top w:w="95" w:type="dxa"/>
+              <w:left w:w="95" w:type="dxa"/>
+              <w:bottom w:w="95" w:type="dxa"/>
+              <w:right w:w="95" w:type="dxa"/>
+            </w:tcMar>
+            <w:shd w:fill="F5F8FA"/>
+          </w:tcPr>
+          <w:p>
+            <w:pPr>
+              <w:pStyle w:val="GuideTable"/>
+            </w:pPr>
+            <w:r>
+              <w:rPr>
+                <w:b w:val="0"/>
+              </w:rPr>
+            </w:r>
+            <w:r>
+              <w:rPr>
+                <w:rFonts w:ascii="Liberation Mono" w:hAnsi="Liberation Mono"/>
+                <w:b w:val="0"/>
+                <w:sz w:val="18"/>
+              </w:rPr>
+              <w:t>false</w:t>
+            </w:r>
+            <w:r>
+              <w:rPr>
+                <w:b w:val="0"/>
+              </w:rPr>
+              <w:t>; non modificarli per provare Telegram o IA</w:t>
+            </w:r>
+          </w:p>
+        </w:tc>
+      </w:tr>
+      <w:tr>
+        <w:trPr>
+          <w:cantSplit/>
+        </w:trPr>
+        <w:tc>
+          <w:tcPr>
+            <w:tcW w:type="dxa" w:w="4309"/>
+            <w:vAlign w:val="center"/>
+            <w:tcMar>
+              <w:top w:w="95" w:type="dxa"/>
+              <w:left w:w="95" w:type="dxa"/>
+              <w:bottom w:w="95" w:type="dxa"/>
+              <w:right w:w="95" w:type="dxa"/>
+            </w:tcMar>
+          </w:tcPr>
+          <w:p>
+            <w:pPr>
+              <w:pStyle w:val="GuideTable"/>
+            </w:pPr>
+            <w:r>
+              <w:rPr>
+                <w:b w:val="0"/>
+              </w:rPr>
+              <w:t>AI_PROVIDER_MODE e budget AI_HARD_*</w:t>
+            </w:r>
+          </w:p>
+        </w:tc>
+        <w:tc>
+          <w:tcPr>
+            <w:tcW w:type="dxa" w:w="5216"/>
+            <w:vAlign w:val="center"/>
+            <w:tcMar>
+              <w:top w:w="95" w:type="dxa"/>
+              <w:left w:w="95" w:type="dxa"/>
+              <w:bottom w:w="95" w:type="dxa"/>
+              <w:right w:w="95" w:type="dxa"/>
+            </w:tcMar>
+          </w:tcPr>
+          <w:p>
+            <w:pPr>
+              <w:pStyle w:val="GuideTable"/>
+            </w:pPr>
+            <w:r>
+              <w:rPr>
+                <w:b w:val="0"/>
+              </w:rPr>
+            </w:r>
+            <w:r>
+              <w:rPr>
+                <w:rFonts w:ascii="Liberation Mono" w:hAnsi="Liberation Mono"/>
+                <w:b w:val="0"/>
+                <w:sz w:val="18"/>
+              </w:rPr>
+              <w:t>mock</w:t>
+            </w:r>
+            <w:r>
+              <w:rPr>
+                <w:b w:val="0"/>
+              </w:rPr>
+              <w:t xml:space="preserve"> e budget </w:t>
+            </w:r>
+            <w:r>
+              <w:rPr>
+                <w:rFonts w:ascii="Liberation Mono" w:hAnsi="Liberation Mono"/>
+                <w:b w:val="0"/>
+                <w:sz w:val="18"/>
+              </w:rPr>
+              <w:t>0.00</w:t>
+            </w:r>
+            <w:r>
+              <w:rPr>
+                <w:b w:val="0"/>
+              </w:rPr>
+              <w:t xml:space="preserve"> per il simulatore gratuito</w:t>
+            </w:r>
+          </w:p>
+        </w:tc>
+      </w:tr>
+      <w:tr>
+        <w:trPr>
+          <w:cantSplit/>
+        </w:trPr>
+        <w:tc>
+          <w:tcPr>
+            <w:tcW w:type="dxa" w:w="4309"/>
+            <w:vAlign w:val="center"/>
+            <w:tcMar>
+              <w:top w:w="95" w:type="dxa"/>
+              <w:left w:w="95" w:type="dxa"/>
+              <w:bottom w:w="95" w:type="dxa"/>
+              <w:right w:w="95" w:type="dxa"/>
+            </w:tcMar>
+            <w:shd w:fill="F5F8FA"/>
+          </w:tcPr>
+          <w:p>
+            <w:pPr>
+              <w:pStyle w:val="GuideTable"/>
+            </w:pPr>
+            <w:r>
+              <w:rPr>
+                <w:b w:val="0"/>
+              </w:rPr>
+              <w:t>TELEGRAM_ENABLED e ENABLE_ADAPTIVE_MEMORY</w:t>
+            </w:r>
+          </w:p>
+        </w:tc>
+        <w:tc>
+          <w:tcPr>
+            <w:tcW w:type="dxa" w:w="5216"/>
+            <w:vAlign w:val="center"/>
+            <w:tcMar>
+              <w:top w:w="95" w:type="dxa"/>
+              <w:left w:w="95" w:type="dxa"/>
+              <w:bottom w:w="95" w:type="dxa"/>
+              <w:right w:w="95" w:type="dxa"/>
+            </w:tcMar>
+            <w:shd w:fill="F5F8FA"/>
+          </w:tcPr>
+          <w:p>
+            <w:pPr>
+              <w:pStyle w:val="GuideTable"/>
+            </w:pPr>
+            <w:r>
+              <w:rPr>
+                <w:b w:val="0"/>
+              </w:rPr>
+            </w:r>
+            <w:r>
+              <w:rPr>
+                <w:rFonts w:ascii="Liberation Mono" w:hAnsi="Liberation Mono"/>
+                <w:b w:val="0"/>
+                <w:sz w:val="18"/>
+              </w:rPr>
+              <w:t>false</w:t>
+            </w:r>
+            <w:r>
+              <w:rPr>
+                <w:b w:val="0"/>
+              </w:rPr>
+              <w:t>; memoria adattiva non implementata</w:t>
+            </w:r>
+          </w:p>
+        </w:tc>
+      </w:tr>
+      <w:tr>
+        <w:trPr>
+          <w:cantSplit/>
+        </w:trPr>
+        <w:tc>
+          <w:tcPr>
+            <w:tcW w:type="dxa" w:w="4309"/>
+            <w:vAlign w:val="center"/>
             <w:tcMar>
               <w:top w:w="95" w:type="dxa"/>
               <w:left w:w="95" w:type="dxa"/>
@@ -934,7 +982,8 @@
         </w:tc>
         <w:tc>
           <w:tcPr>
-            <w:tcW w:type="dxa" w:w="4762"/>
+            <w:tcW w:type="dxa" w:w="5216"/>
+            <w:vAlign w:val="center"/>
             <w:tcMar>
               <w:top w:w="95" w:type="dxa"/>
               <w:left w:w="95" w:type="dxa"/>
@@ -950,7 +999,7 @@
               <w:rPr>
                 <w:b w:val="0"/>
               </w:rPr>
-              <w:t>development/local-paper, staging/staging-paper o production/production-paper; coerenti tra processi</w:t>
+              <w:t>Coerenti fra processi; development/local-paper in locale</w:t>
             </w:r>
           </w:p>
         </w:tc>
@@ -961,13 +1010,15 @@
         </w:trPr>
         <w:tc>
           <w:tcPr>
-            <w:tcW w:type="dxa" w:w="4762"/>
+            <w:tcW w:type="dxa" w:w="4309"/>
+            <w:vAlign w:val="center"/>
             <w:tcMar>
               <w:top w:w="95" w:type="dxa"/>
               <w:left w:w="95" w:type="dxa"/>
               <w:bottom w:w="95" w:type="dxa"/>
               <w:right w:w="95" w:type="dxa"/>
             </w:tcMar>
+            <w:shd w:fill="F5F8FA"/>
           </w:tcPr>
           <w:p>
             <w:pPr>
@@ -977,19 +1028,21 @@
               <w:rPr>
                 <w:b w:val="0"/>
               </w:rPr>
-              <w:t>APP_URL e TIMEZONE</w:t>
+              <w:t>APP_URL e AUTH_COOKIE_SECURE</w:t>
             </w:r>
           </w:p>
         </w:tc>
         <w:tc>
           <w:tcPr>
-            <w:tcW w:type="dxa" w:w="4762"/>
+            <w:tcW w:type="dxa" w:w="5216"/>
+            <w:vAlign w:val="center"/>
             <w:tcMar>
               <w:top w:w="95" w:type="dxa"/>
               <w:left w:w="95" w:type="dxa"/>
               <w:bottom w:w="95" w:type="dxa"/>
               <w:right w:w="95" w:type="dxa"/>
             </w:tcMar>
+            <w:shd w:fill="F5F8FA"/>
           </w:tcPr>
           <w:p>
             <w:pPr>
@@ -999,791 +1052,7 @@
               <w:rPr>
                 <w:b w:val="0"/>
               </w:rPr>
-              <w:t>http://localhost:3000 ed Europe/Rome; l’origine deve coincidere con quella usata dal browser</w:t>
-            </w:r>
-          </w:p>
-        </w:tc>
-      </w:tr>
-      <w:tr>
-        <w:trPr>
-          <w:cantSplit/>
-        </w:trPr>
-        <w:tc>
-          <w:tcPr>
-            <w:tcW w:type="dxa" w:w="4762"/>
-            <w:tcMar>
-              <w:top w:w="95" w:type="dxa"/>
-              <w:left w:w="95" w:type="dxa"/>
-              <w:bottom w:w="95" w:type="dxa"/>
-              <w:right w:w="95" w:type="dxa"/>
-            </w:tcMar>
-          </w:tcPr>
-          <w:p>
-            <w:pPr>
-              <w:pStyle w:val="GuideTable"/>
-            </w:pPr>
-            <w:r>
-              <w:rPr>
-                <w:b w:val="0"/>
-              </w:rPr>
-              <w:t>TRADING_MODE</w:t>
-            </w:r>
-          </w:p>
-        </w:tc>
-        <w:tc>
-          <w:tcPr>
-            <w:tcW w:type="dxa" w:w="4762"/>
-            <w:tcMar>
-              <w:top w:w="95" w:type="dxa"/>
-              <w:left w:w="95" w:type="dxa"/>
-              <w:bottom w:w="95" w:type="dxa"/>
-              <w:right w:w="95" w:type="dxa"/>
-            </w:tcMar>
-          </w:tcPr>
-          <w:p>
-            <w:pPr>
-              <w:pStyle w:val="GuideTable"/>
-            </w:pPr>
-            <w:r>
-              <w:rPr>
-                <w:b w:val="0"/>
-              </w:rPr>
-              <w:t>paper; altri modi vengono ancora rifiutati dai servizi</w:t>
-            </w:r>
-          </w:p>
-        </w:tc>
-      </w:tr>
-      <w:tr>
-        <w:trPr>
-          <w:cantSplit/>
-        </w:trPr>
-        <w:tc>
-          <w:tcPr>
-            <w:tcW w:type="dxa" w:w="4762"/>
-            <w:tcMar>
-              <w:top w:w="95" w:type="dxa"/>
-              <w:left w:w="95" w:type="dxa"/>
-              <w:bottom w:w="95" w:type="dxa"/>
-              <w:right w:w="95" w:type="dxa"/>
-            </w:tcMar>
-          </w:tcPr>
-          <w:p>
-            <w:pPr>
-              <w:pStyle w:val="GuideTable"/>
-            </w:pPr>
-            <w:r>
-              <w:rPr>
-                <w:b w:val="0"/>
-              </w:rPr>
-              <w:t>ENABLE_AUTOMATION e ENABLE_LIVE_TRADING</w:t>
-            </w:r>
-          </w:p>
-        </w:tc>
-        <w:tc>
-          <w:tcPr>
-            <w:tcW w:type="dxa" w:w="4762"/>
-            <w:tcMar>
-              <w:top w:w="95" w:type="dxa"/>
-              <w:left w:w="95" w:type="dxa"/>
-              <w:bottom w:w="95" w:type="dxa"/>
-              <w:right w:w="95" w:type="dxa"/>
-            </w:tcMar>
-          </w:tcPr>
-          <w:p>
-            <w:pPr>
-              <w:pStyle w:val="GuideTable"/>
-            </w:pPr>
-            <w:r>
-              <w:rPr>
-                <w:b w:val="0"/>
-              </w:rPr>
-              <w:t>false; non abilitarli per provare Telegram</w:t>
-            </w:r>
-          </w:p>
-        </w:tc>
-      </w:tr>
-      <w:tr>
-        <w:trPr>
-          <w:cantSplit/>
-        </w:trPr>
-        <w:tc>
-          <w:tcPr>
-            <w:tcW w:type="dxa" w:w="4762"/>
-            <w:tcMar>
-              <w:top w:w="95" w:type="dxa"/>
-              <w:left w:w="95" w:type="dxa"/>
-              <w:bottom w:w="95" w:type="dxa"/>
-              <w:right w:w="95" w:type="dxa"/>
-            </w:tcMar>
-          </w:tcPr>
-          <w:p>
-            <w:pPr>
-              <w:pStyle w:val="GuideTable"/>
-            </w:pPr>
-            <w:r>
-              <w:rPr>
-                <w:b w:val="0"/>
-              </w:rPr>
-              <w:t>POSTGRES_DB, POSTGRES_USER, POSTGRES_PASSWORD</w:t>
-            </w:r>
-          </w:p>
-        </w:tc>
-        <w:tc>
-          <w:tcPr>
-            <w:tcW w:type="dxa" w:w="4762"/>
-            <w:tcMar>
-              <w:top w:w="95" w:type="dxa"/>
-              <w:left w:w="95" w:type="dxa"/>
-              <w:bottom w:w="95" w:type="dxa"/>
-              <w:right w:w="95" w:type="dxa"/>
-            </w:tcMar>
-          </w:tcPr>
-          <w:p>
-            <w:pPr>
-              <w:pStyle w:val="GuideTable"/>
-            </w:pPr>
-            <w:r>
-              <w:rPr>
-                <w:b w:val="0"/>
-              </w:rPr>
-              <w:t>Nome database, operatore locale e password generata dal setup</w:t>
-            </w:r>
-          </w:p>
-        </w:tc>
-      </w:tr>
-      <w:tr>
-        <w:trPr>
-          <w:cantSplit/>
-        </w:trPr>
-        <w:tc>
-          <w:tcPr>
-            <w:tcW w:type="dxa" w:w="4762"/>
-            <w:tcMar>
-              <w:top w:w="95" w:type="dxa"/>
-              <w:left w:w="95" w:type="dxa"/>
-              <w:bottom w:w="95" w:type="dxa"/>
-              <w:right w:w="95" w:type="dxa"/>
-            </w:tcMar>
-          </w:tcPr>
-          <w:p>
-            <w:pPr>
-              <w:pStyle w:val="GuideTable"/>
-            </w:pPr>
-            <w:r>
-              <w:rPr>
-                <w:b w:val="0"/>
-              </w:rPr>
-              <w:t>POSTGRES_HOST e POSTGRES_PORT</w:t>
-            </w:r>
-          </w:p>
-        </w:tc>
-        <w:tc>
-          <w:tcPr>
-            <w:tcW w:type="dxa" w:w="4762"/>
-            <w:tcMar>
-              <w:top w:w="95" w:type="dxa"/>
-              <w:left w:w="95" w:type="dxa"/>
-              <w:bottom w:w="95" w:type="dxa"/>
-              <w:right w:w="95" w:type="dxa"/>
-            </w:tcMar>
-          </w:tcPr>
-          <w:p>
-            <w:pPr>
-              <w:pStyle w:val="GuideTable"/>
-            </w:pPr>
-            <w:r>
-              <w:rPr>
-                <w:b w:val="0"/>
-              </w:rPr>
-              <w:t>127.0.0.1 e 5432 per lo sviluppo host; Compose usa l’indirizzo interno postgres</w:t>
-            </w:r>
-          </w:p>
-        </w:tc>
-      </w:tr>
-      <w:tr>
-        <w:trPr>
-          <w:cantSplit/>
-        </w:trPr>
-        <w:tc>
-          <w:tcPr>
-            <w:tcW w:type="dxa" w:w="4762"/>
-            <w:tcMar>
-              <w:top w:w="95" w:type="dxa"/>
-              <w:left w:w="95" w:type="dxa"/>
-              <w:bottom w:w="95" w:type="dxa"/>
-              <w:right w:w="95" w:type="dxa"/>
-            </w:tcMar>
-          </w:tcPr>
-          <w:p>
-            <w:pPr>
-              <w:pStyle w:val="GuideTable"/>
-            </w:pPr>
-            <w:r>
-              <w:rPr>
-                <w:b w:val="0"/>
-              </w:rPr>
-              <w:t>DATABASE_ADMIN_URL</w:t>
-            </w:r>
-          </w:p>
-        </w:tc>
-        <w:tc>
-          <w:tcPr>
-            <w:tcW w:type="dxa" w:w="4762"/>
-            <w:tcMar>
-              <w:top w:w="95" w:type="dxa"/>
-              <w:left w:w="95" w:type="dxa"/>
-              <w:bottom w:w="95" w:type="dxa"/>
-              <w:right w:w="95" w:type="dxa"/>
-            </w:tcMar>
-          </w:tcPr>
-          <w:p>
-            <w:pPr>
-              <w:pStyle w:val="GuideTable"/>
-            </w:pPr>
-            <w:r>
-              <w:rPr>
-                <w:b w:val="0"/>
-              </w:rPr>
-              <w:t>Credenziale operatore per creare database e ruoli; assente dai runtime</w:t>
-            </w:r>
-          </w:p>
-        </w:tc>
-      </w:tr>
-      <w:tr>
-        <w:trPr>
-          <w:cantSplit/>
-        </w:trPr>
-        <w:tc>
-          <w:tcPr>
-            <w:tcW w:type="dxa" w:w="4762"/>
-            <w:tcMar>
-              <w:top w:w="95" w:type="dxa"/>
-              <w:left w:w="95" w:type="dxa"/>
-              <w:bottom w:w="95" w:type="dxa"/>
-              <w:right w:w="95" w:type="dxa"/>
-            </w:tcMar>
-          </w:tcPr>
-          <w:p>
-            <w:pPr>
-              <w:pStyle w:val="GuideTable"/>
-            </w:pPr>
-            <w:r>
-              <w:rPr>
-                <w:b w:val="0"/>
-              </w:rPr>
-              <w:t>MIGRATION_DATABASE_URL</w:t>
-            </w:r>
-          </w:p>
-        </w:tc>
-        <w:tc>
-          <w:tcPr>
-            <w:tcW w:type="dxa" w:w="4762"/>
-            <w:tcMar>
-              <w:top w:w="95" w:type="dxa"/>
-              <w:left w:w="95" w:type="dxa"/>
-              <w:bottom w:w="95" w:type="dxa"/>
-              <w:right w:w="95" w:type="dxa"/>
-            </w:tcMar>
-          </w:tcPr>
-          <w:p>
-            <w:pPr>
-              <w:pStyle w:val="GuideTable"/>
-            </w:pPr>
-            <w:r>
-              <w:rPr>
-                <w:b w:val="0"/>
-              </w:rPr>
-              <w:t>Ruolo trd_migrator per migrazioni e bootstrap; assente dai runtime</w:t>
-            </w:r>
-          </w:p>
-        </w:tc>
-      </w:tr>
-      <w:tr>
-        <w:trPr>
-          <w:cantSplit/>
-        </w:trPr>
-        <w:tc>
-          <w:tcPr>
-            <w:tcW w:type="dxa" w:w="4762"/>
-            <w:tcMar>
-              <w:top w:w="95" w:type="dxa"/>
-              <w:left w:w="95" w:type="dxa"/>
-              <w:bottom w:w="95" w:type="dxa"/>
-              <w:right w:w="95" w:type="dxa"/>
-            </w:tcMar>
-          </w:tcPr>
-          <w:p>
-            <w:pPr>
-              <w:pStyle w:val="GuideTable"/>
-            </w:pPr>
-            <w:r>
-              <w:rPr>
-                <w:b w:val="0"/>
-              </w:rPr>
-              <w:t>API_DATABASE_URL e COLLECTOR_DATABASE_URL</w:t>
-            </w:r>
-          </w:p>
-        </w:tc>
-        <w:tc>
-          <w:tcPr>
-            <w:tcW w:type="dxa" w:w="4762"/>
-            <w:tcMar>
-              <w:top w:w="95" w:type="dxa"/>
-              <w:left w:w="95" w:type="dxa"/>
-              <w:bottom w:w="95" w:type="dxa"/>
-              <w:right w:w="95" w:type="dxa"/>
-            </w:tcMar>
-          </w:tcPr>
-          <w:p>
-            <w:pPr>
-              <w:pStyle w:val="GuideTable"/>
-            </w:pPr>
-            <w:r>
-              <w:rPr>
-                <w:b w:val="0"/>
-              </w:rPr>
-              <w:t>Ruoli trd_api e trd_collector con password distinte</w:t>
-            </w:r>
-          </w:p>
-        </w:tc>
-      </w:tr>
-      <w:tr>
-        <w:trPr>
-          <w:cantSplit/>
-        </w:trPr>
-        <w:tc>
-          <w:tcPr>
-            <w:tcW w:type="dxa" w:w="4762"/>
-            <w:tcMar>
-              <w:top w:w="95" w:type="dxa"/>
-              <w:left w:w="95" w:type="dxa"/>
-              <w:bottom w:w="95" w:type="dxa"/>
-              <w:right w:w="95" w:type="dxa"/>
-            </w:tcMar>
-          </w:tcPr>
-          <w:p>
-            <w:pPr>
-              <w:pStyle w:val="GuideTable"/>
-            </w:pPr>
-            <w:r>
-              <w:rPr>
-                <w:b w:val="0"/>
-              </w:rPr>
-              <w:t>AI_DATABASE_URL, RISK_DATABASE_URL, MAINTENANCE_DATABASE_URL</w:t>
-            </w:r>
-          </w:p>
-        </w:tc>
-        <w:tc>
-          <w:tcPr>
-            <w:tcW w:type="dxa" w:w="4762"/>
-            <w:tcMar>
-              <w:top w:w="95" w:type="dxa"/>
-              <w:left w:w="95" w:type="dxa"/>
-              <w:bottom w:w="95" w:type="dxa"/>
-              <w:right w:w="95" w:type="dxa"/>
-            </w:tcMar>
-          </w:tcPr>
-          <w:p>
-            <w:pPr>
-              <w:pStyle w:val="GuideTable"/>
-            </w:pPr>
-            <w:r>
-              <w:rPr>
-                <w:b w:val="0"/>
-              </w:rPr>
-              <w:t>Ruoli trd_ai, trd_risk e trd_maintenance con password distinte</w:t>
-            </w:r>
-          </w:p>
-        </w:tc>
-      </w:tr>
-      <w:tr>
-        <w:trPr>
-          <w:cantSplit/>
-        </w:trPr>
-        <w:tc>
-          <w:tcPr>
-            <w:tcW w:type="dxa" w:w="4762"/>
-            <w:tcMar>
-              <w:top w:w="95" w:type="dxa"/>
-              <w:left w:w="95" w:type="dxa"/>
-              <w:bottom w:w="95" w:type="dxa"/>
-              <w:right w:w="95" w:type="dxa"/>
-            </w:tcMar>
-          </w:tcPr>
-          <w:p>
-            <w:pPr>
-              <w:pStyle w:val="GuideTable"/>
-            </w:pPr>
-            <w:r>
-              <w:rPr>
-                <w:b w:val="0"/>
-              </w:rPr>
-              <w:t>ADMIN_BOOTSTRAP_EMAIL e ADMIN_BOOTSTRAP_PASSWORD</w:t>
-            </w:r>
-          </w:p>
-        </w:tc>
-        <w:tc>
-          <w:tcPr>
-            <w:tcW w:type="dxa" w:w="4762"/>
-            <w:tcMar>
-              <w:top w:w="95" w:type="dxa"/>
-              <w:left w:w="95" w:type="dxa"/>
-              <w:bottom w:w="95" w:type="dxa"/>
-              <w:right w:w="95" w:type="dxa"/>
-            </w:tcMar>
-          </w:tcPr>
-          <w:p>
-            <w:pPr>
-              <w:pStyle w:val="GuideTable"/>
-            </w:pPr>
-            <w:r>
-              <w:rPr>
-                <w:b w:val="0"/>
-              </w:rPr>
-              <w:t>Utente iniziale e password privata generata; usati solo dal bootstrap</w:t>
-            </w:r>
-          </w:p>
-        </w:tc>
-      </w:tr>
-      <w:tr>
-        <w:trPr>
-          <w:cantSplit/>
-        </w:trPr>
-        <w:tc>
-          <w:tcPr>
-            <w:tcW w:type="dxa" w:w="4762"/>
-            <w:tcMar>
-              <w:top w:w="95" w:type="dxa"/>
-              <w:left w:w="95" w:type="dxa"/>
-              <w:bottom w:w="95" w:type="dxa"/>
-              <w:right w:w="95" w:type="dxa"/>
-            </w:tcMar>
-          </w:tcPr>
-          <w:p>
-            <w:pPr>
-              <w:pStyle w:val="GuideTable"/>
-            </w:pPr>
-            <w:r>
-              <w:rPr>
-                <w:b w:val="0"/>
-              </w:rPr>
-              <w:t>AUTH_COOKIE_SECURE</w:t>
-            </w:r>
-          </w:p>
-        </w:tc>
-        <w:tc>
-          <w:tcPr>
-            <w:tcW w:type="dxa" w:w="4762"/>
-            <w:tcMar>
-              <w:top w:w="95" w:type="dxa"/>
-              <w:left w:w="95" w:type="dxa"/>
-              <w:bottom w:w="95" w:type="dxa"/>
-              <w:right w:w="95" w:type="dxa"/>
-            </w:tcMar>
-          </w:tcPr>
-          <w:p>
-            <w:pPr>
-              <w:pStyle w:val="GuideTable"/>
-            </w:pPr>
-            <w:r>
-              <w:rPr>
-                <w:b w:val="0"/>
-              </w:rPr>
-              <w:t>false soltanto nel locale HTTP; in produzione HTTPS è obbligatorio</w:t>
-            </w:r>
-          </w:p>
-        </w:tc>
-      </w:tr>
-      <w:tr>
-        <w:trPr>
-          <w:cantSplit/>
-        </w:trPr>
-        <w:tc>
-          <w:tcPr>
-            <w:tcW w:type="dxa" w:w="4762"/>
-            <w:tcMar>
-              <w:top w:w="95" w:type="dxa"/>
-              <w:left w:w="95" w:type="dxa"/>
-              <w:bottom w:w="95" w:type="dxa"/>
-              <w:right w:w="95" w:type="dxa"/>
-            </w:tcMar>
-          </w:tcPr>
-          <w:p>
-            <w:pPr>
-              <w:pStyle w:val="GuideTable"/>
-            </w:pPr>
-            <w:r>
-              <w:rPr>
-                <w:b w:val="0"/>
-              </w:rPr>
-              <w:t>AUTH_SESSION_TTL_SECONDS e AUTH_IDLE_TTL_SECONDS</w:t>
-            </w:r>
-          </w:p>
-        </w:tc>
-        <w:tc>
-          <w:tcPr>
-            <w:tcW w:type="dxa" w:w="4762"/>
-            <w:tcMar>
-              <w:top w:w="95" w:type="dxa"/>
-              <w:left w:w="95" w:type="dxa"/>
-              <w:bottom w:w="95" w:type="dxa"/>
-              <w:right w:w="95" w:type="dxa"/>
-            </w:tcMar>
-          </w:tcPr>
-          <w:p>
-            <w:pPr>
-              <w:pStyle w:val="GuideTable"/>
-            </w:pPr>
-            <w:r>
-              <w:rPr>
-                <w:b w:val="0"/>
-              </w:rPr>
-              <w:t>28800 e 1800; massimo otto ore assolute e trenta minuti inattive</w:t>
-            </w:r>
-          </w:p>
-        </w:tc>
-      </w:tr>
-      <w:tr>
-        <w:trPr>
-          <w:cantSplit/>
-        </w:trPr>
-        <w:tc>
-          <w:tcPr>
-            <w:tcW w:type="dxa" w:w="4762"/>
-            <w:tcMar>
-              <w:top w:w="95" w:type="dxa"/>
-              <w:left w:w="95" w:type="dxa"/>
-              <w:bottom w:w="95" w:type="dxa"/>
-              <w:right w:w="95" w:type="dxa"/>
-            </w:tcMar>
-          </w:tcPr>
-          <w:p>
-            <w:pPr>
-              <w:pStyle w:val="GuideTable"/>
-            </w:pPr>
-            <w:r>
-              <w:rPr>
-                <w:b w:val="0"/>
-              </w:rPr>
-              <w:t>AUTH_MFA_REQUIRED</w:t>
-            </w:r>
-          </w:p>
-        </w:tc>
-        <w:tc>
-          <w:tcPr>
-            <w:tcW w:type="dxa" w:w="4762"/>
-            <w:tcMar>
-              <w:top w:w="95" w:type="dxa"/>
-              <w:left w:w="95" w:type="dxa"/>
-              <w:bottom w:w="95" w:type="dxa"/>
-              <w:right w:w="95" w:type="dxa"/>
-            </w:tcMar>
-          </w:tcPr>
-          <w:p>
-            <w:pPr>
-              <w:pStyle w:val="GuideTable"/>
-            </w:pPr>
-            <w:r>
-              <w:rPr>
-                <w:b w:val="0"/>
-              </w:rPr>
-              <w:t>false in locale; true obbligatorio con REMOTE_ACCESS_MODE=cloudflare</w:t>
-            </w:r>
-          </w:p>
-        </w:tc>
-      </w:tr>
-      <w:tr>
-        <w:trPr>
-          <w:cantSplit/>
-        </w:trPr>
-        <w:tc>
-          <w:tcPr>
-            <w:tcW w:type="dxa" w:w="4762"/>
-            <w:tcMar>
-              <w:top w:w="95" w:type="dxa"/>
-              <w:left w:w="95" w:type="dxa"/>
-              <w:bottom w:w="95" w:type="dxa"/>
-              <w:right w:w="95" w:type="dxa"/>
-            </w:tcMar>
-          </w:tcPr>
-          <w:p>
-            <w:pPr>
-              <w:pStyle w:val="GuideTable"/>
-            </w:pPr>
-            <w:r>
-              <w:rPr>
-                <w:b w:val="0"/>
-              </w:rPr>
-              <w:t>API_PORT, BRIDGE_PORT, DASHBOARD_PORT</w:t>
-            </w:r>
-          </w:p>
-        </w:tc>
-        <w:tc>
-          <w:tcPr>
-            <w:tcW w:type="dxa" w:w="4762"/>
-            <w:tcMar>
-              <w:top w:w="95" w:type="dxa"/>
-              <w:left w:w="95" w:type="dxa"/>
-              <w:bottom w:w="95" w:type="dxa"/>
-              <w:right w:w="95" w:type="dxa"/>
-            </w:tcMar>
-          </w:tcPr>
-          <w:p>
-            <w:pPr>
-              <w:pStyle w:val="GuideTable"/>
-            </w:pPr>
-            <w:r>
-              <w:rPr>
-                <w:b w:val="0"/>
-              </w:rPr>
-              <w:t>8000, 8001 e 3000; pubblicazione locale su loopback</w:t>
-            </w:r>
-          </w:p>
-        </w:tc>
-      </w:tr>
-      <w:tr>
-        <w:trPr>
-          <w:cantSplit/>
-        </w:trPr>
-        <w:tc>
-          <w:tcPr>
-            <w:tcW w:type="dxa" w:w="4762"/>
-            <w:tcMar>
-              <w:top w:w="95" w:type="dxa"/>
-              <w:left w:w="95" w:type="dxa"/>
-              <w:bottom w:w="95" w:type="dxa"/>
-              <w:right w:w="95" w:type="dxa"/>
-            </w:tcMar>
-          </w:tcPr>
-          <w:p>
-            <w:pPr>
-              <w:pStyle w:val="GuideTable"/>
-            </w:pPr>
-            <w:r>
-              <w:rPr>
-                <w:b w:val="0"/>
-              </w:rPr>
-              <w:t>API_INTERNAL_URL</w:t>
-            </w:r>
-          </w:p>
-        </w:tc>
-        <w:tc>
-          <w:tcPr>
-            <w:tcW w:type="dxa" w:w="4762"/>
-            <w:tcMar>
-              <w:top w:w="95" w:type="dxa"/>
-              <w:left w:w="95" w:type="dxa"/>
-              <w:bottom w:w="95" w:type="dxa"/>
-              <w:right w:w="95" w:type="dxa"/>
-            </w:tcMar>
-          </w:tcPr>
-          <w:p>
-            <w:pPr>
-              <w:pStyle w:val="GuideTable"/>
-            </w:pPr>
-            <w:r>
-              <w:rPr>
-                <w:b w:val="0"/>
-              </w:rPr>
-              <w:t>http://127.0.0.1:8000 in sviluppo host; http://api:8000 in Compose</w:t>
-            </w:r>
-          </w:p>
-        </w:tc>
-      </w:tr>
-      <w:tr>
-        <w:trPr>
-          <w:cantSplit/>
-        </w:trPr>
-        <w:tc>
-          <w:tcPr>
-            <w:tcW w:type="dxa" w:w="4762"/>
-            <w:tcMar>
-              <w:top w:w="95" w:type="dxa"/>
-              <w:left w:w="95" w:type="dxa"/>
-              <w:bottom w:w="95" w:type="dxa"/>
-              <w:right w:w="95" w:type="dxa"/>
-            </w:tcMar>
-          </w:tcPr>
-          <w:p>
-            <w:pPr>
-              <w:pStyle w:val="GuideTable"/>
-            </w:pPr>
-            <w:r>
-              <w:rPr>
-                <w:b w:val="0"/>
-              </w:rPr>
-              <w:t>LOG_LEVEL, LOG_MAX_BYTES e LOG_BACKUP_COUNT</w:t>
-            </w:r>
-          </w:p>
-        </w:tc>
-        <w:tc>
-          <w:tcPr>
-            <w:tcW w:type="dxa" w:w="4762"/>
-            <w:tcMar>
-              <w:top w:w="95" w:type="dxa"/>
-              <w:left w:w="95" w:type="dxa"/>
-              <w:bottom w:w="95" w:type="dxa"/>
-              <w:right w:w="95" w:type="dxa"/>
-            </w:tcMar>
-          </w:tcPr>
-          <w:p>
-            <w:pPr>
-              <w:pStyle w:val="GuideTable"/>
-            </w:pPr>
-            <w:r>
-              <w:rPr>
-                <w:b w:val="0"/>
-              </w:rPr>
-              <w:t>INFO, 10485760 e 10; log strutturati con redazione delle credenziali</w:t>
-            </w:r>
-          </w:p>
-        </w:tc>
-      </w:tr>
-      <w:tr>
-        <w:trPr>
-          <w:cantSplit/>
-        </w:trPr>
-        <w:tc>
-          <w:tcPr>
-            <w:tcW w:type="dxa" w:w="4762"/>
-            <w:tcMar>
-              <w:top w:w="95" w:type="dxa"/>
-              <w:left w:w="95" w:type="dxa"/>
-              <w:bottom w:w="95" w:type="dxa"/>
-              <w:right w:w="95" w:type="dxa"/>
-            </w:tcMar>
-          </w:tcPr>
-          <w:p>
-            <w:pPr>
-              <w:pStyle w:val="GuideTable"/>
-            </w:pPr>
-            <w:r>
-              <w:rPr>
-                <w:b w:val="0"/>
-              </w:rPr>
-              <w:t>REDIS_ENABLED, REDIS_PORT e REDIS_URL</w:t>
-            </w:r>
-          </w:p>
-        </w:tc>
-        <w:tc>
-          <w:tcPr>
-            <w:tcW w:type="dxa" w:w="4762"/>
-            <w:tcMar>
-              <w:top w:w="95" w:type="dxa"/>
-              <w:left w:w="95" w:type="dxa"/>
-              <w:bottom w:w="95" w:type="dxa"/>
-              <w:right w:w="95" w:type="dxa"/>
-            </w:tcMar>
-          </w:tcPr>
-          <w:p>
-            <w:pPr>
-              <w:pStyle w:val="GuideTable"/>
-            </w:pPr>
-            <w:r>
-              <w:rPr>
-                <w:b w:val="0"/>
-              </w:rPr>
-              <w:t>false, 6379 e URL locale; Redis non è necessario alla correttezza</w:t>
+              <w:t>Origine esatta; cookie sicuro obbligatorio su HTTPS</w:t>
             </w:r>
           </w:p>
         </w:tc>
@@ -1796,7 +1065,63 @@
     </w:p>
     <w:p>
       <w:r>
-        <w:t>Ogni URL PostgreSQL deve usare postgresql+psycopg, porta esplicita e il ruolo previsto. Il file .env operatore non viene passato integralmente ai servizi. DATA_DIR e LOG_DIR sono forniti dall’avvio con directory distinte per processo; in produzione devono essere assoluti. ENCRYPTION_KEY è riservata a capacità future del servizio API e non sostituisce la chiave della sessione Telegram.</w:t>
+        <w:t xml:space="preserve">Non passare </w:t>
+      </w:r>
+      <w:r>
+        <w:rPr>
+          <w:rFonts w:ascii="Liberation Mono" w:hAnsi="Liberation Mono"/>
+          <w:sz w:val="18"/>
+        </w:rPr>
+        <w:t>.env</w:t>
+      </w:r>
+      <w:r>
+        <w:t xml:space="preserve"> operatore intero ai servizi. Ogni processo riceve solo campi e credenziali propri; il migratore non è un ruolo runtime. URL PostgreSQL con </w:t>
+      </w:r>
+      <w:r>
+        <w:rPr>
+          <w:rFonts w:ascii="Liberation Mono" w:hAnsi="Liberation Mono"/>
+          <w:sz w:val="18"/>
+        </w:rPr>
+        <w:t>postgresql+psycopg</w:t>
+      </w:r>
+      <w:r>
+        <w:t xml:space="preserve">, porta e ruolo previsti. In remoto, stato e log in directory assolute e private. Inventario e vincoli in </w:t>
+      </w:r>
+      <w:hyperlink r:id="rId12">
+        <w:r>
+          <w:rPr>
+            <w:rStyle w:val="Hyperlink"/>
+          </w:rPr>
+          <w:t>Configurazione ambiente</w:t>
+        </w:r>
+      </w:hyperlink>
+      <w:r>
+        <w:t xml:space="preserve"> e </w:t>
+      </w:r>
+      <w:r>
+        <w:rPr>
+          <w:rFonts w:ascii="Liberation Mono" w:hAnsi="Liberation Mono"/>
+          <w:sz w:val="18"/>
+        </w:rPr>
+        <w:t>.env.example</w:t>
+      </w:r>
+      <w:r>
+        <w:t>.</w:t>
+      </w:r>
+    </w:p>
+    <w:p>
+      <w:r>
+        <w:t xml:space="preserve">Tema chiaro e scuro verificato in locale e su mobile, senza nuove credenziali. Il cookie </w:t>
+      </w:r>
+      <w:r>
+        <w:rPr>
+          <w:rFonts w:ascii="Liberation Mono" w:hAnsi="Liberation Mono"/>
+          <w:sz w:val="18"/>
+        </w:rPr>
+        <w:t>trd-dashboard-theme</w:t>
+      </w:r>
+      <w:r>
+        <w:t xml:space="preserve"> vale un anno, appartiene al browser e all’host; il server applica il tema al primo rendering. Sessioni: 30 minuti inattive e 8 ore assolute. Conferme: 2 minuti, legate a utente, contenuto e versione.</w:t>
       </w:r>
     </w:p>
     <w:p>
@@ -1804,27 +1129,149 @@
         <w:pStyle w:val="Heading1"/>
       </w:pPr>
       <w:r>
-        <w:t>Preparare Vercel e gli ambienti remoti</w:t>
+        <w:t>Collegare Telegram</w:t>
+      </w:r>
+    </w:p>
+    <w:p>
+      <w:pPr>
+        <w:pStyle w:val="ListNumber"/>
+        <w:keepNext/>
+        <w:numPr>
+          <w:numId w:val="11"/>
+        </w:numPr>
+      </w:pPr>
+      <w:r>
+        <w:t xml:space="preserve">Ottieni API ID e API hash dall’applicazione su </w:t>
+      </w:r>
+      <w:r>
+        <w:rPr>
+          <w:rFonts w:ascii="Liberation Mono" w:hAnsi="Liberation Mono"/>
+          <w:sz w:val="18"/>
+        </w:rPr>
+        <w:t>https://my.telegram.org</w:t>
+      </w:r>
+      <w:r>
+        <w:t xml:space="preserve">. Configura </w:t>
+      </w:r>
+      <w:r>
+        <w:rPr>
+          <w:rFonts w:ascii="Liberation Mono" w:hAnsi="Liberation Mono"/>
+          <w:sz w:val="18"/>
+        </w:rPr>
+        <w:t>TELEGRAM_API_ID</w:t>
+      </w:r>
+      <w:r>
+        <w:t xml:space="preserve">, </w:t>
+      </w:r>
+      <w:r>
+        <w:rPr>
+          <w:rFonts w:ascii="Liberation Mono" w:hAnsi="Liberation Mono"/>
+          <w:sz w:val="18"/>
+        </w:rPr>
+        <w:t>TELEGRAM_API_HASH</w:t>
+      </w:r>
+      <w:r>
+        <w:t xml:space="preserve"> e la chiave indipendente </w:t>
+      </w:r>
+      <w:r>
+        <w:rPr>
+          <w:rFonts w:ascii="Liberation Mono" w:hAnsi="Liberation Mono"/>
+          <w:sz w:val="18"/>
+        </w:rPr>
+        <w:t>TELEGRAM_SESSION_ENCRYPTION_KEY</w:t>
+      </w:r>
+      <w:r>
+        <w:t xml:space="preserve"> nel file privato del collector.</w:t>
+      </w:r>
+    </w:p>
+    <w:p>
+      <w:pPr>
+        <w:pStyle w:val="ListNumber"/>
+        <w:keepNext/>
+        <w:numPr>
+          <w:numId w:val="11"/>
+        </w:numPr>
+      </w:pPr>
+      <w:r>
+        <w:t xml:space="preserve">Ferma il collector. Per sviluppo host usa </w:t>
+      </w:r>
+      <w:r>
+        <w:rPr>
+          <w:rFonts w:ascii="Liberation Mono" w:hAnsi="Liberation Mono"/>
+          <w:sz w:val="18"/>
+        </w:rPr>
+        <w:t>pnpm telegram:enroll</w:t>
+      </w:r>
+      <w:r>
+        <w:t>; per Compose usa i comandi sotto da terminale interattivo.</w:t>
+      </w:r>
+    </w:p>
+    <w:p>
+      <w:pPr>
+        <w:pStyle w:val="ListNumber"/>
+        <w:keepNext/>
+        <w:numPr>
+          <w:numId w:val="11"/>
+        </w:numPr>
+      </w:pPr>
+      <w:r>
+        <w:t>Inserisci telefono, codice e password a due passaggi solo nella procedura locale, mai nella dashboard, nei log o negli artifact.</w:t>
+      </w:r>
+    </w:p>
+    <w:p>
+      <w:pPr>
+        <w:pStyle w:val="ListNumber"/>
+        <w:keepNext w:val="0"/>
+        <w:numPr>
+          <w:numId w:val="11"/>
+        </w:numPr>
+      </w:pPr>
+      <w:r>
+        <w:t xml:space="preserve">Dopo l’accesso riuscito imposta </w:t>
+      </w:r>
+      <w:r>
+        <w:rPr>
+          <w:rFonts w:ascii="Liberation Mono" w:hAnsi="Liberation Mono"/>
+          <w:sz w:val="18"/>
+        </w:rPr>
+        <w:t>TELEGRAM_ENABLED=true</w:t>
+      </w:r>
+      <w:r>
+        <w:t xml:space="preserve"> e ricrea il servizio. Il cliente autorizza le fonti dalla dashboard; l’account deve già accedere ai gruppi privati.</w:t>
+      </w:r>
+    </w:p>
+    <w:p>
+      <w:pPr>
+        <w:pStyle w:val="GuideCode"/>
+      </w:pPr>
+      <w:r>
+        <w:t>docker compose stop telegram</w:t>
+      </w:r>
+    </w:p>
+    <w:p>
+      <w:pPr>
+        <w:pStyle w:val="GuideCode"/>
+      </w:pPr>
+      <w:r>
+        <w:t>docker compose run --rm --no-deps --entrypoint python telegram -m backend.integrations.telegram.enroll</w:t>
       </w:r>
     </w:p>
     <w:p>
       <w:r>
-        <w:t>La dashboard e le sue API di inoltro vengono distribuite su Vercel. API Python, PostgreSQL, collector, worker AI, manutenzione e bridge restano persistenti sul VPS Windows. Non usare richieste Vercel o cron Vercel per tenere in vita Telegram e il worker. Il backend è portabile su Linux; MT5 resta una futura componente Windows.</w:t>
+        <w:t>Dopo la modifica del file privato:</w:t>
+      </w:r>
+    </w:p>
+    <w:p>
+      <w:pPr>
+        <w:pStyle w:val="GuideCode"/>
+      </w:pPr>
+      <w:r>
+        <w:t>docker compose up -d telegram</w:t>
       </w:r>
     </w:p>
     <w:p>
       <w:r>
-        <w:t>Creare gli ambienti con pnpm env:new --stage staging --output-dir private/staging e la variante production. Vengono generati operator.env con password e chiavi indipendenti, senza stampa e senza sovrascrittura. Completare domini, account e RUNTIME_STATE_DIR assoluto sul server. Non riutilizzare il file .env locale o password di produzione. Per esportare usare pnpm env:export --operator-env private/staging/operator.env --output-dir private/staging/scoped-v1. La directory di export deve essere nuova; applicare ACL prima di usarla su Windows.</w:t>
-      </w:r>
-    </w:p>
-    <w:p>
-      <w:r>
-        <w:t>Usare istanze PostgreSQL separate: gli stessi ruoli trd_api e trd_ai non possono avere password diverse in due database dello stesso cluster. Separare porte, volumi, directory di stato, utenti, service token, chiavi di inoltro e account OpenRouter. Per Telegram usare account distinti, perché lease in database diversi non coordinano uno stesso account.</w:t>
-      </w:r>
-    </w:p>
-    <w:p>
-      <w:r>
-        <w:t>Creare un’applicazione Cloudflare Access sull’intero dominio dashboard, con utenti nominativi e MFA IdP obbligatorio. Il JWT umano deve esporre amr o custom.amr come lista contenente mfa. Configurare l’esportazione del claim OIDC/SAML e verificare un token reale senza conservarlo negli artifact. Il semplice OTP email non basta. Creare una seconda applicazione Access API con policy Service Auth e token dedicato a Vercel; nessun Bypass pubblico. Il tunnel raggiunge soltanto l’API amministrativa su loopback e termina con una regola 404. Non pubblicare bridge, PostgreSQL o Redis.</w:t>
+        <w:t>La sessione è cifrata AES GCM e legata ad ambiente, account, collector e chiave. Il volume resta scrivibile e privato: permessi 600 su macOS/Linux, ACL verificate su Windows. Non copiare sessioni host nel volume senza gestire proprietario e permessi. Conserva la chiave separata dal backup della sessione.</w:t>
       </w:r>
     </w:p>
     <w:tbl>
@@ -1843,8 +1290,8 @@
         </w:tblBorders>
       </w:tblPr>
       <w:tblGrid>
-        <w:gridCol w:w="4762"/>
-        <w:gridCol w:w="4762"/>
+        <w:gridCol w:w="4309"/>
+        <w:gridCol w:w="5216"/>
       </w:tblGrid>
       <w:tr>
         <w:trPr>
@@ -1853,14 +1300,15 @@
         </w:trPr>
         <w:tc>
           <w:tcPr>
-            <w:tcW w:type="dxa" w:w="4762"/>
+            <w:tcW w:type="dxa" w:w="4309"/>
+            <w:vAlign w:val="center"/>
             <w:tcMar>
               <w:top w:w="95" w:type="dxa"/>
               <w:left w:w="95" w:type="dxa"/>
               <w:bottom w:w="95" w:type="dxa"/>
               <w:right w:w="95" w:type="dxa"/>
             </w:tcMar>
-            <w:shd w:fill="F2F2F2"/>
+            <w:shd w:fill="DFEAF3"/>
           </w:tcPr>
           <w:p>
             <w:pPr>
@@ -1870,20 +1318,21 @@
               <w:rPr>
                 <w:b/>
               </w:rPr>
-              <w:t>Variabili remoto e dashboard</w:t>
+              <w:t>Parametro</w:t>
             </w:r>
           </w:p>
         </w:tc>
         <w:tc>
           <w:tcPr>
-            <w:tcW w:type="dxa" w:w="4762"/>
+            <w:tcW w:type="dxa" w:w="5216"/>
+            <w:vAlign w:val="center"/>
             <w:tcMar>
               <w:top w:w="95" w:type="dxa"/>
               <w:left w:w="95" w:type="dxa"/>
               <w:bottom w:w="95" w:type="dxa"/>
               <w:right w:w="95" w:type="dxa"/>
             </w:tcMar>
-            <w:shd w:fill="F2F2F2"/>
+            <w:shd w:fill="DFEAF3"/>
           </w:tcPr>
           <w:p>
             <w:pPr>
@@ -1893,7 +1342,7 @@
               <w:rPr>
                 <w:b/>
               </w:rPr>
-              <w:t>Preparazione</w:t>
+              <w:t>Default e limite operativo</w:t>
             </w:r>
           </w:p>
         </w:tc>
@@ -1904,1017 +1353,8 @@
         </w:trPr>
         <w:tc>
           <w:tcPr>
-            <w:tcW w:type="dxa" w:w="4762"/>
-            <w:tcMar>
-              <w:top w:w="95" w:type="dxa"/>
-              <w:left w:w="95" w:type="dxa"/>
-              <w:bottom w:w="95" w:type="dxa"/>
-              <w:right w:w="95" w:type="dxa"/>
-            </w:tcMar>
-          </w:tcPr>
-          <w:p>
-            <w:pPr>
-              <w:pStyle w:val="GuideTable"/>
-            </w:pPr>
-            <w:r>
-              <w:rPr>
-                <w:b w:val="0"/>
-              </w:rPr>
-              <w:t>REMOTE_ACCESS_MODE</w:t>
-            </w:r>
-          </w:p>
-        </w:tc>
-        <w:tc>
-          <w:tcPr>
-            <w:tcW w:type="dxa" w:w="4762"/>
-            <w:tcMar>
-              <w:top w:w="95" w:type="dxa"/>
-              <w:left w:w="95" w:type="dxa"/>
-              <w:bottom w:w="95" w:type="dxa"/>
-              <w:right w:w="95" w:type="dxa"/>
-            </w:tcMar>
-          </w:tcPr>
-          <w:p>
-            <w:pPr>
-              <w:pStyle w:val="GuideTable"/>
-            </w:pPr>
-            <w:r>
-              <w:rPr>
-                <w:b w:val="0"/>
-              </w:rPr>
-              <w:t>local in sviluppo; cloudflare per staging e produzione</w:t>
-            </w:r>
-          </w:p>
-        </w:tc>
-      </w:tr>
-      <w:tr>
-        <w:trPr>
-          <w:cantSplit/>
-        </w:trPr>
-        <w:tc>
-          <w:tcPr>
-            <w:tcW w:type="dxa" w:w="4762"/>
-            <w:tcMar>
-              <w:top w:w="95" w:type="dxa"/>
-              <w:left w:w="95" w:type="dxa"/>
-              <w:bottom w:w="95" w:type="dxa"/>
-              <w:right w:w="95" w:type="dxa"/>
-            </w:tcMar>
-          </w:tcPr>
-          <w:p>
-            <w:pPr>
-              <w:pStyle w:val="GuideTable"/>
-            </w:pPr>
-            <w:r>
-              <w:rPr>
-                <w:b w:val="0"/>
-              </w:rPr>
-              <w:t>AUTH_COOKIE_SECURE e AUTH_MFA_REQUIRED</w:t>
-            </w:r>
-          </w:p>
-        </w:tc>
-        <w:tc>
-          <w:tcPr>
-            <w:tcW w:type="dxa" w:w="4762"/>
-            <w:tcMar>
-              <w:top w:w="95" w:type="dxa"/>
-              <w:left w:w="95" w:type="dxa"/>
-              <w:bottom w:w="95" w:type="dxa"/>
-              <w:right w:w="95" w:type="dxa"/>
-            </w:tcMar>
-          </w:tcPr>
-          <w:p>
-            <w:pPr>
-              <w:pStyle w:val="GuideTable"/>
-            </w:pPr>
-            <w:r>
-              <w:rPr>
-                <w:b w:val="0"/>
-              </w:rPr>
-              <w:t>true nel remoto; APP_URL deve essere HTTPS e coincidere con il dominio dashboard</w:t>
-            </w:r>
-          </w:p>
-        </w:tc>
-      </w:tr>
-      <w:tr>
-        <w:trPr>
-          <w:cantSplit/>
-        </w:trPr>
-        <w:tc>
-          <w:tcPr>
-            <w:tcW w:type="dxa" w:w="4762"/>
-            <w:tcMar>
-              <w:top w:w="95" w:type="dxa"/>
-              <w:left w:w="95" w:type="dxa"/>
-              <w:bottom w:w="95" w:type="dxa"/>
-              <w:right w:w="95" w:type="dxa"/>
-            </w:tcMar>
-          </w:tcPr>
-          <w:p>
-            <w:pPr>
-              <w:pStyle w:val="GuideTable"/>
-            </w:pPr>
-            <w:r>
-              <w:rPr>
-                <w:b w:val="0"/>
-              </w:rPr>
-              <w:t>CLOUDFLARE_ACCESS_ISSUER e CLOUDFLARE_ACCESS_AUDIENCE</w:t>
-            </w:r>
-          </w:p>
-        </w:tc>
-        <w:tc>
-          <w:tcPr>
-            <w:tcW w:type="dxa" w:w="4762"/>
-            <w:tcMar>
-              <w:top w:w="95" w:type="dxa"/>
-              <w:left w:w="95" w:type="dxa"/>
-              <w:bottom w:w="95" w:type="dxa"/>
-              <w:right w:w="95" w:type="dxa"/>
-            </w:tcMar>
-          </w:tcPr>
-          <w:p>
-            <w:pPr>
-              <w:pStyle w:val="GuideTable"/>
-            </w:pPr>
-            <w:r>
-              <w:rPr>
-                <w:b w:val="0"/>
-              </w:rPr>
-              <w:t>Issuer fisso del team e audience dell’applicazione umana dashboard; solo all’API</w:t>
-            </w:r>
-          </w:p>
-        </w:tc>
-      </w:tr>
-      <w:tr>
-        <w:trPr>
-          <w:cantSplit/>
-        </w:trPr>
-        <w:tc>
-          <w:tcPr>
-            <w:tcW w:type="dxa" w:w="4762"/>
-            <w:tcMar>
-              <w:top w:w="95" w:type="dxa"/>
-              <w:left w:w="95" w:type="dxa"/>
-              <w:bottom w:w="95" w:type="dxa"/>
-              <w:right w:w="95" w:type="dxa"/>
-            </w:tcMar>
-          </w:tcPr>
-          <w:p>
-            <w:pPr>
-              <w:pStyle w:val="GuideTable"/>
-            </w:pPr>
-            <w:r>
-              <w:rPr>
-                <w:b w:val="0"/>
-              </w:rPr>
-              <w:t>DASHBOARD_PROXY_SECRET</w:t>
-            </w:r>
-          </w:p>
-        </w:tc>
-        <w:tc>
-          <w:tcPr>
-            <w:tcW w:type="dxa" w:w="4762"/>
-            <w:tcMar>
-              <w:top w:w="95" w:type="dxa"/>
-              <w:left w:w="95" w:type="dxa"/>
-              <w:bottom w:w="95" w:type="dxa"/>
-              <w:right w:w="95" w:type="dxa"/>
-            </w:tcMar>
-          </w:tcPr>
-          <w:p>
-            <w:pPr>
-              <w:pStyle w:val="GuideTable"/>
-            </w:pPr>
-            <w:r>
-              <w:rPr>
-                <w:b w:val="0"/>
-              </w:rPr>
-              <w:t>Chiave indipendente di almeno 43 caratteri condivisa solo fra API e dashboard dello stesso ambiente</w:t>
-            </w:r>
-          </w:p>
-        </w:tc>
-      </w:tr>
-      <w:tr>
-        <w:trPr>
-          <w:cantSplit/>
-        </w:trPr>
-        <w:tc>
-          <w:tcPr>
-            <w:tcW w:type="dxa" w:w="4762"/>
-            <w:tcMar>
-              <w:top w:w="95" w:type="dxa"/>
-              <w:left w:w="95" w:type="dxa"/>
-              <w:bottom w:w="95" w:type="dxa"/>
-              <w:right w:w="95" w:type="dxa"/>
-            </w:tcMar>
-          </w:tcPr>
-          <w:p>
-            <w:pPr>
-              <w:pStyle w:val="GuideTable"/>
-            </w:pPr>
-            <w:r>
-              <w:rPr>
-                <w:b w:val="0"/>
-              </w:rPr>
-              <w:t>CF_ACCESS_CLIENT_ID e CF_ACCESS_CLIENT_SECRET</w:t>
-            </w:r>
-          </w:p>
-        </w:tc>
-        <w:tc>
-          <w:tcPr>
-            <w:tcW w:type="dxa" w:w="4762"/>
-            <w:tcMar>
-              <w:top w:w="95" w:type="dxa"/>
-              <w:left w:w="95" w:type="dxa"/>
-              <w:bottom w:w="95" w:type="dxa"/>
-              <w:right w:w="95" w:type="dxa"/>
-            </w:tcMar>
-          </w:tcPr>
-          <w:p>
-            <w:pPr>
-              <w:pStyle w:val="GuideTable"/>
-            </w:pPr>
-            <w:r>
-              <w:rPr>
-                <w:b w:val="0"/>
-              </w:rPr>
-              <w:t>Token dell’applicazione API; solo al server dashboard su Vercel</w:t>
-            </w:r>
-          </w:p>
-        </w:tc>
-      </w:tr>
-      <w:tr>
-        <w:trPr>
-          <w:cantSplit/>
-        </w:trPr>
-        <w:tc>
-          <w:tcPr>
-            <w:tcW w:type="dxa" w:w="4762"/>
-            <w:tcMar>
-              <w:top w:w="95" w:type="dxa"/>
-              <w:left w:w="95" w:type="dxa"/>
-              <w:bottom w:w="95" w:type="dxa"/>
-              <w:right w:w="95" w:type="dxa"/>
-            </w:tcMar>
-          </w:tcPr>
-          <w:p>
-            <w:pPr>
-              <w:pStyle w:val="GuideTable"/>
-            </w:pPr>
-            <w:r>
-              <w:rPr>
-                <w:b w:val="0"/>
-              </w:rPr>
-              <w:t>API_INTERNAL_URL</w:t>
-            </w:r>
-          </w:p>
-        </w:tc>
-        <w:tc>
-          <w:tcPr>
-            <w:tcW w:type="dxa" w:w="4762"/>
-            <w:tcMar>
-              <w:top w:w="95" w:type="dxa"/>
-              <w:left w:w="95" w:type="dxa"/>
-              <w:bottom w:w="95" w:type="dxa"/>
-              <w:right w:w="95" w:type="dxa"/>
-            </w:tcMar>
-          </w:tcPr>
-          <w:p>
-            <w:pPr>
-              <w:pStyle w:val="GuideTable"/>
-            </w:pPr>
-            <w:r>
-              <w:rPr>
-                <w:b w:val="0"/>
-              </w:rPr>
-              <w:t>Origine HTTPS protetta dell’API remota, senza percorsi</w:t>
-            </w:r>
-          </w:p>
-        </w:tc>
-      </w:tr>
-      <w:tr>
-        <w:trPr>
-          <w:cantSplit/>
-        </w:trPr>
-        <w:tc>
-          <w:tcPr>
-            <w:tcW w:type="dxa" w:w="4762"/>
-            <w:tcMar>
-              <w:top w:w="95" w:type="dxa"/>
-              <w:left w:w="95" w:type="dxa"/>
-              <w:bottom w:w="95" w:type="dxa"/>
-              <w:right w:w="95" w:type="dxa"/>
-            </w:tcMar>
-          </w:tcPr>
-          <w:p>
-            <w:pPr>
-              <w:pStyle w:val="GuideTable"/>
-            </w:pPr>
-            <w:r>
-              <w:rPr>
-                <w:b w:val="0"/>
-              </w:rPr>
-              <w:t>DASHBOARD_ACCESS_MODE</w:t>
-            </w:r>
-          </w:p>
-        </w:tc>
-        <w:tc>
-          <w:tcPr>
-            <w:tcW w:type="dxa" w:w="4762"/>
-            <w:tcMar>
-              <w:top w:w="95" w:type="dxa"/>
-              <w:left w:w="95" w:type="dxa"/>
-              <w:bottom w:w="95" w:type="dxa"/>
-              <w:right w:w="95" w:type="dxa"/>
-            </w:tcMar>
-          </w:tcPr>
-          <w:p>
-            <w:pPr>
-              <w:pStyle w:val="GuideTable"/>
-            </w:pPr>
-            <w:r>
-              <w:rPr>
-                <w:b w:val="0"/>
-              </w:rPr>
-              <w:t>cloudflare; generato dall’export per il server dashboard</w:t>
-            </w:r>
-          </w:p>
-        </w:tc>
-      </w:tr>
-      <w:tr>
-        <w:trPr>
-          <w:cantSplit/>
-        </w:trPr>
-        <w:tc>
-          <w:tcPr>
-            <w:tcW w:type="dxa" w:w="4762"/>
-            <w:tcMar>
-              <w:top w:w="95" w:type="dxa"/>
-              <w:left w:w="95" w:type="dxa"/>
-              <w:bottom w:w="95" w:type="dxa"/>
-              <w:right w:w="95" w:type="dxa"/>
-            </w:tcMar>
-          </w:tcPr>
-          <w:p>
-            <w:pPr>
-              <w:pStyle w:val="GuideTable"/>
-            </w:pPr>
-            <w:r>
-              <w:rPr>
-                <w:b w:val="0"/>
-              </w:rPr>
-              <w:t>DASHBOARD_DEPLOYMENT_ENV</w:t>
-            </w:r>
-          </w:p>
-        </w:tc>
-        <w:tc>
-          <w:tcPr>
-            <w:tcW w:type="dxa" w:w="4762"/>
-            <w:tcMar>
-              <w:top w:w="95" w:type="dxa"/>
-              <w:left w:w="95" w:type="dxa"/>
-              <w:bottom w:w="95" w:type="dxa"/>
-              <w:right w:w="95" w:type="dxa"/>
-            </w:tcMar>
-          </w:tcPr>
-          <w:p>
-            <w:pPr>
-              <w:pStyle w:val="GuideTable"/>
-            </w:pPr>
-            <w:r>
-              <w:rPr>
-                <w:b w:val="0"/>
-              </w:rPr>
-              <w:t>staging oppure production; generato da APP_ENV</w:t>
-            </w:r>
-          </w:p>
-        </w:tc>
-      </w:tr>
-      <w:tr>
-        <w:trPr>
-          <w:cantSplit/>
-        </w:trPr>
-        <w:tc>
-          <w:tcPr>
-            <w:tcW w:type="dxa" w:w="4762"/>
-            <w:tcMar>
-              <w:top w:w="95" w:type="dxa"/>
-              <w:left w:w="95" w:type="dxa"/>
-              <w:bottom w:w="95" w:type="dxa"/>
-              <w:right w:w="95" w:type="dxa"/>
-            </w:tcMar>
-          </w:tcPr>
-          <w:p>
-            <w:pPr>
-              <w:pStyle w:val="GuideTable"/>
-            </w:pPr>
-            <w:r>
-              <w:rPr>
-                <w:b w:val="0"/>
-              </w:rPr>
-              <w:t>DASHBOARD_ENVIRONMENT_ID e DASHBOARD_PUBLIC_URL</w:t>
-            </w:r>
-          </w:p>
-        </w:tc>
-        <w:tc>
-          <w:tcPr>
-            <w:tcW w:type="dxa" w:w="4762"/>
-            <w:tcMar>
-              <w:top w:w="95" w:type="dxa"/>
-              <w:left w:w="95" w:type="dxa"/>
-              <w:bottom w:w="95" w:type="dxa"/>
-              <w:right w:w="95" w:type="dxa"/>
-            </w:tcMar>
-          </w:tcPr>
-          <w:p>
-            <w:pPr>
-              <w:pStyle w:val="GuideTable"/>
-            </w:pPr>
-            <w:r>
-              <w:rPr>
-                <w:b w:val="0"/>
-              </w:rPr>
-              <w:t>Identificativo del backend e origine esatta della dashboard; generati dall’export</w:t>
-            </w:r>
-          </w:p>
-        </w:tc>
-      </w:tr>
-      <w:tr>
-        <w:trPr>
-          <w:cantSplit/>
-        </w:trPr>
-        <w:tc>
-          <w:tcPr>
-            <w:tcW w:type="dxa" w:w="4762"/>
-            <w:tcMar>
-              <w:top w:w="95" w:type="dxa"/>
-              <w:left w:w="95" w:type="dxa"/>
-              <w:bottom w:w="95" w:type="dxa"/>
-              <w:right w:w="95" w:type="dxa"/>
-            </w:tcMar>
-          </w:tcPr>
-          <w:p>
-            <w:pPr>
-              <w:pStyle w:val="GuideTable"/>
-            </w:pPr>
-            <w:r>
-              <w:rPr>
-                <w:b w:val="0"/>
-              </w:rPr>
-              <w:t>RUNTIME_STATE_DIR</w:t>
-            </w:r>
-          </w:p>
-        </w:tc>
-        <w:tc>
-          <w:tcPr>
-            <w:tcW w:type="dxa" w:w="4762"/>
-            <w:tcMar>
-              <w:top w:w="95" w:type="dxa"/>
-              <w:left w:w="95" w:type="dxa"/>
-              <w:bottom w:w="95" w:type="dxa"/>
-              <w:right w:w="95" w:type="dxa"/>
-            </w:tcMar>
-          </w:tcPr>
-          <w:p>
-            <w:pPr>
-              <w:pStyle w:val="GuideTable"/>
-            </w:pPr>
-            <w:r>
-              <w:rPr>
-                <w:b w:val="0"/>
-              </w:rPr>
-              <w:t>Directory privata assoluta e distinta per ambiente; genera DATA_DIR e LOG_DIR per ruolo</w:t>
-            </w:r>
-          </w:p>
-        </w:tc>
-      </w:tr>
-      <w:tr>
-        <w:trPr>
-          <w:cantSplit/>
-        </w:trPr>
-        <w:tc>
-          <w:tcPr>
-            <w:tcW w:type="dxa" w:w="4762"/>
-            <w:tcMar>
-              <w:top w:w="95" w:type="dxa"/>
-              <w:left w:w="95" w:type="dxa"/>
-              <w:bottom w:w="95" w:type="dxa"/>
-              <w:right w:w="95" w:type="dxa"/>
-            </w:tcMar>
-          </w:tcPr>
-          <w:p>
-            <w:pPr>
-              <w:pStyle w:val="GuideTable"/>
-            </w:pPr>
-            <w:r>
-              <w:rPr>
-                <w:b w:val="0"/>
-              </w:rPr>
-              <w:t>ENABLE_EXPERIMENTAL_COREPACK</w:t>
-            </w:r>
-          </w:p>
-        </w:tc>
-        <w:tc>
-          <w:tcPr>
-            <w:tcW w:type="dxa" w:w="4762"/>
-            <w:tcMar>
-              <w:top w:w="95" w:type="dxa"/>
-              <w:left w:w="95" w:type="dxa"/>
-              <w:bottom w:w="95" w:type="dxa"/>
-              <w:right w:w="95" w:type="dxa"/>
-            </w:tcMar>
-          </w:tcPr>
-          <w:p>
-            <w:pPr>
-              <w:pStyle w:val="GuideTable"/>
-            </w:pPr>
-            <w:r>
-              <w:rPr>
-                <w:b w:val="0"/>
-              </w:rPr>
-              <w:t>1 nelle impostazioni build Vercel, per usare il pnpm fissato dal repository</w:t>
-            </w:r>
-          </w:p>
-        </w:tc>
-      </w:tr>
-    </w:tbl>
-    <w:p>
-      <w:pPr>
-        <w:spacing w:after="40"/>
-      </w:pPr>
-    </w:p>
-    <w:p>
-      <w:r>
-        <w:t xml:space="preserve">Su Vercel importare il monorepo, Root Directory apps/dashboard, includendo file esterni alla directory per shared-types e preflight. Usare due progetti, Node 24.x e il vercel.json fornito. Trasferire soltanto i campi di .env.dashboard nelle variabili server; mai operator.env, URL PostgreSQL o chiavi Telegram/AI/MT5. Non usare NEXT_PUBLIC_ per questi campi. Production e Preview devono avere valori espliciti; ogni preview usa staging e un dominio/alias stabile approvato. Le preview configurate su production e le richieste dai normali URL casuali vengono rifiutate. Le modifiche alle variabili richiedono un nuovo deployment. </w:t>
-      </w:r>
-      <w:hyperlink r:id="rId11">
-        <w:r>
-          <w:rPr>
-            <w:rStyle w:val="Hyperlink"/>
-          </w:rPr>
-          <w:t>Variabili Vercel</w:t>
-        </w:r>
-      </w:hyperlink>
-      <w:r/>
-    </w:p>
-    <w:p>
-      <w:r>
-        <w:t>La verifica remota controlla firma, issuer, audience, scadenze, email, soggetto e MFA del JWT originale su ogni richiesta. Next inoltra separatamente la credenziale del servizio e il token umano. Il backend verifica l’ambiente prima di modificare dati; Next verifica l’ambiente della risposta. La sessione TRD richiede la stessa email e lo stesso soggetto autenticato, conservando password, ruoli, CSRF e conferme esistenti. Le preview non possono condividere dati di produzione. Il proxy Cloudflare davanti a Vercel serve alla protezione privata e richiede collaudo di DNS, TLS e cache nella topologia effettiva.</w:t>
-      </w:r>
-    </w:p>
-    <w:p>
-      <w:r>
-        <w:t>Windows: usare New-NativeServiceTemplates.ps1 -BackendOnly con ServicePrefix, ApiPort, BridgePort, LayoutPath PostgreSQL e directory di ambiente distinti. Crea cinque servizi e non richiede una dashboard locale. Linux: docker-compose.backend.yml esclude dashboard e Redis dall’avvio ordinario e abilita esplicitamente staging/production, conservando pubblicazione su loopback. Il mount data/ai del worker è in sola lettura per le ricevute. Le istruzioni complete sono in docs/DEPLOYMENT_VERCEL.md; generazione dei piani non equivale a installazione Windows o prova di riavvio.</w:t>
-      </w:r>
-    </w:p>
-    <w:p>
-      <w:r>
-        <w:t>Prima di consegnare il dominio provare MFA reale, ruoli, sessioni scadute, JWT falsi, accesso diretto Vercel, token di servizio errato, ambiente errato, Origin/CSRF, indisponibilità API/database e rotazione delle chiavi. Confermare con una modifica di staging che produzione resti invariata. Il collaudo automatico locale non sostituisce queste prove.</w:t>
-      </w:r>
-    </w:p>
-    <w:p>
-      <w:pPr>
-        <w:pStyle w:val="Heading1"/>
-      </w:pPr>
-      <w:r>
-        <w:t>Credenziali e collegamento Telegram</w:t>
-      </w:r>
-    </w:p>
-    <w:p>
-      <w:r>
-        <w:t xml:space="preserve">Il team o il titolare dell’account deve predisporre un’applicazione nella sezione API development tools di https://my.telegram.org. Registrare TELEGRAM_API_ID e TELEGRAM_API_HASH nel file locale protetto. Sono credenziali dell’applicazione Telegram, distinte dal token di un bot e dagli identificativi dei canali. </w:t>
-      </w:r>
-      <w:hyperlink r:id="rId12">
-        <w:r>
-          <w:rPr>
-            <w:rStyle w:val="Hyperlink"/>
-          </w:rPr>
-          <w:t>Procedura ufficiale Telegram</w:t>
-        </w:r>
-      </w:hyperlink>
-      <w:r/>
-    </w:p>
-    <w:tbl>
-      <w:tblPr>
-        <w:tblW w:type="auto" w:w="0"/>
-        <w:jc w:val="center"/>
-        <w:tblLayout w:type="fixed"/>
-        <w:tblLook w:firstColumn="1" w:firstRow="1" w:lastColumn="0" w:lastRow="0" w:noHBand="0" w:noVBand="1" w:val="04A0"/>
-        <w:tblBorders>
-          <w:top w:val="single" w:sz="4" w:color="D9D9D9"/>
-          <w:left w:val="single" w:sz="4" w:color="D9D9D9"/>
-          <w:bottom w:val="single" w:sz="4" w:color="D9D9D9"/>
-          <w:right w:val="single" w:sz="4" w:color="D9D9D9"/>
-          <w:insideH w:val="single" w:sz="4" w:color="D9D9D9"/>
-          <w:insideV w:val="single" w:sz="4" w:color="D9D9D9"/>
-        </w:tblBorders>
-      </w:tblPr>
-      <w:tblGrid>
-        <w:gridCol w:w="4762"/>
-        <w:gridCol w:w="4762"/>
-      </w:tblGrid>
-      <w:tr>
-        <w:trPr>
-          <w:cantSplit/>
-          <w:tblHeader/>
-        </w:trPr>
-        <w:tc>
-          <w:tcPr>
-            <w:tcW w:type="dxa" w:w="4762"/>
-            <w:tcMar>
-              <w:top w:w="95" w:type="dxa"/>
-              <w:left w:w="95" w:type="dxa"/>
-              <w:bottom w:w="95" w:type="dxa"/>
-              <w:right w:w="95" w:type="dxa"/>
-            </w:tcMar>
-            <w:shd w:fill="F2F2F2"/>
-          </w:tcPr>
-          <w:p>
-            <w:pPr>
-              <w:pStyle w:val="GuideTable"/>
-            </w:pPr>
-            <w:r>
-              <w:rPr>
-                <w:b/>
-              </w:rPr>
-              <w:t>Variabile</w:t>
-            </w:r>
-          </w:p>
-        </w:tc>
-        <w:tc>
-          <w:tcPr>
-            <w:tcW w:type="dxa" w:w="4762"/>
-            <w:tcMar>
-              <w:top w:w="95" w:type="dxa"/>
-              <w:left w:w="95" w:type="dxa"/>
-              <w:bottom w:w="95" w:type="dxa"/>
-              <w:right w:w="95" w:type="dxa"/>
-            </w:tcMar>
-            <w:shd w:fill="F2F2F2"/>
-          </w:tcPr>
-          <w:p>
-            <w:pPr>
-              <w:pStyle w:val="GuideTable"/>
-            </w:pPr>
-            <w:r>
-              <w:rPr>
-                <w:b/>
-              </w:rPr>
-              <w:t>Origine o impostazione</w:t>
-            </w:r>
-          </w:p>
-        </w:tc>
-      </w:tr>
-      <w:tr>
-        <w:trPr>
-          <w:cantSplit/>
-        </w:trPr>
-        <w:tc>
-          <w:tcPr>
-            <w:tcW w:type="dxa" w:w="4762"/>
-            <w:tcMar>
-              <w:top w:w="95" w:type="dxa"/>
-              <w:left w:w="95" w:type="dxa"/>
-              <w:bottom w:w="95" w:type="dxa"/>
-              <w:right w:w="95" w:type="dxa"/>
-            </w:tcMar>
-          </w:tcPr>
-          <w:p>
-            <w:pPr>
-              <w:pStyle w:val="GuideTable"/>
-            </w:pPr>
-            <w:r>
-              <w:rPr>
-                <w:b w:val="0"/>
-              </w:rPr>
-              <w:t>TELEGRAM_ENABLED</w:t>
-            </w:r>
-          </w:p>
-        </w:tc>
-        <w:tc>
-          <w:tcPr>
-            <w:tcW w:type="dxa" w:w="4762"/>
-            <w:tcMar>
-              <w:top w:w="95" w:type="dxa"/>
-              <w:left w:w="95" w:type="dxa"/>
-              <w:bottom w:w="95" w:type="dxa"/>
-              <w:right w:w="95" w:type="dxa"/>
-            </w:tcMar>
-          </w:tcPr>
-          <w:p>
-            <w:pPr>
-              <w:pStyle w:val="GuideTable"/>
-            </w:pPr>
-            <w:r>
-              <w:rPr>
-                <w:b w:val="0"/>
-              </w:rPr>
-              <w:t>false fino all’accesso locale riuscito; true attiva solo la lettura</w:t>
-            </w:r>
-          </w:p>
-        </w:tc>
-      </w:tr>
-      <w:tr>
-        <w:trPr>
-          <w:cantSplit/>
-        </w:trPr>
-        <w:tc>
-          <w:tcPr>
-            <w:tcW w:type="dxa" w:w="4762"/>
-            <w:tcMar>
-              <w:top w:w="95" w:type="dxa"/>
-              <w:left w:w="95" w:type="dxa"/>
-              <w:bottom w:w="95" w:type="dxa"/>
-              <w:right w:w="95" w:type="dxa"/>
-            </w:tcMar>
-          </w:tcPr>
-          <w:p>
-            <w:pPr>
-              <w:pStyle w:val="GuideTable"/>
-            </w:pPr>
-            <w:r>
-              <w:rPr>
-                <w:b w:val="0"/>
-              </w:rPr>
-              <w:t>TELEGRAM_API_ID</w:t>
-            </w:r>
-          </w:p>
-        </w:tc>
-        <w:tc>
-          <w:tcPr>
-            <w:tcW w:type="dxa" w:w="4762"/>
-            <w:tcMar>
-              <w:top w:w="95" w:type="dxa"/>
-              <w:left w:w="95" w:type="dxa"/>
-              <w:bottom w:w="95" w:type="dxa"/>
-              <w:right w:w="95" w:type="dxa"/>
-            </w:tcMar>
-          </w:tcPr>
-          <w:p>
-            <w:pPr>
-              <w:pStyle w:val="GuideTable"/>
-            </w:pPr>
-            <w:r>
-              <w:rPr>
-                <w:b w:val="0"/>
-              </w:rPr>
-              <w:t>Intero positivo assegnato all’applicazione Telegram</w:t>
-            </w:r>
-          </w:p>
-        </w:tc>
-      </w:tr>
-      <w:tr>
-        <w:trPr>
-          <w:cantSplit/>
-        </w:trPr>
-        <w:tc>
-          <w:tcPr>
-            <w:tcW w:type="dxa" w:w="4762"/>
-            <w:tcMar>
-              <w:top w:w="95" w:type="dxa"/>
-              <w:left w:w="95" w:type="dxa"/>
-              <w:bottom w:w="95" w:type="dxa"/>
-              <w:right w:w="95" w:type="dxa"/>
-            </w:tcMar>
-          </w:tcPr>
-          <w:p>
-            <w:pPr>
-              <w:pStyle w:val="GuideTable"/>
-            </w:pPr>
-            <w:r>
-              <w:rPr>
-                <w:b w:val="0"/>
-              </w:rPr>
-              <w:t>TELEGRAM_API_HASH</w:t>
-            </w:r>
-          </w:p>
-        </w:tc>
-        <w:tc>
-          <w:tcPr>
-            <w:tcW w:type="dxa" w:w="4762"/>
-            <w:tcMar>
-              <w:top w:w="95" w:type="dxa"/>
-              <w:left w:w="95" w:type="dxa"/>
-              <w:bottom w:w="95" w:type="dxa"/>
-              <w:right w:w="95" w:type="dxa"/>
-            </w:tcMar>
-          </w:tcPr>
-          <w:p>
-            <w:pPr>
-              <w:pStyle w:val="GuideTable"/>
-            </w:pPr>
-            <w:r>
-              <w:rPr>
-                <w:b w:val="0"/>
-              </w:rPr>
-              <w:t>Hash applicativo di 32 caratteri esadecimali</w:t>
-            </w:r>
-          </w:p>
-        </w:tc>
-      </w:tr>
-      <w:tr>
-        <w:trPr>
-          <w:cantSplit/>
-        </w:trPr>
-        <w:tc>
-          <w:tcPr>
-            <w:tcW w:type="dxa" w:w="4762"/>
-            <w:tcMar>
-              <w:top w:w="95" w:type="dxa"/>
-              <w:left w:w="95" w:type="dxa"/>
-              <w:bottom w:w="95" w:type="dxa"/>
-              <w:right w:w="95" w:type="dxa"/>
-            </w:tcMar>
-          </w:tcPr>
-          <w:p>
-            <w:pPr>
-              <w:pStyle w:val="GuideTable"/>
-            </w:pPr>
-            <w:r>
-              <w:rPr>
-                <w:b w:val="0"/>
-              </w:rPr>
-              <w:t>TELEGRAM_SESSION_ENCRYPTION_KEY</w:t>
-            </w:r>
-          </w:p>
-        </w:tc>
-        <w:tc>
-          <w:tcPr>
-            <w:tcW w:type="dxa" w:w="4762"/>
-            <w:tcMar>
-              <w:top w:w="95" w:type="dxa"/>
-              <w:left w:w="95" w:type="dxa"/>
-              <w:bottom w:w="95" w:type="dxa"/>
-              <w:right w:w="95" w:type="dxa"/>
-            </w:tcMar>
-          </w:tcPr>
-          <w:p>
-            <w:pPr>
-              <w:pStyle w:val="GuideTable"/>
-            </w:pPr>
-            <w:r>
-              <w:rPr>
-                <w:b w:val="0"/>
-              </w:rPr>
-              <w:t>Chiave casuale distinta di 256 bit, codificata con 64 caratteri esadecimali; generata dal setup</w:t>
-            </w:r>
-          </w:p>
-        </w:tc>
-      </w:tr>
-      <w:tr>
-        <w:trPr>
-          <w:cantSplit/>
-        </w:trPr>
-        <w:tc>
-          <w:tcPr>
-            <w:tcW w:type="dxa" w:w="4762"/>
-            <w:tcMar>
-              <w:top w:w="95" w:type="dxa"/>
-              <w:left w:w="95" w:type="dxa"/>
-              <w:bottom w:w="95" w:type="dxa"/>
-              <w:right w:w="95" w:type="dxa"/>
-            </w:tcMar>
-          </w:tcPr>
-          <w:p>
-            <w:pPr>
-              <w:pStyle w:val="GuideTable"/>
-            </w:pPr>
-            <w:r>
-              <w:rPr>
-                <w:b w:val="0"/>
-              </w:rPr>
-              <w:t>TELEGRAM_SESSION_KEY_ID</w:t>
-            </w:r>
-          </w:p>
-        </w:tc>
-        <w:tc>
-          <w:tcPr>
-            <w:tcW w:type="dxa" w:w="4762"/>
-            <w:tcMar>
-              <w:top w:w="95" w:type="dxa"/>
-              <w:left w:w="95" w:type="dxa"/>
-              <w:bottom w:w="95" w:type="dxa"/>
-              <w:right w:w="95" w:type="dxa"/>
-            </w:tcMar>
-          </w:tcPr>
-          <w:p>
-            <w:pPr>
-              <w:pStyle w:val="GuideTable"/>
-            </w:pPr>
-            <w:r>
-              <w:rPr>
-                <w:b w:val="0"/>
-              </w:rPr>
-              <w:t>local-v1 inizialmente; cambiare insieme alla chiave quando si esegue una rotazione</w:t>
-            </w:r>
-          </w:p>
-        </w:tc>
-      </w:tr>
-      <w:tr>
-        <w:trPr>
-          <w:cantSplit/>
-        </w:trPr>
-        <w:tc>
-          <w:tcPr>
-            <w:tcW w:type="dxa" w:w="4762"/>
-            <w:tcMar>
-              <w:top w:w="95" w:type="dxa"/>
-              <w:left w:w="95" w:type="dxa"/>
-              <w:bottom w:w="95" w:type="dxa"/>
-              <w:right w:w="95" w:type="dxa"/>
-            </w:tcMar>
-          </w:tcPr>
-          <w:p>
-            <w:pPr>
-              <w:pStyle w:val="GuideTable"/>
-            </w:pPr>
-            <w:r>
-              <w:rPr>
-                <w:b w:val="0"/>
-              </w:rPr>
-              <w:t>TELEGRAM_SESSION_PATH</w:t>
-            </w:r>
-          </w:p>
-        </w:tc>
-        <w:tc>
-          <w:tcPr>
-            <w:tcW w:type="dxa" w:w="4762"/>
-            <w:tcMar>
-              <w:top w:w="95" w:type="dxa"/>
-              <w:left w:w="95" w:type="dxa"/>
-              <w:bottom w:w="95" w:type="dxa"/>
-              <w:right w:w="95" w:type="dxa"/>
-            </w:tcMar>
-          </w:tcPr>
-          <w:p>
-            <w:pPr>
-              <w:pStyle w:val="GuideTable"/>
-            </w:pPr>
-            <w:r>
-              <w:rPr>
-                <w:b w:val="0"/>
-              </w:rPr>
-              <w:t>data/telegram.session.enc per l’host; /var/trd/data/telegram.session.enc nel contenitore</w:t>
-            </w:r>
-          </w:p>
-        </w:tc>
-      </w:tr>
-      <w:tr>
-        <w:trPr>
-          <w:cantSplit/>
-        </w:trPr>
-        <w:tc>
-          <w:tcPr>
-            <w:tcW w:type="dxa" w:w="4762"/>
-            <w:tcMar>
-              <w:top w:w="95" w:type="dxa"/>
-              <w:left w:w="95" w:type="dxa"/>
-              <w:bottom w:w="95" w:type="dxa"/>
-              <w:right w:w="95" w:type="dxa"/>
-            </w:tcMar>
-          </w:tcPr>
-          <w:p>
-            <w:pPr>
-              <w:pStyle w:val="GuideTable"/>
-            </w:pPr>
-            <w:r>
-              <w:rPr>
-                <w:b w:val="0"/>
-              </w:rPr>
-              <w:t>TELEGRAM_COLLECTOR_IDENTITY</w:t>
-            </w:r>
-          </w:p>
-        </w:tc>
-        <w:tc>
-          <w:tcPr>
-            <w:tcW w:type="dxa" w:w="4762"/>
-            <w:tcMar>
-              <w:top w:w="95" w:type="dxa"/>
-              <w:left w:w="95" w:type="dxa"/>
-              <w:bottom w:w="95" w:type="dxa"/>
-              <w:right w:w="95" w:type="dxa"/>
-            </w:tcMar>
-          </w:tcPr>
-          <w:p>
-            <w:pPr>
-              <w:pStyle w:val="GuideTable"/>
-            </w:pPr>
-            <w:r>
-              <w:rPr>
-                <w:b w:val="0"/>
-              </w:rPr>
-              <w:t>primary; la dashboard prepara fonti per questa identità</w:t>
-            </w:r>
-          </w:p>
-        </w:tc>
-      </w:tr>
-      <w:tr>
-        <w:trPr>
-          <w:cantSplit/>
-        </w:trPr>
-        <w:tc>
-          <w:tcPr>
-            <w:tcW w:type="dxa" w:w="4762"/>
+            <w:tcW w:type="dxa" w:w="4309"/>
+            <w:vAlign w:val="center"/>
             <w:tcMar>
               <w:top w:w="95" w:type="dxa"/>
               <w:left w:w="95" w:type="dxa"/>
@@ -2936,7 +1376,8 @@
         </w:tc>
         <w:tc>
           <w:tcPr>
-            <w:tcW w:type="dxa" w:w="4762"/>
+            <w:tcW w:type="dxa" w:w="5216"/>
+            <w:vAlign w:val="center"/>
             <w:tcMar>
               <w:top w:w="95" w:type="dxa"/>
               <w:left w:w="95" w:type="dxa"/>
@@ -2952,7 +1393,7 @@
               <w:rPr>
                 <w:b w:val="0"/>
               </w:rPr>
-              <w:t>30; intervallo configurabile fra 5 e 300 secondi</w:t>
+              <w:t>30 secondi; non promette latenza costante</w:t>
             </w:r>
           </w:p>
         </w:tc>
@@ -2963,13 +1404,15 @@
         </w:trPr>
         <w:tc>
           <w:tcPr>
-            <w:tcW w:type="dxa" w:w="4762"/>
+            <w:tcW w:type="dxa" w:w="4309"/>
+            <w:vAlign w:val="center"/>
             <w:tcMar>
               <w:top w:w="95" w:type="dxa"/>
               <w:left w:w="95" w:type="dxa"/>
               <w:bottom w:w="95" w:type="dxa"/>
               <w:right w:w="95" w:type="dxa"/>
             </w:tcMar>
+            <w:shd w:fill="F5F8FA"/>
           </w:tcPr>
           <w:p>
             <w:pPr>
@@ -2985,13 +1428,15 @@
         </w:tc>
         <w:tc>
           <w:tcPr>
-            <w:tcW w:type="dxa" w:w="4762"/>
+            <w:tcW w:type="dxa" w:w="5216"/>
+            <w:vAlign w:val="center"/>
             <w:tcMar>
               <w:top w:w="95" w:type="dxa"/>
               <w:left w:w="95" w:type="dxa"/>
               <w:bottom w:w="95" w:type="dxa"/>
               <w:right w:w="95" w:type="dxa"/>
             </w:tcMar>
+            <w:shd w:fill="F5F8FA"/>
           </w:tcPr>
           <w:p>
             <w:pPr>
@@ -3001,7 +1446,7 @@
               <w:rPr>
                 <w:b w:val="0"/>
               </w:rPr>
-              <w:t>86400; finestra di recupero, fra un minuto e sette giorni</w:t>
+              <w:t>86400 secondi; recupero limitato a 24 ore</w:t>
             </w:r>
           </w:p>
         </w:tc>
@@ -3012,7 +1457,8 @@
         </w:trPr>
         <w:tc>
           <w:tcPr>
-            <w:tcW w:type="dxa" w:w="4762"/>
+            <w:tcW w:type="dxa" w:w="4309"/>
+            <w:vAlign w:val="center"/>
             <w:tcMar>
               <w:top w:w="95" w:type="dxa"/>
               <w:left w:w="95" w:type="dxa"/>
@@ -3034,7 +1480,8 @@
         </w:tc>
         <w:tc>
           <w:tcPr>
-            <w:tcW w:type="dxa" w:w="4762"/>
+            <w:tcW w:type="dxa" w:w="5216"/>
+            <w:vAlign w:val="center"/>
             <w:tcMar>
               <w:top w:w="95" w:type="dxa"/>
               <w:left w:w="95" w:type="dxa"/>
@@ -3050,7 +1497,7 @@
               <w:rPr>
                 <w:b w:val="0"/>
               </w:rPr>
-              <w:t>100; da 1 a 100 messaggi per richiesta di cronologia</w:t>
+              <w:t>100 messaggi per richiesta</w:t>
             </w:r>
           </w:p>
         </w:tc>
@@ -3061,62 +1508,15 @@
         </w:trPr>
         <w:tc>
           <w:tcPr>
-            <w:tcW w:type="dxa" w:w="4762"/>
+            <w:tcW w:type="dxa" w:w="4309"/>
+            <w:vAlign w:val="center"/>
             <w:tcMar>
               <w:top w:w="95" w:type="dxa"/>
               <w:left w:w="95" w:type="dxa"/>
               <w:bottom w:w="95" w:type="dxa"/>
               <w:right w:w="95" w:type="dxa"/>
             </w:tcMar>
-          </w:tcPr>
-          <w:p>
-            <w:pPr>
-              <w:pStyle w:val="GuideTable"/>
-            </w:pPr>
-            <w:r>
-              <w:rPr>
-                <w:b w:val="0"/>
-              </w:rPr>
-              <w:t>TELEGRAM_REQUEST_TIMEOUT_SECONDS</w:t>
-            </w:r>
-          </w:p>
-        </w:tc>
-        <w:tc>
-          <w:tcPr>
-            <w:tcW w:type="dxa" w:w="4762"/>
-            <w:tcMar>
-              <w:top w:w="95" w:type="dxa"/>
-              <w:left w:w="95" w:type="dxa"/>
-              <w:bottom w:w="95" w:type="dxa"/>
-              <w:right w:w="95" w:type="dxa"/>
-            </w:tcMar>
-          </w:tcPr>
-          <w:p>
-            <w:pPr>
-              <w:pStyle w:val="GuideTable"/>
-            </w:pPr>
-            <w:r>
-              <w:rPr>
-                <w:b w:val="0"/>
-              </w:rPr>
-              <w:t>20; da 1 a 30 secondi per operazione di rete</w:t>
-            </w:r>
-          </w:p>
-        </w:tc>
-      </w:tr>
-      <w:tr>
-        <w:trPr>
-          <w:cantSplit/>
-        </w:trPr>
-        <w:tc>
-          <w:tcPr>
-            <w:tcW w:type="dxa" w:w="4762"/>
-            <w:tcMar>
-              <w:top w:w="95" w:type="dxa"/>
-              <w:left w:w="95" w:type="dxa"/>
-              <w:bottom w:w="95" w:type="dxa"/>
-              <w:right w:w="95" w:type="dxa"/>
-            </w:tcMar>
+            <w:shd w:fill="F5F8FA"/>
           </w:tcPr>
           <w:p>
             <w:pPr>
@@ -3132,13 +1532,15 @@
         </w:tc>
         <w:tc>
           <w:tcPr>
-            <w:tcW w:type="dxa" w:w="4762"/>
+            <w:tcW w:type="dxa" w:w="5216"/>
+            <w:vAlign w:val="center"/>
             <w:tcMar>
               <w:top w:w="95" w:type="dxa"/>
               <w:left w:w="95" w:type="dxa"/>
               <w:bottom w:w="95" w:type="dxa"/>
               <w:right w:w="95" w:type="dxa"/>
             </w:tcMar>
+            <w:shd w:fill="F5F8FA"/>
           </w:tcPr>
           <w:p>
             <w:pPr>
@@ -3148,7 +1550,7 @@
               <w:rPr>
                 <w:b w:val="0"/>
               </w:rPr>
-              <w:t>900; filtro preliminare dei job di analisi, non autorizzazione al trading</w:t>
+              <w:t>900 secondi; filtro di analisi, non autorizzazione al trading</w:t>
             </w:r>
           </w:p>
         </w:tc>
@@ -3161,57 +1563,47 @@
     </w:p>
     <w:p>
       <w:r>
-        <w:t xml:space="preserve">Il numero di telefono, il codice di accesso e l’eventuale password Telegram a due passaggi sono richiesti senza eco dalla procedura locale. Non salvarli in variabili del servizio e non raccoglierli in un modulo della dashboard. La sessione viene cifrata con AES GCM e legata a schema, ambiente, account, identità del collector e identificativo della chiave. La sessione Telethon in memoria non produce un file SQLite in chiaro. </w:t>
+        <w:t xml:space="preserve">Collauda nuovo messaggio, duplicato, modifica, risposta, cancellazione, attesa Telegram e riavvio. Una lease PostgreSQL coordina un solo collector </w:t>
+      </w:r>
+      <w:r>
+        <w:rPr>
+          <w:b/>
+        </w:rPr>
+        <w:t>nello stesso database</w:t>
+      </w:r>
+      <w:r>
+        <w:t xml:space="preserve">; copie in database diversi non si coordinano. Eventi mai osservati o fuori finestra possono mancare. Sostituzione con </w:t>
+      </w:r>
+      <w:r>
+        <w:rPr>
+          <w:rFonts w:ascii="Liberation Mono" w:hAnsi="Liberation Mono"/>
+          <w:sz w:val="18"/>
+        </w:rPr>
+        <w:t>--replace-session</w:t>
+      </w:r>
+      <w:r>
+        <w:t xml:space="preserve">; ricifratura con </w:t>
+      </w:r>
+      <w:r>
+        <w:rPr>
+          <w:rFonts w:ascii="Liberation Mono" w:hAnsi="Liberation Mono"/>
+          <w:sz w:val="18"/>
+        </w:rPr>
+        <w:t>--rotate-key</w:t>
+      </w:r>
+      <w:r>
+        <w:t xml:space="preserve">, sempre a collector fermo e con ripristino protetto. Procedura completa in </w:t>
       </w:r>
       <w:hyperlink r:id="rId13">
         <w:r>
           <w:rPr>
             <w:rStyle w:val="Hyperlink"/>
           </w:rPr>
-          <w:t>Sessioni Telethon</w:t>
+          <w:t>Telegram</w:t>
         </w:r>
       </w:hyperlink>
-      <w:r/>
-    </w:p>
-    <w:p>
       <w:r>
-        <w:t>Per lo sviluppo host, fermare il collector ed eseguire pnpm telegram:enroll. Impostare poi TELEGRAM_ENABLED=true e avviare nuovamente il servizio. Per Compose, fermare telegram ed eseguire da un terminale interattivo:</w:t>
-      </w:r>
-    </w:p>
-    <w:p>
-      <w:pPr>
-        <w:pStyle w:val="GuideCode"/>
-      </w:pPr>
-      <w:r>
-        <w:t>docker compose stop telegram</w:t>
-      </w:r>
-    </w:p>
-    <w:p>
-      <w:pPr>
-        <w:pStyle w:val="GuideCode"/>
-      </w:pPr>
-      <w:r>
-        <w:t>docker compose run --rm --no-deps --entrypoint python telegram -m backend.integrations.telegram.enroll</w:t>
-      </w:r>
-    </w:p>
-    <w:p>
-      <w:r>
-        <w:t>L’accesso salva la sessione nel volume Telegram del contenitore, leggibile dal relativo utente di servizio. Non copiare semplicemente la sessione host nel volume senza gestire proprietario e permessi. Dopo l’accesso impostare TELEGRAM_ENABLED=true e ricreare il servizio con docker compose up -d telegram. Quando si eseguono i comandi Compose dopo una modifica a .env, le variabili nuove vengono nuovamente interpolate.</w:t>
-      </w:r>
-    </w:p>
-    <w:p>
-      <w:r>
-        <w:t>Per sostituire una sessione esistente, fermare prima il collector e invocare il modulo di accesso con --replace-session. Per ruotare la cifratura, fermarlo, configurare la nuova chiave e il nuovo identificativo, poi invocare lo stesso modulo con --rotate-key: richiede la chiave e l’identificativo precedenti in locale e ricifra atomicamente la sessione. Conservare una possibilità di ripristino protetta prima della rotazione. La revoca dall’app Telegram rende la sessione inutilizzabile e richiede un nuovo accesso.</w:t>
-      </w:r>
-    </w:p>
-    <w:p>
-      <w:r>
-        <w:t>Su macOS e Linux il file sessione deve essere privato con permessi 600. Su Windows predisporre ACL per il solo account del servizio e gli operatori autorizzati. Le ACL del server Windows richiedono un collaudo sul sistema di destinazione.</w:t>
-      </w:r>
-    </w:p>
-    <w:p>
-      <w:r>
-        <w:t>Il collector conserva nello stesso file cifrato anche gli aggiornamenti interni della sessione richiesti dalla connessione Telegram. Il volume deve quindi restare scrivibile per il suo account di servizio; non sostituirlo con un file montato in sola lettura.</w:t>
+        <w:t>.</w:t>
       </w:r>
     </w:p>
     <w:p>
@@ -3219,108 +1611,101 @@
         <w:pStyle w:val="Heading1"/>
       </w:pPr>
       <w:r>
-        <w:t>Verifiche prima della consegna al cliente</w:t>
+        <w:t>Preparare gli agenti e i costi</w:t>
       </w:r>
     </w:p>
     <w:p>
       <w:pPr>
-        <w:pStyle w:val="ListNumber"/>
-        <w:keepNext/>
+        <w:spacing w:after="160"/>
+        <w:jc w:val="center"/>
       </w:pPr>
       <w:r>
-        <w:t>Verificare migrazione 0005b_remote_openrouter e servizi avviati con i propri ruoli.</w:t>
-      </w:r>
-    </w:p>
-    <w:p>
-      <w:pPr>
-        <w:pStyle w:val="ListNumber"/>
-        <w:keepNext/>
-      </w:pPr>
-      <w:r>
-        <w:t>Provare accesso, uscita e comportamento VIEWER; nessun lettore deve salvare configurazioni.</w:t>
-      </w:r>
-    </w:p>
-    <w:p>
-      <w:pPr>
-        <w:pStyle w:val="ListNumber"/>
-        <w:keepNext/>
-      </w:pPr>
-      <w:r>
-        <w:t>Inserire una fonte autorizzata dalla dashboard, verificare conferma e voce nel Registro attività.</w:t>
-      </w:r>
-    </w:p>
-    <w:p>
-      <w:pPr>
-        <w:pStyle w:val="ListNumber"/>
-        <w:keepNext/>
-      </w:pPr>
-      <w:r>
-        <w:t>Collegare l’account reale e verificare lo stato Lettura verificata con un’osservazione recente.</w:t>
-      </w:r>
-    </w:p>
-    <w:p>
-      <w:pPr>
-        <w:pStyle w:val="ListNumber"/>
-        <w:keepNext/>
-      </w:pPr>
-      <w:r>
-        <w:t>Su una fonte di prova autorizzata, verificare nuovo messaggio, modifica, risposta e cancellazione senza duplicati.</w:t>
-      </w:r>
-    </w:p>
-    <w:p>
-      <w:pPr>
-        <w:pStyle w:val="ListNumber"/>
-        <w:keepNext/>
-      </w:pPr>
-      <w:r>
-        <w:t>Interrompere e riavviare il collector; verificare recupero delle revisioni nella finestra e segnalazione dei periodi non coperti.</w:t>
-      </w:r>
-    </w:p>
-    <w:p>
-      <w:pPr>
-        <w:pStyle w:val="ListNumber"/>
-        <w:keepNext w:val="0"/>
-      </w:pPr>
-      <w:r>
-        <w:t>Verificare Analisi messaggi e il dettaglio delle proposte con agenti locali configurati; mantenere IA esterna, automazione e ordini disabilitati.</w:t>
+        <w:drawing>
+          <wp:inline xmlns:a="http://schemas.openxmlformats.org/drawingml/2006/main" xmlns:pic="http://schemas.openxmlformats.org/drawingml/2006/picture">
+            <wp:extent cx="6048000" cy="3075030"/>
+            <wp:docPr id="2" name="Picture 2" descr="Percorso consultivo con rischio verificato in locale ed esecuzione futura"/>
+            <wp:cNvGraphicFramePr>
+              <a:graphicFrameLocks noChangeAspect="1"/>
+            </wp:cNvGraphicFramePr>
+            <a:graphic>
+              <a:graphicData uri="http://schemas.openxmlformats.org/drawingml/2006/picture">
+                <pic:pic>
+                  <pic:nvPicPr>
+                    <pic:cNvPr id="0" name="flusso-segnale.png"/>
+                    <pic:cNvPicPr/>
+                  </pic:nvPicPr>
+                  <pic:blipFill>
+                    <a:blip r:embed="rId14"/>
+                    <a:stretch>
+                      <a:fillRect/>
+                    </a:stretch>
+                  </pic:blipFill>
+                  <pic:spPr>
+                    <a:xfrm>
+                      <a:off x="0" y="0"/>
+                      <a:ext cx="6048000" cy="3075030"/>
+                    </a:xfrm>
+                    <a:prstGeom prst="rect"/>
+                  </pic:spPr>
+                </pic:pic>
+              </a:graphicData>
+            </a:graphic>
+          </wp:inline>
+        </w:drawing>
       </w:r>
     </w:p>
     <w:p>
       <w:r>
-        <w:t>Il collector usa una lease PostgreSQL per un solo proprietario attivo dell’account nello stesso database. Ogni scrittura verifica proprietario, generazione, scadenza, ambiente e versione della fonte. Nessuna transazione resta aperta durante una richiesta Telegram. Le limitazioni imposte da Telegram vengono rispettate con un’attesa persistita; perdita del database o della lease impedisce di avanzare il cursore.</w:t>
+        <w:t xml:space="preserve">In </w:t>
+      </w:r>
+      <w:r>
+        <w:rPr>
+          <w:b/>
+        </w:rPr>
+        <w:t>Agenti IA</w:t>
+      </w:r>
+      <w:r>
+        <w:t xml:space="preserve">, l’ADMIN attiva e conferma classificazione, interpretazione, analisi e decisione con simulatore e istruzioni versione 2. Critica facoltativa salvo </w:t>
+      </w:r>
+      <w:r>
+        <w:rPr>
+          <w:rFonts w:ascii="Liberation Mono" w:hAnsi="Liberation Mono"/>
+          <w:sz w:val="18"/>
+        </w:rPr>
+        <w:t>ENABLE_CRITIC_AGENT=true</w:t>
+      </w:r>
+      <w:r>
+        <w:t>, che la rende obbligatoria. Revisione delle posizioni e memoria adattiva indisponibili.</w:t>
       </w:r>
     </w:p>
     <w:p>
       <w:r>
-        <w:t>La cronologia viene recuperata a lotti in ordine, con controlli sovrapposti e verifiche dei messaggi già registrati per rilevare modifiche e cancellazioni. Il polling non mantiene una coda di aggiornamenti Telethon in memoria. La copertura è limitata alla finestra configurata: non dichiarare recupero completo oltre quella finestra o per eventi spariti prima della prima osservazione. Lease in database diversi non si coordinano: non avviare copie indipendenti dello stesso collector sul medesimo account.</w:t>
+        <w:t xml:space="preserve">Il parser </w:t>
+      </w:r>
+      <w:r>
+        <w:rPr>
+          <w:rFonts w:ascii="Liberation Mono" w:hAnsi="Liberation Mono"/>
+          <w:sz w:val="18"/>
+        </w:rPr>
+        <w:t>structured-fx-v1</w:t>
+      </w:r>
+      <w:r>
+        <w:t xml:space="preserve"> accetta un unico segnale ASCII completo, mai una risposta. Esempio sintetico: </w:t>
+      </w:r>
+      <w:r>
+        <w:rPr>
+          <w:rFonts w:ascii="Liberation Mono" w:hAnsi="Liberation Mono"/>
+          <w:sz w:val="18"/>
+        </w:rPr>
+        <w:t>BUY EURUSD ENTRY 1.10000 SL 1.09500 TP 1.11000</w:t>
+      </w:r>
+      <w:r>
+        <w:t>. Simboli: EURUSD, GBPUSD, USDJPY, USDCHF, AUDUSD, USDCAD, NZDUSD. Non deduce prezzi, suffissi o mapping broker; intervalli, più obiettivi e testo extra richiedono revisione. Stop e obiettivo devono essere coerenti con direzione e ingresso. Modifiche e cancellazioni invalidano la proposta non inviata.</w:t>
       </w:r>
     </w:p>
     <w:p>
       <w:r>
-        <w:t>I test automatici usano PostgreSQL 17 e database casuali trd_test_* separati dall’istanza applicativa. I test di protocollo e UI non sostituiscono il collaudo su Telegram reale. Non utilizzare un server PostgreSQL di produzione come TEST_ADMIN_DATABASE_URL.</w:t>
-      </w:r>
-    </w:p>
-    <w:p>
-      <w:pPr>
-        <w:pStyle w:val="Heading1"/>
-      </w:pPr>
-      <w:r>
-        <w:t>Preparare e collaudare l’analisi locale</w:t>
-      </w:r>
-    </w:p>
-    <w:p>
-      <w:r>
-        <w:t>L’aggiornamento aggiunge la migrazione 0005_analysis. Il worker AI usa il solo ruolo trd_ai e consuma i job Telegram già persistiti. Analisi, proposta, transizioni, audit, outbox e completamento del job vengono confermati atomicamente. Le chiamate al simulatore restano fuori dalle transazioni. Ogni tentativo verifica lease, generazione, fonte, revisione del messaggio e configurazione; un risultato tardivo non può sostituire i dati correnti.</w:t>
-      </w:r>
-    </w:p>
-    <w:p>
-      <w:r>
-        <w:t>Il bootstrap aggiunge istruzioni immutabili di versione 2 per i cinque agenti implementati, conservando le versioni precedenti e le configurazioni esistenti. Gli agenti non vengono attivati automaticamente. Dalla dashboard ADMIN attivare i quattro agenti di classificazione, interpretazione, analisi e decisione, scegliendo il simulatore locale e confermando la revisione. La conferma seleziona le istruzioni di versione 2. L’agente critico viene eseguito se attivato; se obbligatorio dal server, la sua indisponibilità ferma il percorso. La revisione delle posizioni resta disabilitata.</w:t>
-      </w:r>
-    </w:p>
-    <w:p>
-      <w:r>
-        <w:t>Il parser accetta un solo messaggio completo nel formato BUY oppure SELL, simbolo, ENTRY, prezzo, SL, prezzo, TP, prezzo. Un esempio di prova è BUY EURUSD ENTRY 1.10000 SL 1.09500 TP 1.11000. Sono riconosciuti EURUSD, GBPUSD, USDJPY, USDCHF, AUDUSD, USDCAD e NZDUSD, senza risoluzione di suffissi o mapping al broker. Questo elenco delimita il parser e non approva la negoziazione degli strumenti. I prezzi usano Decimal; controlli economici, quotazioni, conversioni e autorizzazioni per fonte appartengono al futuro gateway del rischio.</w:t>
+        <w:t>Finestra AI: 900 secondi dalla pubblicazione, ricontrollata alla conclusione; il recupero Telegram non la prolunga. Il simulatore restituisce WAIT senza contesto di mercato. Anche PROPOSE resta in attesa: il motore del rischio esiste, ma mancano dati autenticati e collegamento al gateway. Nessuna analisi crea autorizzazioni o comandi di esecuzione.</w:t>
       </w:r>
     </w:p>
     <w:tbl>
@@ -3339,8 +1724,8 @@
         </w:tblBorders>
       </w:tblPr>
       <w:tblGrid>
-        <w:gridCol w:w="4762"/>
-        <w:gridCol w:w="4762"/>
+        <w:gridCol w:w="4309"/>
+        <w:gridCol w:w="5216"/>
       </w:tblGrid>
       <w:tr>
         <w:trPr>
@@ -3349,14 +1734,15 @@
         </w:trPr>
         <w:tc>
           <w:tcPr>
-            <w:tcW w:type="dxa" w:w="4762"/>
+            <w:tcW w:type="dxa" w:w="4309"/>
+            <w:vAlign w:val="center"/>
             <w:tcMar>
               <w:top w:w="95" w:type="dxa"/>
               <w:left w:w="95" w:type="dxa"/>
               <w:bottom w:w="95" w:type="dxa"/>
               <w:right w:w="95" w:type="dxa"/>
             </w:tcMar>
-            <w:shd w:fill="F2F2F2"/>
+            <w:shd w:fill="DFEAF3"/>
           </w:tcPr>
           <w:p>
             <w:pPr>
@@ -3366,20 +1752,21 @@
               <w:rPr>
                 <w:b/>
               </w:rPr>
-              <w:t>Variabile</w:t>
+              <w:t>Limite AI</w:t>
             </w:r>
           </w:p>
         </w:tc>
         <w:tc>
           <w:tcPr>
-            <w:tcW w:type="dxa" w:w="4762"/>
+            <w:tcW w:type="dxa" w:w="5216"/>
+            <w:vAlign w:val="center"/>
             <w:tcMar>
               <w:top w:w="95" w:type="dxa"/>
               <w:left w:w="95" w:type="dxa"/>
               <w:bottom w:w="95" w:type="dxa"/>
               <w:right w:w="95" w:type="dxa"/>
             </w:tcMar>
-            <w:shd w:fill="F2F2F2"/>
+            <w:shd w:fill="DFEAF3"/>
           </w:tcPr>
           <w:p>
             <w:pPr>
@@ -3389,7 +1776,7 @@
               <w:rPr>
                 <w:b/>
               </w:rPr>
-              <w:t>Comportamento implementato</w:t>
+              <w:t>Default</w:t>
             </w:r>
           </w:p>
         </w:tc>
@@ -3400,7 +1787,8 @@
         </w:trPr>
         <w:tc>
           <w:tcPr>
-            <w:tcW w:type="dxa" w:w="4762"/>
+            <w:tcW w:type="dxa" w:w="4309"/>
+            <w:vAlign w:val="center"/>
             <w:tcMar>
               <w:top w:w="95" w:type="dxa"/>
               <w:left w:w="95" w:type="dxa"/>
@@ -3416,13 +1804,14 @@
               <w:rPr>
                 <w:b w:val="0"/>
               </w:rPr>
-              <w:t>AI_PROVIDER_MODE</w:t>
+              <w:t>AI_HARD_TIMEOUT_SECONDS e AI_JOB_LEASE_SECONDS</w:t>
             </w:r>
           </w:p>
         </w:tc>
         <w:tc>
           <w:tcPr>
-            <w:tcW w:type="dxa" w:w="4762"/>
+            <w:tcW w:type="dxa" w:w="5216"/>
+            <w:vAlign w:val="center"/>
             <w:tcMar>
               <w:top w:w="95" w:type="dxa"/>
               <w:left w:w="95" w:type="dxa"/>
@@ -3438,7 +1827,7 @@
               <w:rPr>
                 <w:b w:val="0"/>
               </w:rPr>
-              <w:t>mock inizialmente; openrouter richiede ricevuta valida, chiave e budget positivi</w:t>
+              <w:t>30 e 180 secondi; lease oltre timeout totale più 5 secondi</w:t>
             </w:r>
           </w:p>
         </w:tc>
@@ -3449,7 +1838,61 @@
         </w:trPr>
         <w:tc>
           <w:tcPr>
-            <w:tcW w:type="dxa" w:w="4762"/>
+            <w:tcW w:type="dxa" w:w="4309"/>
+            <w:vAlign w:val="center"/>
+            <w:tcMar>
+              <w:top w:w="95" w:type="dxa"/>
+              <w:left w:w="95" w:type="dxa"/>
+              <w:bottom w:w="95" w:type="dxa"/>
+              <w:right w:w="95" w:type="dxa"/>
+            </w:tcMar>
+            <w:shd w:fill="F5F8FA"/>
+          </w:tcPr>
+          <w:p>
+            <w:pPr>
+              <w:pStyle w:val="GuideTable"/>
+            </w:pPr>
+            <w:r>
+              <w:rPr>
+                <w:b w:val="0"/>
+              </w:rPr>
+              <w:t>AI_HARD_MAX_OUTPUT_TOKENS e AI_HARD_MAX_INPUT_TOKENS</w:t>
+            </w:r>
+          </w:p>
+        </w:tc>
+        <w:tc>
+          <w:tcPr>
+            <w:tcW w:type="dxa" w:w="5216"/>
+            <w:vAlign w:val="center"/>
+            <w:tcMar>
+              <w:top w:w="95" w:type="dxa"/>
+              <w:left w:w="95" w:type="dxa"/>
+              <w:bottom w:w="95" w:type="dxa"/>
+              <w:right w:w="95" w:type="dxa"/>
+            </w:tcMar>
+            <w:shd w:fill="F5F8FA"/>
+          </w:tcPr>
+          <w:p>
+            <w:pPr>
+              <w:pStyle w:val="GuideTable"/>
+            </w:pPr>
+            <w:r>
+              <w:rPr>
+                <w:b w:val="0"/>
+              </w:rPr>
+              <w:t>4096 e 131072; ulteriormente limitati dal profilo</w:t>
+            </w:r>
+          </w:p>
+        </w:tc>
+      </w:tr>
+      <w:tr>
+        <w:trPr>
+          <w:cantSplit/>
+        </w:trPr>
+        <w:tc>
+          <w:tcPr>
+            <w:tcW w:type="dxa" w:w="4309"/>
+            <w:vAlign w:val="center"/>
             <w:tcMar>
               <w:top w:w="95" w:type="dxa"/>
               <w:left w:w="95" w:type="dxa"/>
@@ -3465,13 +1908,14 @@
               <w:rPr>
                 <w:b w:val="0"/>
               </w:rPr>
-              <w:t>AI_SIGNAL_MAX_AGE_SECONDS</w:t>
+              <w:t>AI_HARD_DAILY_BUDGET_USD e AI_HARD_MONTHLY_BUDGET_USD</w:t>
             </w:r>
           </w:p>
         </w:tc>
         <w:tc>
           <w:tcPr>
-            <w:tcW w:type="dxa" w:w="4762"/>
+            <w:tcW w:type="dxa" w:w="5216"/>
+            <w:vAlign w:val="center"/>
             <w:tcMar>
               <w:top w:w="95" w:type="dxa"/>
               <w:left w:w="95" w:type="dxa"/>
@@ -3487,7 +1931,20 @@
               <w:rPr>
                 <w:b w:val="0"/>
               </w:rPr>
-              <w:t>900; da 30 a 3600 secondi dalla pubblicazione, ricontrollata alla conclusione</w:t>
+            </w:r>
+            <w:r>
+              <w:rPr>
+                <w:rFonts w:ascii="Liberation Mono" w:hAnsi="Liberation Mono"/>
+                <w:b w:val="0"/>
+                <w:sz w:val="18"/>
+              </w:rPr>
+              <w:t>0.00</w:t>
+            </w:r>
+            <w:r>
+              <w:rPr>
+                <w:b w:val="0"/>
+              </w:rPr>
+              <w:t>; tetti globali</w:t>
             </w:r>
           </w:p>
         </w:tc>
@@ -3498,13 +1955,15 @@
         </w:trPr>
         <w:tc>
           <w:tcPr>
-            <w:tcW w:type="dxa" w:w="4762"/>
+            <w:tcW w:type="dxa" w:w="4309"/>
+            <w:vAlign w:val="center"/>
             <w:tcMar>
               <w:top w:w="95" w:type="dxa"/>
               <w:left w:w="95" w:type="dxa"/>
               <w:bottom w:w="95" w:type="dxa"/>
               <w:right w:w="95" w:type="dxa"/>
             </w:tcMar>
+            <w:shd w:fill="F5F8FA"/>
           </w:tcPr>
           <w:p>
             <w:pPr>
@@ -3514,19 +1973,21 @@
               <w:rPr>
                 <w:b w:val="0"/>
               </w:rPr>
-              <w:t>AI_JOB_LEASE_SECONDS</w:t>
+              <w:t>AI_HARD_DAILY_BUDGET_PER_AGENT_USD e AI_HARD_MAX_COST_PER_REQUEST_USD</w:t>
             </w:r>
           </w:p>
         </w:tc>
         <w:tc>
           <w:tcPr>
-            <w:tcW w:type="dxa" w:w="4762"/>
+            <w:tcW w:type="dxa" w:w="5216"/>
+            <w:vAlign w:val="center"/>
             <w:tcMar>
               <w:top w:w="95" w:type="dxa"/>
               <w:left w:w="95" w:type="dxa"/>
               <w:bottom w:w="95" w:type="dxa"/>
               <w:right w:w="95" w:type="dxa"/>
             </w:tcMar>
+            <w:shd w:fill="F5F8FA"/>
           </w:tcPr>
           <w:p>
             <w:pPr>
@@ -3536,399 +1997,20 @@
               <w:rPr>
                 <w:b w:val="0"/>
               </w:rPr>
-              <w:t>180; da 10 a 300 secondi, oltre il timeout totale più cinque secondi</w:t>
             </w:r>
-          </w:p>
-        </w:tc>
-      </w:tr>
-      <w:tr>
-        <w:trPr>
-          <w:cantSplit/>
-        </w:trPr>
-        <w:tc>
-          <w:tcPr>
-            <w:tcW w:type="dxa" w:w="4762"/>
-            <w:tcMar>
-              <w:top w:w="95" w:type="dxa"/>
-              <w:left w:w="95" w:type="dxa"/>
-              <w:bottom w:w="95" w:type="dxa"/>
-              <w:right w:w="95" w:type="dxa"/>
-            </w:tcMar>
-          </w:tcPr>
-          <w:p>
-            <w:pPr>
-              <w:pStyle w:val="GuideTable"/>
-            </w:pPr>
+            <w:r>
+              <w:rPr>
+                <w:rFonts w:ascii="Liberation Mono" w:hAnsi="Liberation Mono"/>
+                <w:b w:val="0"/>
+                <w:sz w:val="18"/>
+              </w:rPr>
+              <w:t>0.00</w:t>
+            </w:r>
             <w:r>
               <w:rPr>
                 <w:b w:val="0"/>
               </w:rPr>
-              <w:t>AI_HARD_TIMEOUT_SECONDS</w:t>
-            </w:r>
-          </w:p>
-        </w:tc>
-        <w:tc>
-          <w:tcPr>
-            <w:tcW w:type="dxa" w:w="4762"/>
-            <w:tcMar>
-              <w:top w:w="95" w:type="dxa"/>
-              <w:left w:w="95" w:type="dxa"/>
-              <w:bottom w:w="95" w:type="dxa"/>
-              <w:right w:w="95" w:type="dxa"/>
-            </w:tcMar>
-          </w:tcPr>
-          <w:p>
-            <w:pPr>
-              <w:pStyle w:val="GuideTable"/>
-            </w:pPr>
-            <w:r>
-              <w:rPr>
-                <w:b w:val="0"/>
-              </w:rPr>
-              <w:t>30; da 1 a 120 secondi per l’intero percorso, incluse le alternative</w:t>
-            </w:r>
-          </w:p>
-        </w:tc>
-      </w:tr>
-      <w:tr>
-        <w:trPr>
-          <w:cantSplit/>
-        </w:trPr>
-        <w:tc>
-          <w:tcPr>
-            <w:tcW w:type="dxa" w:w="4762"/>
-            <w:tcMar>
-              <w:top w:w="95" w:type="dxa"/>
-              <w:left w:w="95" w:type="dxa"/>
-              <w:bottom w:w="95" w:type="dxa"/>
-              <w:right w:w="95" w:type="dxa"/>
-            </w:tcMar>
-          </w:tcPr>
-          <w:p>
-            <w:pPr>
-              <w:pStyle w:val="GuideTable"/>
-            </w:pPr>
-            <w:r>
-              <w:rPr>
-                <w:b w:val="0"/>
-              </w:rPr>
-              <w:t>AI_HARD_MAX_OUTPUT_TOKENS</w:t>
-            </w:r>
-          </w:p>
-        </w:tc>
-        <w:tc>
-          <w:tcPr>
-            <w:tcW w:type="dxa" w:w="4762"/>
-            <w:tcMar>
-              <w:top w:w="95" w:type="dxa"/>
-              <w:left w:w="95" w:type="dxa"/>
-              <w:bottom w:w="95" w:type="dxa"/>
-              <w:right w:w="95" w:type="dxa"/>
-            </w:tcMar>
-          </w:tcPr>
-          <w:p>
-            <w:pPr>
-              <w:pStyle w:val="GuideTable"/>
-            </w:pPr>
-            <w:r>
-              <w:rPr>
-                <w:b w:val="0"/>
-              </w:rPr>
-              <w:t>4096; limite fra 1 e 4096, ristretto dalla configurazione dell’agente</w:t>
-            </w:r>
-          </w:p>
-        </w:tc>
-      </w:tr>
-      <w:tr>
-        <w:trPr>
-          <w:cantSplit/>
-        </w:trPr>
-        <w:tc>
-          <w:tcPr>
-            <w:tcW w:type="dxa" w:w="4762"/>
-            <w:tcMar>
-              <w:top w:w="95" w:type="dxa"/>
-              <w:left w:w="95" w:type="dxa"/>
-              <w:bottom w:w="95" w:type="dxa"/>
-              <w:right w:w="95" w:type="dxa"/>
-            </w:tcMar>
-          </w:tcPr>
-          <w:p>
-            <w:pPr>
-              <w:pStyle w:val="GuideTable"/>
-            </w:pPr>
-            <w:r>
-              <w:rPr>
-                <w:b w:val="0"/>
-              </w:rPr>
-              <w:t>AI_HARD_DAILY_BUDGET_USD</w:t>
-            </w:r>
-          </w:p>
-        </w:tc>
-        <w:tc>
-          <w:tcPr>
-            <w:tcW w:type="dxa" w:w="4762"/>
-            <w:tcMar>
-              <w:top w:w="95" w:type="dxa"/>
-              <w:left w:w="95" w:type="dxa"/>
-              <w:bottom w:w="95" w:type="dxa"/>
-              <w:right w:w="95" w:type="dxa"/>
-            </w:tcMar>
-          </w:tcPr>
-          <w:p>
-            <w:pPr>
-              <w:pStyle w:val="GuideTable"/>
-            </w:pPr>
-            <w:r>
-              <w:rPr>
-                <w:b w:val="0"/>
-              </w:rPr>
-              <w:t>0.00; limite globale giornaliero in USD</w:t>
-            </w:r>
-          </w:p>
-        </w:tc>
-      </w:tr>
-      <w:tr>
-        <w:trPr>
-          <w:cantSplit/>
-        </w:trPr>
-        <w:tc>
-          <w:tcPr>
-            <w:tcW w:type="dxa" w:w="4762"/>
-            <w:tcMar>
-              <w:top w:w="95" w:type="dxa"/>
-              <w:left w:w="95" w:type="dxa"/>
-              <w:bottom w:w="95" w:type="dxa"/>
-              <w:right w:w="95" w:type="dxa"/>
-            </w:tcMar>
-          </w:tcPr>
-          <w:p>
-            <w:pPr>
-              <w:pStyle w:val="GuideTable"/>
-            </w:pPr>
-            <w:r>
-              <w:rPr>
-                <w:b w:val="0"/>
-              </w:rPr>
-              <w:t>AI_HARD_MONTHLY_BUDGET_USD</w:t>
-            </w:r>
-          </w:p>
-        </w:tc>
-        <w:tc>
-          <w:tcPr>
-            <w:tcW w:type="dxa" w:w="4762"/>
-            <w:tcMar>
-              <w:top w:w="95" w:type="dxa"/>
-              <w:left w:w="95" w:type="dxa"/>
-              <w:bottom w:w="95" w:type="dxa"/>
-              <w:right w:w="95" w:type="dxa"/>
-            </w:tcMar>
-          </w:tcPr>
-          <w:p>
-            <w:pPr>
-              <w:pStyle w:val="GuideTable"/>
-            </w:pPr>
-            <w:r>
-              <w:rPr>
-                <w:b w:val="0"/>
-              </w:rPr>
-              <w:t>0.00; limite globale mensile in USD</w:t>
-            </w:r>
-          </w:p>
-        </w:tc>
-      </w:tr>
-      <w:tr>
-        <w:trPr>
-          <w:cantSplit/>
-        </w:trPr>
-        <w:tc>
-          <w:tcPr>
-            <w:tcW w:type="dxa" w:w="4762"/>
-            <w:tcMar>
-              <w:top w:w="95" w:type="dxa"/>
-              <w:left w:w="95" w:type="dxa"/>
-              <w:bottom w:w="95" w:type="dxa"/>
-              <w:right w:w="95" w:type="dxa"/>
-            </w:tcMar>
-          </w:tcPr>
-          <w:p>
-            <w:pPr>
-              <w:pStyle w:val="GuideTable"/>
-            </w:pPr>
-            <w:r>
-              <w:rPr>
-                <w:b w:val="0"/>
-              </w:rPr>
-              <w:t>AI_HARD_DAILY_BUDGET_PER_AGENT_USD</w:t>
-            </w:r>
-          </w:p>
-        </w:tc>
-        <w:tc>
-          <w:tcPr>
-            <w:tcW w:type="dxa" w:w="4762"/>
-            <w:tcMar>
-              <w:top w:w="95" w:type="dxa"/>
-              <w:left w:w="95" w:type="dxa"/>
-              <w:bottom w:w="95" w:type="dxa"/>
-              <w:right w:w="95" w:type="dxa"/>
-            </w:tcMar>
-          </w:tcPr>
-          <w:p>
-            <w:pPr>
-              <w:pStyle w:val="GuideTable"/>
-            </w:pPr>
-            <w:r>
-              <w:rPr>
-                <w:b w:val="0"/>
-              </w:rPr>
-              <w:t>0.00; nuovo limite giornaliero per singolo agente</w:t>
-            </w:r>
-          </w:p>
-        </w:tc>
-      </w:tr>
-      <w:tr>
-        <w:trPr>
-          <w:cantSplit/>
-        </w:trPr>
-        <w:tc>
-          <w:tcPr>
-            <w:tcW w:type="dxa" w:w="4762"/>
-            <w:tcMar>
-              <w:top w:w="95" w:type="dxa"/>
-              <w:left w:w="95" w:type="dxa"/>
-              <w:bottom w:w="95" w:type="dxa"/>
-              <w:right w:w="95" w:type="dxa"/>
-            </w:tcMar>
-          </w:tcPr>
-          <w:p>
-            <w:pPr>
-              <w:pStyle w:val="GuideTable"/>
-            </w:pPr>
-            <w:r>
-              <w:rPr>
-                <w:b w:val="0"/>
-              </w:rPr>
-              <w:t>AI_HARD_MAX_COST_PER_REQUEST_USD</w:t>
-            </w:r>
-          </w:p>
-        </w:tc>
-        <w:tc>
-          <w:tcPr>
-            <w:tcW w:type="dxa" w:w="4762"/>
-            <w:tcMar>
-              <w:top w:w="95" w:type="dxa"/>
-              <w:left w:w="95" w:type="dxa"/>
-              <w:bottom w:w="95" w:type="dxa"/>
-              <w:right w:w="95" w:type="dxa"/>
-            </w:tcMar>
-          </w:tcPr>
-          <w:p>
-            <w:pPr>
-              <w:pStyle w:val="GuideTable"/>
-            </w:pPr>
-            <w:r>
-              <w:rPr>
-                <w:b w:val="0"/>
-              </w:rPr>
-              <w:t>0.00; limite per tentativo, ristretto dal limite dell’agente</w:t>
-            </w:r>
-          </w:p>
-        </w:tc>
-      </w:tr>
-      <w:tr>
-        <w:trPr>
-          <w:cantSplit/>
-        </w:trPr>
-        <w:tc>
-          <w:tcPr>
-            <w:tcW w:type="dxa" w:w="4762"/>
-            <w:tcMar>
-              <w:top w:w="95" w:type="dxa"/>
-              <w:left w:w="95" w:type="dxa"/>
-              <w:bottom w:w="95" w:type="dxa"/>
-              <w:right w:w="95" w:type="dxa"/>
-            </w:tcMar>
-          </w:tcPr>
-          <w:p>
-            <w:pPr>
-              <w:pStyle w:val="GuideTable"/>
-            </w:pPr>
-            <w:r>
-              <w:rPr>
-                <w:b w:val="0"/>
-              </w:rPr>
-              <w:t>ENABLE_CRITIC_AGENT</w:t>
-            </w:r>
-          </w:p>
-        </w:tc>
-        <w:tc>
-          <w:tcPr>
-            <w:tcW w:type="dxa" w:w="4762"/>
-            <w:tcMar>
-              <w:top w:w="95" w:type="dxa"/>
-              <w:left w:w="95" w:type="dxa"/>
-              <w:bottom w:w="95" w:type="dxa"/>
-              <w:right w:w="95" w:type="dxa"/>
-            </w:tcMar>
-          </w:tcPr>
-          <w:p>
-            <w:pPr>
-              <w:pStyle w:val="GuideTable"/>
-            </w:pPr>
-            <w:r>
-              <w:rPr>
-                <w:b w:val="0"/>
-              </w:rPr>
-              <w:t>false; true rende obbligatoria la verifica critica con agente configurato</w:t>
-            </w:r>
-          </w:p>
-        </w:tc>
-      </w:tr>
-      <w:tr>
-        <w:trPr>
-          <w:cantSplit/>
-        </w:trPr>
-        <w:tc>
-          <w:tcPr>
-            <w:tcW w:type="dxa" w:w="4762"/>
-            <w:tcMar>
-              <w:top w:w="95" w:type="dxa"/>
-              <w:left w:w="95" w:type="dxa"/>
-              <w:bottom w:w="95" w:type="dxa"/>
-              <w:right w:w="95" w:type="dxa"/>
-            </w:tcMar>
-          </w:tcPr>
-          <w:p>
-            <w:pPr>
-              <w:pStyle w:val="GuideTable"/>
-            </w:pPr>
-            <w:r>
-              <w:rPr>
-                <w:b w:val="0"/>
-              </w:rPr>
-              <w:t>ENABLE_ADAPTIVE_MEMORY</w:t>
-            </w:r>
-          </w:p>
-        </w:tc>
-        <w:tc>
-          <w:tcPr>
-            <w:tcW w:type="dxa" w:w="4762"/>
-            <w:tcMar>
-              <w:top w:w="95" w:type="dxa"/>
-              <w:left w:w="95" w:type="dxa"/>
-              <w:bottom w:w="95" w:type="dxa"/>
-              <w:right w:w="95" w:type="dxa"/>
-            </w:tcMar>
-          </w:tcPr>
-          <w:p>
-            <w:pPr>
-              <w:pStyle w:val="GuideTable"/>
-            </w:pPr>
-            <w:r>
-              <w:rPr>
-                <w:b w:val="0"/>
-              </w:rPr>
-              <w:t>false; true resta rifiutato perché la funzione è futura</w:t>
+              <w:t>; tetti per agente e richiesta</w:t>
             </w:r>
           </w:p>
         </w:tc>
@@ -3941,17 +2023,27 @@
     </w:p>
     <w:p>
       <w:r>
-        <w:t>Solo il processo AI riceve questi campi. Aggiungere i tre nuovi nomi al file .env esistente se si desidera personalizzarli; altrimenti valgono i default. Dopo una modifica ricreare worker con Compose oppure riavviare il processo host. Conservare i budget a zero per l’installazione locale: il simulatore è gratuito. I valori di spesa richiedono stringhe decimali finite, mai float. Le finestre contabili sono UTC; la dashboard visualizza gli orari in Europe/Rome.</w:t>
+        <w:t xml:space="preserve">Simulatore con costo massimo agente zero. Budget come stringhe decimali finite; finestre contabili UTC, dashboard Europe/Rome. Prenotazioni preventive serializzate; massimo tre tentativi per agente/job, comprese alternative e riavvii. Consumo sconosciuto conserva l’importo e ferma altri tentativi anche dopo cambio periodo o riavvio. </w:t>
       </w:r>
-    </w:p>
-    <w:p>
       <w:r>
-        <w:t>La prenotazione preventiva serializza i limiti globali e per agente in PostgreSQL. Un esito senza consumo confermato conserva l’importo anche dopo cambio di giorno o mese. Un riavvio non ripete un tentativo ancora aperto. Costi IA rende visibili anche le prenotazioni interrotte prima della registrazione del consumo. Per ogni agente sono ammessi al massimo tre tentativi per job, comprese ripartenze e modelli alternativi. Non esiste ancora una procedura operativa per liberare un importo dall’esito sconosciuto: va riconciliato prima di qualsiasi futura attivazione a pagamento.</w:t>
+        <w:rPr>
+          <w:b/>
+        </w:rPr>
+        <w:t>Sblocco automatico non implementato:</w:t>
       </w:r>
-    </w:p>
-    <w:p>
       <w:r>
-        <w:t>I test verificano parser, injection, rifiuti, output incompleti, consumi invalidi, spese concorrenti, scadenze, modifiche e permessi su PostgreSQL 17. Per l’uso reale provare in una fonte Telegram autorizzata anche risposte, revisioni e riavvio. Gli esiti del simulatore non validano un modello esterno né certificano una strategia di trading.</w:t>
+        <w:t xml:space="preserve"> serve riconciliazione prima dell’uso a pagamento. Contratto in </w:t>
+      </w:r>
+      <w:hyperlink r:id="rId15">
+        <w:r>
+          <w:rPr>
+            <w:rStyle w:val="Hyperlink"/>
+          </w:rPr>
+          <w:t>Analisi</w:t>
+        </w:r>
+      </w:hyperlink>
+      <w:r>
+        <w:t>.</w:t>
       </w:r>
     </w:p>
     <w:p>
@@ -3959,22 +2051,28 @@
         <w:pStyle w:val="Heading1"/>
       </w:pPr>
       <w:r>
-        <w:t>Collaudare e integrare OpenRouter</w:t>
+        <w:t>Verificare il motore del rischio</w:t>
       </w:r>
     </w:p>
     <w:p>
       <w:r>
-        <w:t xml:space="preserve">L’adapter OpenRouter invia soltanto prompt fisso e proposta normalizzata, senza testo Telegram grezzo, strumenti, plugin, redirect o reasoning privato. Fissa modello, un solo provider, schema rigoroso, prezzi massimi, require_parameters=true, data_collection=deny e zdr=true; se un requisito non è disponibile la richiesta fallisce. Verificare anche condizioni e impostazioni dell’account dedicato. Il catalogo deve confermare schema, capacità di token e prezzi correnti. </w:t>
+        <w:t xml:space="preserve">La fase 6 è un motore puro di calcolo, verificato su dati sintetici con </w:t>
       </w:r>
-      <w:hyperlink r:id="rId14">
-        <w:r>
-          <w:rPr>
-            <w:rStyle w:val="Hyperlink"/>
-          </w:rPr>
-          <w:t>Routing OpenRouter</w:t>
-        </w:r>
-      </w:hyperlink>
-      <w:r/>
+      <w:r>
+        <w:rPr>
+          <w:rFonts w:ascii="Liberation Mono" w:hAnsi="Liberation Mono"/>
+          <w:sz w:val="18"/>
+        </w:rPr>
+        <w:t>pnpm test</w:t>
+      </w:r>
+      <w:r>
+        <w:t>. Non richiede nuovi account, chiavi o variabili ambiente; mantieni trading in paper e automazione disabilitata. I valori dei test non configurano l’installazione e non vanno riutilizzati come dati di un conto reale.</w:t>
+      </w:r>
+    </w:p>
+    <w:p>
+      <w:r>
+        <w:t>Il motore restituisce PASS, REJECT o ERROR, con motivi, calcoli, versioni e riferimenti ai dati usati. PASS non crea autorizzazioni, prenotazioni o ordini. Lotti arrotondati verso il basso; rischio comprensivo di commissioni, slippage e conversione conservativa. Sono verificati i sette profili Forex del parser, con mapping broker esplicito; altri contratti e conversioni prive di un cambio diretto o inverso verificato vengono fermati.</w:t>
+      </w:r>
     </w:p>
     <w:tbl>
       <w:tblPr>
@@ -3992,8 +2090,8 @@
         </w:tblBorders>
       </w:tblPr>
       <w:tblGrid>
-        <w:gridCol w:w="4762"/>
-        <w:gridCol w:w="4762"/>
+        <w:gridCol w:w="4309"/>
+        <w:gridCol w:w="5216"/>
       </w:tblGrid>
       <w:tr>
         <w:trPr>
@@ -4002,14 +2100,15 @@
         </w:trPr>
         <w:tc>
           <w:tcPr>
-            <w:tcW w:type="dxa" w:w="4762"/>
+            <w:tcW w:type="dxa" w:w="4309"/>
+            <w:vAlign w:val="center"/>
             <w:tcMar>
               <w:top w:w="95" w:type="dxa"/>
               <w:left w:w="95" w:type="dxa"/>
               <w:bottom w:w="95" w:type="dxa"/>
               <w:right w:w="95" w:type="dxa"/>
             </w:tcMar>
-            <w:shd w:fill="F2F2F2"/>
+            <w:shd w:fill="DFEAF3"/>
           </w:tcPr>
           <w:p>
             <w:pPr>
@@ -4019,20 +2118,21 @@
               <w:rPr>
                 <w:b/>
               </w:rPr>
-              <w:t>Nuove variabili AI</w:t>
+              <w:t>Controllo</w:t>
             </w:r>
           </w:p>
         </w:tc>
         <w:tc>
           <w:tcPr>
-            <w:tcW w:type="dxa" w:w="4762"/>
+            <w:tcW w:type="dxa" w:w="5216"/>
+            <w:vAlign w:val="center"/>
             <w:tcMar>
               <w:top w:w="95" w:type="dxa"/>
               <w:left w:w="95" w:type="dxa"/>
               <w:bottom w:w="95" w:type="dxa"/>
               <w:right w:w="95" w:type="dxa"/>
             </w:tcMar>
-            <w:shd w:fill="F2F2F2"/>
+            <w:shd w:fill="DFEAF3"/>
           </w:tcPr>
           <w:p>
             <w:pPr>
@@ -4042,7 +2142,7 @@
               <w:rPr>
                 <w:b/>
               </w:rPr>
-              <w:t>Preparazione</w:t>
+              <w:t>Comportamento verificato in locale</w:t>
             </w:r>
           </w:p>
         </w:tc>
@@ -4053,7 +2153,8 @@
         </w:trPr>
         <w:tc>
           <w:tcPr>
-            <w:tcW w:type="dxa" w:w="4762"/>
+            <w:tcW w:type="dxa" w:w="4309"/>
+            <w:vAlign w:val="center"/>
             <w:tcMar>
               <w:top w:w="95" w:type="dxa"/>
               <w:left w:w="95" w:type="dxa"/>
@@ -4069,13 +2170,14 @@
               <w:rPr>
                 <w:b w:val="0"/>
               </w:rPr>
-              <w:t>OPENROUTER_API_KEY</w:t>
+              <w:t>Dati e autorizzazioni</w:t>
             </w:r>
           </w:p>
         </w:tc>
         <w:tc>
           <w:tcPr>
-            <w:tcW w:type="dxa" w:w="4762"/>
+            <w:tcW w:type="dxa" w:w="5216"/>
+            <w:vAlign w:val="center"/>
             <w:tcMar>
               <w:top w:w="95" w:type="dxa"/>
               <w:left w:w="95" w:type="dxa"/>
@@ -4091,7 +2193,7 @@
               <w:rPr>
                 <w:b w:val="0"/>
               </w:rPr>
-              <w:t>Chiave dell’ambiente, solo al worker AI e al probe operatore</w:t>
+              <w:t>Arresto su conto errato, dati scaduti, versioni cambiate, servizi non sani o analisi obbligatoria incompleta</w:t>
             </w:r>
           </w:p>
         </w:tc>
@@ -4102,7 +2204,61 @@
         </w:trPr>
         <w:tc>
           <w:tcPr>
-            <w:tcW w:type="dxa" w:w="4762"/>
+            <w:tcW w:type="dxa" w:w="4309"/>
+            <w:vAlign w:val="center"/>
+            <w:tcMar>
+              <w:top w:w="95" w:type="dxa"/>
+              <w:left w:w="95" w:type="dxa"/>
+              <w:bottom w:w="95" w:type="dxa"/>
+              <w:right w:w="95" w:type="dxa"/>
+            </w:tcMar>
+            <w:shd w:fill="F5F8FA"/>
+          </w:tcPr>
+          <w:p>
+            <w:pPr>
+              <w:pStyle w:val="GuideTable"/>
+            </w:pPr>
+            <w:r>
+              <w:rPr>
+                <w:b w:val="0"/>
+              </w:rPr>
+              <w:t>Protezioni ed esposizione</w:t>
+            </w:r>
+          </w:p>
+        </w:tc>
+        <w:tc>
+          <w:tcPr>
+            <w:tcW w:type="dxa" w:w="5216"/>
+            <w:vAlign w:val="center"/>
+            <w:tcMar>
+              <w:top w:w="95" w:type="dxa"/>
+              <w:left w:w="95" w:type="dxa"/>
+              <w:bottom w:w="95" w:type="dxa"/>
+              <w:right w:w="95" w:type="dxa"/>
+            </w:tcMar>
+            <w:shd w:fill="F5F8FA"/>
+          </w:tcPr>
+          <w:p>
+            <w:pPr>
+              <w:pStyle w:val="GuideTable"/>
+            </w:pPr>
+            <w:r>
+              <w:rPr>
+                <w:b w:val="0"/>
+              </w:rPr>
+              <w:t>Stop obbligatori, passo dei lotti, rischio di tutto il conto e importi già prenotati; esiti sconosciuti conservano il rischio</w:t>
+            </w:r>
+          </w:p>
+        </w:tc>
+      </w:tr>
+      <w:tr>
+        <w:trPr>
+          <w:cantSplit/>
+        </w:trPr>
+        <w:tc>
+          <w:tcPr>
+            <w:tcW w:type="dxa" w:w="4309"/>
+            <w:vAlign w:val="center"/>
             <w:tcMar>
               <w:top w:w="95" w:type="dxa"/>
               <w:left w:w="95" w:type="dxa"/>
@@ -4118,13 +2274,14 @@
               <w:rPr>
                 <w:b w:val="0"/>
               </w:rPr>
-              <w:t>OPENROUTER_MANIFEST_PATH</w:t>
+              <w:t>Perdita giornaliera</w:t>
             </w:r>
           </w:p>
         </w:tc>
         <w:tc>
           <w:tcPr>
-            <w:tcW w:type="dxa" w:w="4762"/>
+            <w:tcW w:type="dxa" w:w="5216"/>
+            <w:vAlign w:val="center"/>
             <w:tcMar>
               <w:top w:w="95" w:type="dxa"/>
               <w:left w:w="95" w:type="dxa"/>
@@ -4140,7 +2297,7 @@
               <w:rPr>
                 <w:b w:val="0"/>
               </w:rPr>
-              <w:t>Percorso facoltativo del manifest operativo; il probe richiede --manifest esplicito</w:t>
+              <w:t>Base del giorno UTC con versamenti e prelievi; raggiungere il limite richiede blocco persistente, da registrare nel futuro gateway</w:t>
             </w:r>
           </w:p>
         </w:tc>
@@ -4151,13 +2308,15 @@
         </w:trPr>
         <w:tc>
           <w:tcPr>
-            <w:tcW w:type="dxa" w:w="4762"/>
+            <w:tcW w:type="dxa" w:w="4309"/>
+            <w:vAlign w:val="center"/>
             <w:tcMar>
               <w:top w:w="95" w:type="dxa"/>
               <w:left w:w="95" w:type="dxa"/>
               <w:bottom w:w="95" w:type="dxa"/>
               <w:right w:w="95" w:type="dxa"/>
             </w:tcMar>
+            <w:shd w:fill="F5F8FA"/>
           </w:tcPr>
           <w:p>
             <w:pPr>
@@ -4167,19 +2326,21 @@
               <w:rPr>
                 <w:b w:val="0"/>
               </w:rPr>
-              <w:t>OPENROUTER_ACCEPTANCE_PATH</w:t>
+              <w:t>Orari</w:t>
             </w:r>
           </w:p>
         </w:tc>
         <w:tc>
           <w:tcPr>
-            <w:tcW w:type="dxa" w:w="4762"/>
+            <w:tcW w:type="dxa" w:w="5216"/>
+            <w:vAlign w:val="center"/>
             <w:tcMar>
               <w:top w:w="95" w:type="dxa"/>
               <w:left w:w="95" w:type="dxa"/>
               <w:bottom w:w="95" w:type="dxa"/>
               <w:right w:w="95" w:type="dxa"/>
             </w:tcMar>
+            <w:shd w:fill="F5F8FA"/>
           </w:tcPr>
           <w:p>
             <w:pPr>
@@ -4189,56 +2350,7 @@
               <w:rPr>
                 <w:b w:val="0"/>
               </w:rPr>
-              <w:t>Ricevuta privata valida, visibile dal worker; obbligatoria in modalità openrouter</w:t>
-            </w:r>
-          </w:p>
-        </w:tc>
-      </w:tr>
-      <w:tr>
-        <w:trPr>
-          <w:cantSplit/>
-        </w:trPr>
-        <w:tc>
-          <w:tcPr>
-            <w:tcW w:type="dxa" w:w="4762"/>
-            <w:tcMar>
-              <w:top w:w="95" w:type="dxa"/>
-              <w:left w:w="95" w:type="dxa"/>
-              <w:bottom w:w="95" w:type="dxa"/>
-              <w:right w:w="95" w:type="dxa"/>
-            </w:tcMar>
-          </w:tcPr>
-          <w:p>
-            <w:pPr>
-              <w:pStyle w:val="GuideTable"/>
-            </w:pPr>
-            <w:r>
-              <w:rPr>
-                <w:b w:val="0"/>
-              </w:rPr>
-              <w:t>AI_HARD_MAX_INPUT_TOKENS</w:t>
-            </w:r>
-          </w:p>
-        </w:tc>
-        <w:tc>
-          <w:tcPr>
-            <w:tcW w:type="dxa" w:w="4762"/>
-            <w:tcMar>
-              <w:top w:w="95" w:type="dxa"/>
-              <w:left w:w="95" w:type="dxa"/>
-              <w:bottom w:w="95" w:type="dxa"/>
-              <w:right w:w="95" w:type="dxa"/>
-            </w:tcMar>
-          </w:tcPr>
-          <w:p>
-            <w:pPr>
-              <w:pStyle w:val="GuideTable"/>
-            </w:pPr>
-            <w:r>
-              <w:rPr>
-                <w:b w:val="0"/>
-              </w:rPr>
-              <w:t>131072; da 1 a 1000000, limite superiore al contesto approvato del modello</w:t>
+              <w:t>Calendario esplicito, festività e cambio d’ora; mercato broker aperto richiesto</w:t>
             </w:r>
           </w:p>
         </w:tc>
@@ -4251,46 +2363,29 @@
     </w:p>
     <w:p>
       <w:r>
-        <w:t>Copiare infra/openrouter/manifest.example.json in una directory privata. L’esempio pubblico è scaduto e va compilato con dati verificati: modello/versione esatti, tag e nome del provider, intero contesto pubblicato come input_token_limit, schema, output massimo, prezzi in USD per milione e versione dei prezzi. Date UTC con validità massima sette giorni. Ogni revisione usa nuovi id e pricing_version; i profili importati sono immutabili e non vengono riabilitati automaticamente.</w:t>
+        <w:t xml:space="preserve">La fase successiva deve autenticare e riconciliare i dati, bloccare il conto in transazione, prenotare il rischio e rivalutare ogni richiesta prima dell’invio. Non abilitare gli ordini per provare il motore. Contratto e limiti in </w:t>
       </w:r>
-    </w:p>
-    <w:p>
-      <w:r>
-        <w:t>Con AI_PROVIDER_MODE ancora mock, configurare chiave e i quattro budget server positivi. Eseguire pnpm ai:accept con --operator-env, --manifest, un nuovo --receipt e --allow-paid-probe. Il comando può generare addebiti: controlla i massimi prima della rete, legge il catalogo e invia tre prove sintetiche per modello senza ritentare. Non utilizza messaggi personali. I probe sono fuori dal registro job: per ripetizioni e spesa complessiva mantenere il limite dell’account OpenRouter. Un fallimento non crea una nuova ricevuta e non modifica agenti.</w:t>
-      </w:r>
-    </w:p>
-    <w:p>
-      <w:r>
-        <w:t>La ricevuta verifica WAIT con assenza di contesto di mercato, schema, provenienza, token e costo. È legata ad ambiente, manifest, impronta della chiave e scadenza, senza includere la chiave. Importarla con pnpm ai:import --operator-env, --receipt e --admin-email di un amministratore attivo. L’import riceve solo la credenziale di migrazione, scrive modelli e audit, e non attiva agenti. Proteggere la ricevuta con ACL: un amministratore del server resta nel perimetro di fiducia.</w:t>
-      </w:r>
-    </w:p>
-    <w:p>
-      <w:r>
-        <w:t>Solo dopo l’esito positivo configurare AI_PROVIDER_MODE=openrouter e OPENROUTER_ACCEPTANCE_PATH, quindi riavviare il worker. Per Windows usare un percorso assoluto del relativo ambiente; nel contenitore usare /var/trd/acceptance/nome-ricevuta.json, con il file host data/ai/nome-ricevuta.json montato in sola lettura. Non riusare ricevute fra ambienti o dopo una rotazione della chiave. Il runtime ricontrolla scadenza e limiti anche per ogni richiesta.</w:t>
-      </w:r>
-    </w:p>
-    <w:p>
-      <w:r>
-        <w:t>Dalla dashboard ADMIN i modelli approvati sono disponibili per Analisi di mercato, Valutazione delle decisioni e Verifica critica. Richiedono un costo massimo positivo per richiesta e una conferma; classificazione/interpretazione restano locali e la revisione delle posizioni indisponibile. Il simulatore richiede costo massimo zero. Non inviare dati autorizzati finché non sono stati verificati account, routing privacy, fatturazione reale, timeout/429/402 e qualità degli esiti su fixture approvate.</w:t>
-      </w:r>
-    </w:p>
-    <w:p>
-      <w:r>
-        <w:t xml:space="preserve">Ogni tentativo prenota l’intero limite di input e l’output consentito ai prezzi approvati. Il costo contabilizzato è il maggiore fra stima e usage.cost, con costo dichiarato dal provider conservato separatamente e arrotondato verso l’alto a dieci decimali. Se consumo o costo mancano, l’importo rimane impegnato e le alternative si fermano; un costo oltre il preventivo aumenta la trattenuta. Riavvio e cambio periodo non liberano importi sconosciuti. Generation ID e provider permettono una futura riconciliazione; lo sblocco automatico non è implementato. </w:t>
-      </w:r>
-      <w:hyperlink r:id="rId15">
+      <w:hyperlink r:id="rId16">
         <w:r>
           <w:rPr>
             <w:rStyle w:val="Hyperlink"/>
           </w:rPr>
-          <w:t>Contabilizzazione OpenRouter</w:t>
+          <w:t>Rischio</w:t>
         </w:r>
       </w:hyperlink>
-      <w:r/>
-    </w:p>
-    <w:p>
       <w:r>
-        <w:t>Le istruzioni complete e i comandi sono in docs/OPENROUTER.md. I test automatici non effettuano chiamate a pagamento. Il collaudo sintetico del protocollo non certifica una strategia finanziaria: anche PROPOSE resta consultivo, senza motore di rischio, approvazione esecutiva o ordine.</w:t>
+        <w:t xml:space="preserve"> e </w:t>
+      </w:r>
+      <w:hyperlink r:id="rId17">
+        <w:r>
+          <w:rPr>
+            <w:rStyle w:val="Hyperlink"/>
+          </w:rPr>
+          <w:t>Verifiche della fase 6</w:t>
+        </w:r>
+      </w:hyperlink>
+      <w:r>
+        <w:t>.</w:t>
       </w:r>
     </w:p>
     <w:p>
@@ -4298,41 +2393,262 @@
         <w:pStyle w:val="Heading1"/>
       </w:pPr>
       <w:r>
-        <w:t>Preparare le integrazioni delle fasi successive</w:t>
+        <w:t>Abilitare OpenRouter dopo il collaudo</w:t>
+      </w:r>
+    </w:p>
+    <w:p>
+      <w:pPr>
+        <w:pStyle w:val="ListNumber"/>
+        <w:keepNext/>
+        <w:numPr>
+          <w:numId w:val="12"/>
+        </w:numPr>
+      </w:pPr>
+      <w:r>
+        <w:t xml:space="preserve">Mantieni </w:t>
+      </w:r>
+      <w:r>
+        <w:rPr>
+          <w:rFonts w:ascii="Liberation Mono" w:hAnsi="Liberation Mono"/>
+          <w:sz w:val="18"/>
+        </w:rPr>
+        <w:t>AI_PROVIDER_MODE=mock</w:t>
+      </w:r>
+      <w:r>
+        <w:t xml:space="preserve">. Prepara account dedicato, </w:t>
+      </w:r>
+      <w:r>
+        <w:rPr>
+          <w:rFonts w:ascii="Liberation Mono" w:hAnsi="Liberation Mono"/>
+          <w:sz w:val="18"/>
+        </w:rPr>
+        <w:t>OPENROUTER_API_KEY</w:t>
+      </w:r>
+      <w:r>
+        <w:t>, credito e limiti dell’account; configura i quattro budget server positivi per il probe.</w:t>
+      </w:r>
+    </w:p>
+    <w:p>
+      <w:pPr>
+        <w:pStyle w:val="ListNumber"/>
+        <w:keepNext/>
+        <w:numPr>
+          <w:numId w:val="12"/>
+        </w:numPr>
+      </w:pPr>
+      <w:r>
+        <w:t xml:space="preserve">Copia </w:t>
+      </w:r>
+      <w:r>
+        <w:rPr>
+          <w:rFonts w:ascii="Liberation Mono" w:hAnsi="Liberation Mono"/>
+          <w:sz w:val="18"/>
+        </w:rPr>
+        <w:t>infra/openrouter/manifest.example.json</w:t>
+      </w:r>
+      <w:r>
+        <w:t xml:space="preserve"> in una directory privata: l’esempio è scaduto. Verifica modello/versione, provider unico, contesto intero, schema, token, prezzi e validità massima sette giorni. Ogni revisione usa nuovi identificativi.</w:t>
+      </w:r>
+    </w:p>
+    <w:p>
+      <w:pPr>
+        <w:pStyle w:val="ListNumber"/>
+        <w:keepNext/>
+        <w:numPr>
+          <w:numId w:val="12"/>
+        </w:numPr>
+      </w:pPr>
+      <w:r>
+        <w:t xml:space="preserve">Esegui </w:t>
+      </w:r>
+      <w:r>
+        <w:rPr>
+          <w:rFonts w:ascii="Liberation Mono" w:hAnsi="Liberation Mono"/>
+          <w:sz w:val="18"/>
+        </w:rPr>
+        <w:t>pnpm ai:accept</w:t>
+      </w:r>
+      <w:r>
+        <w:t xml:space="preserve"> con </w:t>
+      </w:r>
+      <w:r>
+        <w:rPr>
+          <w:rFonts w:ascii="Liberation Mono" w:hAnsi="Liberation Mono"/>
+          <w:sz w:val="18"/>
+        </w:rPr>
+        <w:t>--operator-env</w:t>
+      </w:r>
+      <w:r>
+        <w:t xml:space="preserve">, </w:t>
+      </w:r>
+      <w:r>
+        <w:rPr>
+          <w:rFonts w:ascii="Liberation Mono" w:hAnsi="Liberation Mono"/>
+          <w:sz w:val="18"/>
+        </w:rPr>
+        <w:t>--manifest</w:t>
+      </w:r>
+      <w:r>
+        <w:t xml:space="preserve">, nuovo </w:t>
+      </w:r>
+      <w:r>
+        <w:rPr>
+          <w:rFonts w:ascii="Liberation Mono" w:hAnsi="Liberation Mono"/>
+          <w:sz w:val="18"/>
+        </w:rPr>
+        <w:t>--receipt</w:t>
+      </w:r>
+      <w:r>
+        <w:t xml:space="preserve"> e </w:t>
+      </w:r>
+      <w:r>
+        <w:rPr>
+          <w:rFonts w:ascii="Liberation Mono" w:hAnsi="Liberation Mono"/>
+          <w:sz w:val="18"/>
+        </w:rPr>
+        <w:t>--allow-paid-probe</w:t>
+      </w:r>
+      <w:r>
+        <w:t xml:space="preserve">. </w:t>
+      </w:r>
+      <w:r>
+        <w:rPr>
+          <w:b/>
+        </w:rPr>
+        <w:t>Può generare addebiti:</w:t>
+      </w:r>
+      <w:r>
+        <w:t xml:space="preserve"> tre prove sintetiche per modello, senza ritentare; controlla il limite dell’account per probe ripetuti.</w:t>
+      </w:r>
+    </w:p>
+    <w:p>
+      <w:pPr>
+        <w:pStyle w:val="ListNumber"/>
+        <w:keepNext/>
+        <w:numPr>
+          <w:numId w:val="12"/>
+        </w:numPr>
+      </w:pPr>
+      <w:r>
+        <w:t xml:space="preserve">Dopo esito positivo importa con </w:t>
+      </w:r>
+      <w:r>
+        <w:rPr>
+          <w:rFonts w:ascii="Liberation Mono" w:hAnsi="Liberation Mono"/>
+          <w:sz w:val="18"/>
+        </w:rPr>
+        <w:t>pnpm ai:import --operator-env ... --receipt ... --admin-email ...</w:t>
+      </w:r>
+      <w:r>
+        <w:t>. L’import usa il migratore, registra profili immutabili e non attiva agenti.</w:t>
+      </w:r>
+    </w:p>
+    <w:p>
+      <w:pPr>
+        <w:pStyle w:val="ListNumber"/>
+        <w:keepNext w:val="0"/>
+        <w:numPr>
+          <w:numId w:val="12"/>
+        </w:numPr>
+      </w:pPr>
+      <w:r>
+        <w:t xml:space="preserve">Imposta </w:t>
+      </w:r>
+      <w:r>
+        <w:rPr>
+          <w:rFonts w:ascii="Liberation Mono" w:hAnsi="Liberation Mono"/>
+          <w:sz w:val="18"/>
+        </w:rPr>
+        <w:t>AI_PROVIDER_MODE=openrouter</w:t>
+      </w:r>
+      <w:r>
+        <w:t xml:space="preserve"> e </w:t>
+      </w:r>
+      <w:r>
+        <w:rPr>
+          <w:rFonts w:ascii="Liberation Mono" w:hAnsi="Liberation Mono"/>
+          <w:sz w:val="18"/>
+        </w:rPr>
+        <w:t>OPENROUTER_ACCEPTANCE_PATH</w:t>
+      </w:r>
+      <w:r>
+        <w:t>, riavvia il worker, poi seleziona e conferma modello e costo massimo positivo nella dashboard.</w:t>
       </w:r>
     </w:p>
     <w:p>
       <w:r>
-        <w:t>OpenRouter è il percorso esterno implementato in questa preparazione. Il precedente contratto OpenAI Responses resta limitato al trasporto di test: OPENAI_API_KEY non abilita chiamate dirette. ANTHROPIC_API_KEY, GOOGLE_AI_API_KEY, MOONSHOT_API_KEY e TYPESAFE_API_KEY restano riservati e facoltativi. Non trasferire queste chiavi sulla dashboard.</w:t>
+        <w:t xml:space="preserve">Ricevuta privata legata ad ambiente, manifest, chiave e scadenza; non riusarla dopo rotazione o fra ambienti. Windows usa un percorso assoluto; Compose monta </w:t>
+      </w:r>
+      <w:r>
+        <w:rPr>
+          <w:rFonts w:ascii="Liberation Mono" w:hAnsi="Liberation Mono"/>
+          <w:sz w:val="18"/>
+        </w:rPr>
+        <w:t>data/ai</w:t>
+      </w:r>
+      <w:r>
+        <w:t xml:space="preserve"> in sola lettura e usa </w:t>
+      </w:r>
+      <w:r>
+        <w:rPr>
+          <w:rFonts w:ascii="Liberation Mono" w:hAnsi="Liberation Mono"/>
+          <w:sz w:val="18"/>
+        </w:rPr>
+        <w:t>/var/trd/acceptance/nome-ricevuta.json</w:t>
+      </w:r>
+      <w:r>
+        <w:t>. Solo worker AI e probe ricevono la chiave.</w:t>
       </w:r>
     </w:p>
     <w:p>
       <w:r>
-        <w:t xml:space="preserve">Per gli avvisi predisporre successivamente un bot tramite BotFather e una destinazione autorizzata. ALERT_TELEGRAM_BOT_TOKEN, ALERT_TELEGRAM_CHAT_ID e ALERT_COOLDOWN_SECONDS riguardano il futuro servizio notifiche; il bot non sostituisce il collector e la fase attuale non invia messaggi. </w:t>
+        <w:t xml:space="preserve">Classificazione e interpretazione restano locali; analisi, decisione e critica possono usare modelli esterni approvati. Si inviano prompt fisso e proposta normalizzata, senza testo Telegram grezzo, strumenti, redirect o reasoning privato. Il routing richiede schema, provider unico, </w:t>
       </w:r>
-      <w:hyperlink r:id="rId16">
+      <w:r>
+        <w:rPr>
+          <w:rFonts w:ascii="Liberation Mono" w:hAnsi="Liberation Mono"/>
+          <w:sz w:val="18"/>
+        </w:rPr>
+        <w:t>require_parameters=true</w:t>
+      </w:r>
+      <w:r>
+        <w:t xml:space="preserve">, </w:t>
+      </w:r>
+      <w:r>
+        <w:rPr>
+          <w:rFonts w:ascii="Liberation Mono" w:hAnsi="Liberation Mono"/>
+          <w:sz w:val="18"/>
+        </w:rPr>
+        <w:t>data_collection=deny</w:t>
+      </w:r>
+      <w:r>
+        <w:t xml:space="preserve"> e </w:t>
+      </w:r>
+      <w:r>
+        <w:rPr>
+          <w:rFonts w:ascii="Liberation Mono" w:hAnsi="Liberation Mono"/>
+          <w:sz w:val="18"/>
+        </w:rPr>
+        <w:t>zdr=true</w:t>
+      </w:r>
+      <w:r>
+        <w:t>; verifica anche le condizioni dell’account.</w:t>
+      </w:r>
+    </w:p>
+    <w:p>
+      <w:r>
+        <w:t xml:space="preserve">Prima di dati reali verifica privacy, fatturazione, timeout, 429/402 e qualità su fixture approvate. Costo contabilizzato: il maggiore fra stima e costo dichiarato; consumi mancanti trattengono la prenotazione. Il probe non certifica una strategia finanziaria. Comandi in </w:t>
+      </w:r>
+      <w:hyperlink r:id="rId18">
         <w:r>
           <w:rPr>
             <w:rStyle w:val="Hyperlink"/>
           </w:rPr>
-          <w:t>Creazione di un bot Telegram</w:t>
+          <w:t>OpenRouter</w:t>
         </w:r>
       </w:hyperlink>
-      <w:r/>
-    </w:p>
-    <w:p>
       <w:r>
-        <w:t>Per MT5 predisporre prima un conto demo e un terminale sul server Windows. Le password del broker restano nel terminale. MT5_BRIDGE_SHARED_SECRET e MT5_COMMAND_SIGNING_KEY sono chiavi indipendenti generate dal setup, ma il protocollo di esecuzione non è ancora operativo. Preparare MT5_ALLOWED_ACCOUNT_IDS, MT5_BRIDGE_INSTANCE_ID e MT5_BRIDGE_KEY_ID con l’identità verificata del terminale; MT5_BRIDGE_URL deve essere un’origine HTTPS locale approvata. MT5_COMMAND_TTL_SECONDS, MT5_HEARTBEAT_MAX_AGE_SECONDS, MT5_MAX_CLOCK_SKEW_SECONDS e MANAGED_MAGIC_NUMBER preparano scadenza, freschezza e riconoscimento degli ordini. ENABLE_PENDING_ORDERS e ENABLE_PARTIAL_CLOSE restano false.</w:t>
-      </w:r>
-    </w:p>
-    <w:p>
-      <w:r>
-        <w:t>I campi HARD_MAX_RISK_PER_TRADE, HARD_MAX_DAILY_LOSS, HARD_MAX_TOTAL_OPEN_RISK, HARD_MAX_OPEN_POSITIONS, HARD_MAX_LOTS e HARD_MAX_EFFECTIVE_LEVERAGE rappresentano l’envelope del server. HARD_REQUIRE_STOP_LOSS e HARD_REQUIRE_TAKE_PROFIT devono restare true. HARD_ALLOWED_SYMBOLS, HARD_MAX_SIGNAL_AGE_SECONDS, HARD_MAX_SPREAD_POINTS e HARD_MAX_SLIPPAGE_POINTS sono predisposti per il futuro motore e non costituiscono oggi controlli esecutivi già verificati. Le frazioni 0.01 e 0.03 rappresentano rispettivamente 1% e 3%; non introdurre numeri a virgola mobile nei contratti finanziari.</w:t>
-      </w:r>
-    </w:p>
-    <w:p>
-      <w:r>
-        <w:t>La verifica remota Cloudflare è ora implementata come descritto sopra. Domini, IdP, claim MFA, service token, TLS e riavvio reale restano configurazioni e prove del team. Non considerare il solo tunnel come prova di autenticazione applicativa; un percorso remoto alternativo richiede un’implementazione e un collaudo equivalenti.</w:t>
+        <w:t>. Le altre chiavi provider riservate non attivano integrazioni dirette.</w:t>
       </w:r>
     </w:p>
     <w:p>
@@ -4340,17 +2656,219 @@
         <w:pStyle w:val="Heading1"/>
       </w:pPr>
       <w:r>
-        <w:t>Conservazione manutenzione e backup</w:t>
+        <w:t>Consegnare l’accesso remoto</w:t>
+      </w:r>
+    </w:p>
+    <w:p>
+      <w:pPr>
+        <w:pStyle w:val="ListNumber"/>
+        <w:keepNext/>
+        <w:numPr>
+          <w:numId w:val="13"/>
+        </w:numPr>
+      </w:pPr>
+      <w:r>
+        <w:t xml:space="preserve">Genera ambienti con </w:t>
+      </w:r>
+      <w:r>
+        <w:rPr>
+          <w:rFonts w:ascii="Liberation Mono" w:hAnsi="Liberation Mono"/>
+          <w:sz w:val="18"/>
+        </w:rPr>
+        <w:t>pnpm env:new --stage staging --output-dir private/staging</w:t>
+      </w:r>
+      <w:r>
+        <w:t xml:space="preserve"> e variante production. Completa domini e </w:t>
+      </w:r>
+      <w:r>
+        <w:rPr>
+          <w:rFonts w:ascii="Liberation Mono" w:hAnsi="Liberation Mono"/>
+          <w:sz w:val="18"/>
+        </w:rPr>
+        <w:t>RUNTIME_STATE_DIR</w:t>
+      </w:r>
+      <w:r>
+        <w:t xml:space="preserve"> assoluto; usa </w:t>
+      </w:r>
+      <w:r>
+        <w:rPr>
+          <w:rFonts w:ascii="Liberation Mono" w:hAnsi="Liberation Mono"/>
+          <w:sz w:val="18"/>
+        </w:rPr>
+        <w:t>pnpm env:export --operator-env ... --output-dir ...</w:t>
+      </w:r>
+      <w:r>
+        <w:t xml:space="preserve"> in directory nuova, con ACL.</w:t>
+      </w:r>
+    </w:p>
+    <w:p>
+      <w:pPr>
+        <w:pStyle w:val="ListNumber"/>
+        <w:keepNext/>
+        <w:numPr>
+          <w:numId w:val="13"/>
+        </w:numPr>
+      </w:pPr>
+      <w:r>
+        <w:t xml:space="preserve">Vercel ospita dashboard e inoltro amministrativo; API, PostgreSQL e worker restano persistenti. Due progetti, Node 24.x, Root Directory </w:t>
+      </w:r>
+      <w:r>
+        <w:rPr>
+          <w:rFonts w:ascii="Liberation Mono" w:hAnsi="Liberation Mono"/>
+          <w:sz w:val="18"/>
+        </w:rPr>
+        <w:t>apps/dashboard</w:t>
+      </w:r>
+      <w:r>
+        <w:t xml:space="preserve">, file esterni inclusi e </w:t>
+      </w:r>
+      <w:r>
+        <w:rPr>
+          <w:rFonts w:ascii="Liberation Mono" w:hAnsi="Liberation Mono"/>
+          <w:sz w:val="18"/>
+        </w:rPr>
+        <w:t>ENABLE_EXPERIMENTAL_COREPACK=1</w:t>
+      </w:r>
+      <w:r>
+        <w:t>.</w:t>
+      </w:r>
+    </w:p>
+    <w:p>
+      <w:pPr>
+        <w:pStyle w:val="ListNumber"/>
+        <w:keepNext/>
+        <w:numPr>
+          <w:numId w:val="13"/>
+        </w:numPr>
+      </w:pPr>
+      <w:r>
+        <w:t xml:space="preserve">Trasferisci su Vercel solo </w:t>
+      </w:r>
+      <w:r>
+        <w:rPr>
+          <w:rFonts w:ascii="Liberation Mono" w:hAnsi="Liberation Mono"/>
+          <w:sz w:val="18"/>
+        </w:rPr>
+        <w:t>.env.dashboard</w:t>
+      </w:r>
+      <w:r>
+        <w:t xml:space="preserve"> come variabili server. Mai file operatore, URL database o chiavi Telegram, AI e MT5; mai </w:t>
+      </w:r>
+      <w:r>
+        <w:rPr>
+          <w:rFonts w:ascii="Liberation Mono" w:hAnsi="Liberation Mono"/>
+          <w:sz w:val="18"/>
+        </w:rPr>
+        <w:t>NEXT_PUBLIC_</w:t>
+      </w:r>
+      <w:r>
+        <w:t xml:space="preserve"> per segreti.</w:t>
+      </w:r>
+    </w:p>
+    <w:p>
+      <w:pPr>
+        <w:pStyle w:val="ListNumber"/>
+        <w:keepNext/>
+        <w:numPr>
+          <w:numId w:val="13"/>
+        </w:numPr>
+      </w:pPr>
+      <w:r>
+        <w:t xml:space="preserve">Proteggi tutto il dominio dashboard con Cloudflare Access e MFA IdP. JWT con </w:t>
+      </w:r>
+      <w:r>
+        <w:rPr>
+          <w:rFonts w:ascii="Liberation Mono" w:hAnsi="Liberation Mono"/>
+          <w:sz w:val="18"/>
+        </w:rPr>
+        <w:t>amr</w:t>
+      </w:r>
+      <w:r>
+        <w:t xml:space="preserve"> o </w:t>
+      </w:r>
+      <w:r>
+        <w:rPr>
+          <w:rFonts w:ascii="Liberation Mono" w:hAnsi="Liberation Mono"/>
+          <w:sz w:val="18"/>
+        </w:rPr>
+        <w:t>custom.amr</w:t>
+      </w:r>
+      <w:r>
+        <w:t xml:space="preserve"> contenente </w:t>
+      </w:r>
+      <w:r>
+        <w:rPr>
+          <w:rFonts w:ascii="Liberation Mono" w:hAnsi="Liberation Mono"/>
+          <w:sz w:val="18"/>
+        </w:rPr>
+        <w:t>mfa</w:t>
+      </w:r>
+      <w:r>
+        <w:t>; OTP email da solo non basta. Una seconda applicazione API usa Service Auth e token Vercel dedicato, senza Bypass.</w:t>
+      </w:r>
+    </w:p>
+    <w:p>
+      <w:pPr>
+        <w:pStyle w:val="ListNumber"/>
+        <w:keepNext w:val="0"/>
+        <w:numPr>
+          <w:numId w:val="13"/>
+        </w:numPr>
+      </w:pPr>
+      <w:r>
+        <w:t>Tunnel solo verso API su loopback, regola finale 404. Non esporre bridge o database. Cookie sicuri, MFA richiesta, issuer/audience fissi e segreto proxy indipendente obbligatori nel remoto.</w:t>
       </w:r>
     </w:p>
     <w:p>
       <w:r>
-        <w:t>RAW_LOG_RETENTION_DAYS, AI_RESPONSE_RETENTION_DAYS e TELEGRAM_RETENTION_DAYS nel modello preparano valori iniziali; i periodi effettivi dei contenuti Telegram e IA vengono letti dalle impostazioni versionate nel database. pnpm retention:run esegue un lotto limitato di pulizia tramite il ruolo maintenance, inclusi i record di autenticazione scaduti. Non è ancora pianificato un esecutore periodico. La cancellazione dei log per età non è implementata; la rotazione per dimensione e numero è attiva. AUDIT_RETENTION_DAYS e TRADE_RETENTION_DAYS non attivano oggi una cancellazione degli audit o delle operazioni.</w:t>
+        <w:t>Preview solo staging con dominio stabile approvato; URL casuali e preview verso produzione rifiutati. L’API verifica identità umana, MFA e ambiente; TRD conserva password, ruoli, CSRF e conferme. Token di servizio e tunnel da soli non autenticano l’utente.</w:t>
       </w:r>
     </w:p>
     <w:p>
       <w:r>
-        <w:t>Predisporre backup cifrati e un test di ripristino prima del rilascio operativo. Conservare la chiave Telegram separatamente dalla sessione cifrata e dai backup ordinari. Escludere .env, sessioni, chiavi, log e dati personali dal repository. Un ripristino non deve abilitare automaticamente il trading o introdurre una seconda istanza attiva sullo stesso account.</w:t>
+        <w:t xml:space="preserve">Windows: </w:t>
+      </w:r>
+      <w:r>
+        <w:rPr>
+          <w:rFonts w:ascii="Liberation Mono" w:hAnsi="Liberation Mono"/>
+          <w:sz w:val="18"/>
+        </w:rPr>
+        <w:t>New-NativeServiceTemplates.ps1 -BackendOnly</w:t>
+      </w:r>
+      <w:r>
+        <w:t xml:space="preserve"> con prefissi, porte e directory distinti; cinque servizi senza dashboard locale. Linux: overlay </w:t>
+      </w:r>
+      <w:r>
+        <w:rPr>
+          <w:rFonts w:ascii="Liberation Mono" w:hAnsi="Liberation Mono"/>
+          <w:sz w:val="18"/>
+        </w:rPr>
+        <w:t>docker-compose.backend.yml</w:t>
+      </w:r>
+      <w:r>
+        <w:t xml:space="preserve">, backend su loopback. Generare piani non certifica ACL, installazione o riavvio reale. Procedure in </w:t>
+      </w:r>
+      <w:hyperlink r:id="rId19">
+        <w:r>
+          <w:rPr>
+            <w:rStyle w:val="Hyperlink"/>
+          </w:rPr>
+          <w:t>Deployment Vercel</w:t>
+        </w:r>
+      </w:hyperlink>
+      <w:r>
+        <w:t xml:space="preserve"> e </w:t>
+      </w:r>
+      <w:hyperlink r:id="rId20">
+        <w:r>
+          <w:rPr>
+            <w:rStyle w:val="Hyperlink"/>
+          </w:rPr>
+          <w:t>Deployment Windows</w:t>
+        </w:r>
+      </w:hyperlink>
+      <w:r>
+        <w:t>.</w:t>
       </w:r>
     </w:p>
     <w:p>
@@ -4358,17 +2876,135 @@
         <w:pStyle w:val="Heading1"/>
       </w:pPr>
       <w:r>
-        <w:t>Aggiornare questi documenti</w:t>
+        <w:t>Collaudo e manutenzione</w:t>
       </w:r>
     </w:p>
     <w:p>
+      <w:pPr>
+        <w:pStyle w:val="ListBullet"/>
+      </w:pPr>
+      <w:r/>
       <w:r>
-        <w:t>Le fonti mantenute sono docs/cliente/GUIDA_CLIENTE.md e docs/team/GUIDA_PREPARAZIONE.md. Ogni sviluppo che cambia comportamento, controlli, account o variabili richiede l’aggiornamento delle parti interessate, della data e della cronologia, oltre alla rigenerazione dei due file Word. Prima della consegna verificare visivamente tutte le pagine renderizzate. Le istruzioni nel file AGENTS.md della radice rendono questa attività parte del lavoro successivo sul progetto.</w:t>
+        <w:rPr>
+          <w:b/>
+        </w:rPr>
+        <w:t>Locale:</w:t>
+      </w:r>
+      <w:r>
+        <w:t xml:space="preserve"> salute servizi, migrazione, ruoli, login/logout, VIEWER, conferme, fonti, analisi e costi con dati sintetici. Mantieni paper e trading disabilitato.</w:t>
       </w:r>
     </w:p>
     <w:p>
+      <w:pPr>
+        <w:pStyle w:val="ListBullet"/>
+      </w:pPr>
+      <w:r/>
       <w:r>
-        <w:t>Per rigenerare eseguire python infra/scripts/build_guides.py con un interprete che dispone di python-docx, per esempio il runtime documentale di Codex. Questa dipendenza documentale è separata da quelle dei servizi applicativi. Dopo la generazione usare il renderer della skill Documents ed esaminare ogni pagina; la sola creazione del file non conferma la qualità dell’impaginazione.</w:t>
+        <w:rPr>
+          <w:b/>
+        </w:rPr>
+        <w:t>Telegram reale:</w:t>
+      </w:r>
+      <w:r>
+        <w:t xml:space="preserve"> accesso fonti, eventi, recupero e lacune. Non avviare collector indipendenti sullo stesso account.</w:t>
+      </w:r>
+    </w:p>
+    <w:p>
+      <w:pPr>
+        <w:pStyle w:val="ListBullet"/>
+      </w:pPr>
+      <w:r/>
+      <w:r>
+        <w:rPr>
+          <w:b/>
+        </w:rPr>
+        <w:t>Remoto:</w:t>
+      </w:r>
+      <w:r>
+        <w:t xml:space="preserve"> MFA reale, scadenze, JWT falsi, accesso diretto Vercel, CSRF/Origin, credenziali e ambiente errati, indisponibilità backend. Una modifica staging deve lasciare produzione invariata.</w:t>
+      </w:r>
+    </w:p>
+    <w:p>
+      <w:pPr>
+        <w:pStyle w:val="ListBullet"/>
+      </w:pPr>
+      <w:r/>
+      <w:r>
+        <w:rPr>
+          <w:b/>
+        </w:rPr>
+        <w:t>Server:</w:t>
+      </w:r>
+      <w:r>
+        <w:t xml:space="preserve"> ACL, riavvio prima del login interattivo, backup e ripristino. Test PowerShell su macOS non certificano Windows.</w:t>
+      </w:r>
+    </w:p>
+    <w:p>
+      <w:pPr>
+        <w:pStyle w:val="ListBullet"/>
+      </w:pPr>
+      <w:r/>
+      <w:r>
+        <w:rPr>
+          <w:b/>
+        </w:rPr>
+        <w:t>Test:</w:t>
+      </w:r>
+      <w:r>
+        <w:t xml:space="preserve"> PostgreSQL 17 e database casuali </w:t>
+      </w:r>
+      <w:r>
+        <w:rPr>
+          <w:rFonts w:ascii="Liberation Mono" w:hAnsi="Liberation Mono"/>
+          <w:sz w:val="18"/>
+        </w:rPr>
+        <w:t>trd_test_*</w:t>
+      </w:r>
+      <w:r>
+        <w:t xml:space="preserve">; mai produzione come </w:t>
+      </w:r>
+      <w:r>
+        <w:rPr>
+          <w:rFonts w:ascii="Liberation Mono" w:hAnsi="Liberation Mono"/>
+          <w:sz w:val="18"/>
+        </w:rPr>
+        <w:t>TEST_ADMIN_DATABASE_URL</w:t>
+      </w:r>
+      <w:r>
+        <w:t>. Test automatici senza chiamate AI a pagamento.</w:t>
+      </w:r>
+    </w:p>
+    <w:p>
+      <w:r/>
+      <w:r>
+        <w:rPr>
+          <w:rFonts w:ascii="Liberation Mono" w:hAnsi="Liberation Mono"/>
+          <w:sz w:val="18"/>
+        </w:rPr>
+        <w:t>pnpm retention:run</w:t>
+      </w:r>
+      <w:r>
+        <w:t xml:space="preserve"> esegue un lotto tramite maintenance per contenuti Telegram/IA e autenticazione scaduta. Periodi Telegram e IA versionati nel database. Nessun esecutore periodico pianificato; log ruotati per dimensione, cancellazione per età non implementata. </w:t>
+      </w:r>
+      <w:r>
+        <w:rPr>
+          <w:rFonts w:ascii="Liberation Mono" w:hAnsi="Liberation Mono"/>
+          <w:sz w:val="18"/>
+        </w:rPr>
+        <w:t>AUDIT_RETENTION_DAYS</w:t>
+      </w:r>
+      <w:r>
+        <w:t xml:space="preserve"> e </w:t>
+      </w:r>
+      <w:r>
+        <w:rPr>
+          <w:rFonts w:ascii="Liberation Mono" w:hAnsi="Liberation Mono"/>
+          <w:sz w:val="18"/>
+        </w:rPr>
+        <w:t>TRADE_RETENTION_DAYS</w:t>
+      </w:r>
+      <w:r>
+        <w:t xml:space="preserve"> non attivano cancellazioni. Escludi segreti, sessioni, log e dati personali dal repository; il ripristino non deve attivare trading o duplicare collector.</w:t>
       </w:r>
     </w:p>
     <w:p>
@@ -4376,27 +3012,124 @@
         <w:pStyle w:val="Heading1"/>
       </w:pPr>
       <w:r>
-        <w:t>Cronologia degli aggiornamenti</w:t>
+        <w:t>Capacità ancora da implementare</w:t>
       </w:r>
     </w:p>
     <w:p>
       <w:r>
-        <w:t>9 ottobre 2026 — Prima guida pratica mantenuta nel progetto. Include ruoli e setup esistenti, gestione delle fonti dalla dashboard, accesso locale Telegram, cifratura, recupero a lotti e preparazione delle integrazioni ancora inattive.</w:t>
+        <w:t xml:space="preserve">Il gateway dovrà collegare il motore di rischio verificato ai dati autenticati di conto e mercato e persistere blocchi, prenotazioni e comandi in transazione. I campi </w:t>
+      </w:r>
+      <w:r>
+        <w:rPr>
+          <w:rFonts w:ascii="Liberation Mono" w:hAnsi="Liberation Mono"/>
+          <w:sz w:val="18"/>
+        </w:rPr>
+        <w:t>HARD_*</w:t>
+      </w:r>
+      <w:r>
+        <w:t xml:space="preserve"> restano limiti preparati per quel collegamento; non attivano ordini. Stop loss e take profit obbligatori restano attivi nella configurazione.</w:t>
       </w:r>
     </w:p>
     <w:p>
       <w:r>
-        <w:t>11 ottobre 2026 — Aggiunta la preparazione della fase 5 locale: migrazione, parser, istruzioni versionate, attivazioni confermate, limiti del worker, budget e recupero conservativo. Distinti il contratto OpenAI verificato offline e i gate ancora richiesti per rete, rischio e MT5.</w:t>
+        <w:t xml:space="preserve">MT5 richiederà conto demo, terminale Windows, bridge firmato, riconciliazione e collaudo broker. Credenziali broker solo nel terminale; chiavi bridge e firma distinte. Ordini pendenti e chiusura parziale disabilitati. Live richiederà autorizzazioni server e verifiche indipendenti. Il bot Telegram degli avvisi è separato dal collector e non invia oggi notifiche. Direzione approvata in </w:t>
+      </w:r>
+      <w:hyperlink r:id="rId21">
+        <w:r>
+          <w:rPr>
+            <w:rStyle w:val="Hyperlink"/>
+          </w:rPr>
+          <w:t>Architettura</w:t>
+        </w:r>
+      </w:hyperlink>
+      <w:r>
+        <w:t>.</w:t>
+      </w:r>
+    </w:p>
+    <w:p>
+      <w:pPr>
+        <w:pStyle w:val="Heading1"/>
+      </w:pPr>
+      <w:r>
+        <w:t>Aggiornare solo quando necessario</w:t>
       </w:r>
     </w:p>
     <w:p>
       <w:r>
-        <w:t>12 ottobre 2026 — Aggiunta la fase 5b prima del rischio: Vercel, JWT Access/MFA, sessioni remote legate all’identità, file privati e istanze indipendenti, servizi Windows senza dashboard e percorso Linux. Integrati OpenRouter, collaudo sintetico esplicito, ricevute con scadenza, import immutabile e costo del provider separato. Domini e account reali ancora da collaudare; fase 6 e MT5 restano futuri.</w:t>
+        <w:t>Modifica la guida interessata quando cambia un comportamento documentato, una procedura, un account, una variabile o un controllo, oppure su richiesta del cliente. Refactoring e test senza impatto documentato non richiedono revisioni. Aggiorna entrambe solo se entrambe sono coinvolte; allinea diagrammi e disponibilità quando necessario.</w:t>
       </w:r>
     </w:p>
     <w:p>
       <w:r>
-        <w:t>12 ottobre 2026 — Implementati e verificati tema chiaro e scuro con selettore anche all’accesso e su mobile, cookie di preferenza e applicazione del tema nel rendering del server; nessuna nuova variabile o credenziale.</w:t>
+        <w:t xml:space="preserve">Data Europe/Rome, breve voce in cronologia e Word corrispondente per ogni guida modificata. Rigenera con </w:t>
+      </w:r>
+      <w:r>
+        <w:rPr>
+          <w:rFonts w:ascii="Liberation Mono" w:hAnsi="Liberation Mono"/>
+          <w:sz w:val="18"/>
+        </w:rPr>
+        <w:t>python infra/scripts/build_guides.py</w:t>
+      </w:r>
+      <w:r>
+        <w:t xml:space="preserve"> nel runtime documentale con python-docx; </w:t>
+      </w:r>
+      <w:r>
+        <w:rPr>
+          <w:rFonts w:ascii="Liberation Mono" w:hAnsi="Liberation Mono"/>
+          <w:sz w:val="18"/>
+        </w:rPr>
+        <w:t>--guide cliente</w:t>
+      </w:r>
+      <w:r>
+        <w:t xml:space="preserve"> o </w:t>
+      </w:r>
+      <w:r>
+        <w:rPr>
+          <w:rFonts w:ascii="Liberation Mono" w:hAnsi="Liberation Mono"/>
+          <w:sz w:val="18"/>
+        </w:rPr>
+        <w:t>--guide team</w:t>
+      </w:r>
+      <w:r>
+        <w:t xml:space="preserve"> seleziona una sola guida. Usa la skill Documents, renderizza e controlla ogni pagina prima della consegna. Nessuna automazione ricorrente è richiesta.</w:t>
+      </w:r>
+    </w:p>
+    <w:p>
+      <w:pPr>
+        <w:pStyle w:val="Heading1"/>
+      </w:pPr>
+      <w:r>
+        <w:t>Cronologia delle revisioni</w:t>
+      </w:r>
+    </w:p>
+    <w:p>
+      <w:r>
+        <w:t>9 ottobre 2026 — Prima guida di setup, ruoli, cifratura e recupero Telegram locale.</w:t>
+      </w:r>
+    </w:p>
+    <w:p>
+      <w:r>
+        <w:t>11 ottobre 2026 — Parser, istruzioni versionate, agenti, budget e recupero conservativo; rete, rischio e MT5 ancora soggetti ai rispettivi gate.</w:t>
+      </w:r>
+    </w:p>
+    <w:p>
+      <w:r>
+        <w:t>12 ottobre 2026 — Vercel, Access/MFA, ambienti separati e OpenRouter con ricevute e costi; VPS e account reali da collaudare.</w:t>
+      </w:r>
+    </w:p>
+    <w:p>
+      <w:r>
+        <w:t>12 ottobre 2026 — Tema chiaro e scuro verificato anche su mobile, senza nuove credenziali.</w:t>
+      </w:r>
+    </w:p>
+    <w:p>
+      <w:r>
+        <w:t>12 ottobre 2026 — Guide snellite, diagrammi e rinvii operativi; distinti limiti attuali e funzioni future. Aggiornamenti documentali solo quando necessari.</w:t>
+      </w:r>
+    </w:p>
+    <w:p>
+      <w:r>
+        <w:t>12 ottobre 2026 — Fase 6: rischio locale verificato; esecuzione futura. Diagrammi e Word aggiornati.</w:t>
       </w:r>
     </w:p>
     <w:sectPr>
@@ -4643,6 +3376,30 @@
   </w:num>
   <w:num w:numId="9">
     <w:abstractNumId w:val="0"/>
+  </w:num>
+  <w:num w:numId="10">
+    <w:abstractNumId w:val="7"/>
+    <w:lvlOverride w:ilvl="0">
+      <w:startOverride w:val="1"/>
+    </w:lvlOverride>
+  </w:num>
+  <w:num w:numId="11">
+    <w:abstractNumId w:val="7"/>
+    <w:lvlOverride w:ilvl="0">
+      <w:startOverride w:val="1"/>
+    </w:lvlOverride>
+  </w:num>
+  <w:num w:numId="12">
+    <w:abstractNumId w:val="7"/>
+    <w:lvlOverride w:ilvl="0">
+      <w:startOverride w:val="1"/>
+    </w:lvlOverride>
+  </w:num>
+  <w:num w:numId="13">
+    <w:abstractNumId w:val="7"/>
+    <w:lvlOverride w:ilvl="0">
+      <w:startOverride w:val="1"/>
+    </w:lvlOverride>
   </w:num>
 </w:numbering>
 </file>
@@ -16516,7 +15273,7 @@
       <w:spacing w:after="60"/>
     </w:pPr>
     <w:rPr>
-      <w:rFonts w:ascii="Consolas" w:hAnsi="Consolas"/>
+      <w:rFonts w:ascii="Liberation Mono" w:hAnsi="Liberation Mono"/>
       <w:sz w:val="17"/>
     </w:rPr>
   </w:style>

--- a/docs/team/GUIDA_PREPARAZIONE.docx
+++ b/docs/team/GUIDA_PREPARAZIONE.docx
@@ -15,7 +15,7 @@
         <w:pStyle w:val="Subtitle"/>
       </w:pPr>
       <w:r>
-        <w:t>Aggiornamento del 12 ottobre 2026 | Fase 6 | Checklist operativa del team</w:t>
+        <w:t>Aggiornamento del 12 ottobre 2026 | Fase 7 | Checklist operativa del team</w:t>
       </w:r>
     </w:p>
     <w:p>
@@ -29,7 +29,7 @@
         <w:t>L’installazione resta locale e in simulazione, con Telegram e agenti disattivati.</w:t>
       </w:r>
       <w:r>
-        <w:t xml:space="preserve"> Account reali, dominio e VPS richiedono collaudo. Dati di conto e mercato autenticati, esecuzione, riconciliazione e MT5 sono futuri.</w:t>
+        <w:t xml:space="preserve"> Account reali, dominio e VPS richiedono collaudo. Dati firmati, prenotazioni, esecuzione e riconciliazione sono verificati nel laboratorio paper isolato. MT5 e riconciliazione con broker reale sono futuri; API e credenziali esterne saranno predisposte per i test finali.</w:t>
       </w:r>
     </w:p>
     <w:p>
@@ -53,7 +53,7 @@
       <w:r>
         <w:drawing>
           <wp:inline xmlns:a="http://schemas.openxmlformats.org/drawingml/2006/main" xmlns:pic="http://schemas.openxmlformats.org/drawingml/2006/picture">
-            <wp:extent cx="6048000" cy="2519370"/>
+            <wp:extent cx="6048000" cy="2520000"/>
             <wp:docPr id="1" name="Picture 1" descr="Dashboard e backend con ruoli separati e integrazioni future"/>
             <wp:cNvGraphicFramePr>
               <a:graphicFrameLocks noChangeAspect="1"/>
@@ -74,7 +74,7 @@
                   <pic:spPr>
                     <a:xfrm>
                       <a:off x="0" y="0"/>
-                      <a:ext cx="6048000" cy="2519370"/>
+                      <a:ext cx="6048000" cy="2520000"/>
                     </a:xfrm>
                     <a:prstGeom prst="rect"/>
                   </pic:spPr>
@@ -568,7 +568,7 @@
           <w:rFonts w:ascii="Liberation Mono" w:hAnsi="Liberation Mono"/>
           <w:sz w:val="18"/>
         </w:rPr>
-        <w:t>0005b_remote_openrouter</w:t>
+        <w:t>0007_paper_bridge</w:t>
       </w:r>
       <w:r>
         <w:t xml:space="preserve">, salute servizi e ruoli separati. Crea utenti nominativi con </w:t>
@@ -1622,8 +1622,8 @@
       <w:r>
         <w:drawing>
           <wp:inline xmlns:a="http://schemas.openxmlformats.org/drawingml/2006/main" xmlns:pic="http://schemas.openxmlformats.org/drawingml/2006/picture">
-            <wp:extent cx="6048000" cy="3075030"/>
-            <wp:docPr id="2" name="Picture 2" descr="Percorso consultivo con rischio verificato in locale ed esecuzione futura"/>
+            <wp:extent cx="6048000" cy="3074400"/>
+            <wp:docPr id="2" name="Picture 2" descr="Percorso consultivo e laboratorio con esecuzione simulata"/>
             <wp:cNvGraphicFramePr>
               <a:graphicFrameLocks noChangeAspect="1"/>
             </wp:cNvGraphicFramePr>
@@ -1643,7 +1643,7 @@
                   <pic:spPr>
                     <a:xfrm>
                       <a:off x="0" y="0"/>
-                      <a:ext cx="6048000" cy="3075030"/>
+                      <a:ext cx="6048000" cy="3074400"/>
                     </a:xfrm>
                     <a:prstGeom prst="rect"/>
                   </pic:spPr>
@@ -1705,7 +1705,7 @@
     </w:p>
     <w:p>
       <w:r>
-        <w:t>Finestra AI: 900 secondi dalla pubblicazione, ricontrollata alla conclusione; il recupero Telegram non la prolunga. Il simulatore restituisce WAIT senza contesto di mercato. Anche PROPOSE resta in attesa: il motore del rischio esiste, ma mancano dati autenticati e collegamento al gateway. Nessuna analisi crea autorizzazioni o comandi di esecuzione.</w:t>
+        <w:t>Finestra AI: 900 secondi dalla pubblicazione, ricontrollata alla conclusione; il recupero Telegram non la prolunga. Il simulatore restituisce WAIT senza contesto di mercato. PROPOSE resta consultivo: solo il gateway paper può creare prenotazioni e comandi dopo tutti i controlli. Il laboratorio usa proposte sintetiche esplicite; il simulatore IA dell’installazione mantiene WAIT.</w:t>
       </w:r>
     </w:p>
     <w:tbl>
@@ -2051,27 +2051,37 @@
         <w:pStyle w:val="Heading1"/>
       </w:pPr>
       <w:r>
-        <w:t>Verificare il motore del rischio</w:t>
+        <w:t>Provare rischio ed esecuzione in locale</w:t>
       </w:r>
     </w:p>
     <w:p>
       <w:r>
-        <w:t xml:space="preserve">La fase 6 è un motore puro di calcolo, verificato su dati sintetici con </w:t>
+        <w:t xml:space="preserve">Esegui </w:t>
       </w:r>
       <w:r>
         <w:rPr>
           <w:rFonts w:ascii="Liberation Mono" w:hAnsi="Liberation Mono"/>
           <w:sz w:val="18"/>
         </w:rPr>
-        <w:t>pnpm test</w:t>
+        <w:t>pnpm paper:accept</w:t>
       </w:r>
       <w:r>
-        <w:t>. Non richiede nuovi account, chiavi o variabili ambiente; mantieni trading in paper e automazione disabilitata. I valori dei test non configurano l’installazione e non vanno riutilizzati come dati di un conto reale.</w:t>
+        <w:t xml:space="preserve"> con Docker disponibile. Non servono account o credenziali esterne: crea PostgreSQL separato, chiavi casuali e dati sintetici, prova HTTP su loopback e rimuove le risorse temporanee. Non legge </w:t>
+      </w:r>
+      <w:r>
+        <w:rPr>
+          <w:rFonts w:ascii="Liberation Mono" w:hAnsi="Liberation Mono"/>
+          <w:sz w:val="18"/>
+        </w:rPr>
+        <w:t>.env</w:t>
+      </w:r>
+      <w:r>
+        <w:t xml:space="preserve"> operatore. Verifica due ordini simulati, nessun duplicato e recupero dopo interruzione.</w:t>
       </w:r>
     </w:p>
     <w:p>
       <w:r>
-        <w:t>Il motore restituisce PASS, REJECT o ERROR, con motivi, calcoli, versioni e riferimenti ai dati usati. PASS non crea autorizzazioni, prenotazioni o ordini. Lotti arrotondati verso il basso; rischio comprensivo di commissioni, slippage e conversione conservativa. Sono verificati i sette profili Forex del parser, con mapping broker esplicito; altri contratti e conversioni prive di un cambio diretto o inverso verificato vengono fermati.</w:t>
+        <w:t>Il gateway blocca il conto in transazione, prenota il rischio e rivaluta prima dell’invio. Solo la conferma di esecuzione simulata completa il segnale; ricevuta e accettazione non bastano. Esiti incerti trattengono il rischio e fermano nuove aperture; un riavvio non reinvia l’ordine.</w:t>
       </w:r>
     </w:p>
     <w:tbl>
@@ -2142,7 +2152,7 @@
               <w:rPr>
                 <w:b/>
               </w:rPr>
-              <w:t>Comportamento verificato in locale</w:t>
+              <w:t>Comportamento verificato nel laboratorio</w:t>
             </w:r>
           </w:p>
         </w:tc>
@@ -2170,7 +2180,7 @@
               <w:rPr>
                 <w:b w:val="0"/>
               </w:rPr>
-              <w:t>Dati e autorizzazioni</w:t>
+              <w:t>Dati e identità</w:t>
             </w:r>
           </w:p>
         </w:tc>
@@ -2193,7 +2203,7 @@
               <w:rPr>
                 <w:b w:val="0"/>
               </w:rPr>
-              <w:t>Arresto su conto errato, dati scaduti, versioni cambiate, servizi non sani o analisi obbligatoria incompleta</w:t>
+              <w:t>Firma, scadenza, sequenza persistente e proprietario unico; versioni e dati scaduti fermano l’invio</w:t>
             </w:r>
           </w:p>
         </w:tc>
@@ -2246,7 +2256,7 @@
               <w:rPr>
                 <w:b w:val="0"/>
               </w:rPr>
-              <w:t>Stop obbligatori, passo dei lotti, rischio di tutto il conto e importi già prenotati; esiti sconosciuti conservano il rischio</w:t>
+              <w:t>Stop obbligatori, rischio prenotato contato una volta, conferme parziali e duplicati gestiti</w:t>
             </w:r>
           </w:p>
         </w:tc>
@@ -2297,7 +2307,7 @@
               <w:rPr>
                 <w:b w:val="0"/>
               </w:rPr>
-              <w:t>Base del giorno UTC con versamenti e prelievi; raggiungere il limite richiede blocco persistente, da registrare nel futuro gateway</w:t>
+              <w:t>Base UTC e blocco persistenti; recupero dell’equity non sblocca. Versamenti e prelievi non supportati</w:t>
             </w:r>
           </w:p>
         </w:tc>
@@ -2326,7 +2336,7 @@
               <w:rPr>
                 <w:b w:val="0"/>
               </w:rPr>
-              <w:t>Orari</w:t>
+              <w:t>Cambiamenti e guasti</w:t>
             </w:r>
           </w:p>
         </w:tc>
@@ -2350,7 +2360,7 @@
               <w:rPr>
                 <w:b w:val="0"/>
               </w:rPr>
-              <w:t>Calendario esplicito, festività e cambio d’ora; mercato broker aperto richiesto</w:t>
+              <w:t>Fonte, messaggio e limiti invalidano i comandi non inviati; esposizione già inviata conservata</w:t>
             </w:r>
           </w:p>
         </w:tc>
@@ -2362,10 +2372,64 @@
       </w:pPr>
     </w:p>
     <w:p>
+      <w:r/>
       <w:r>
-        <w:t xml:space="preserve">La fase successiva deve autenticare e riconciliare i dati, bloccare il conto in transazione, prenotare il rischio e rivalutare ogni richiesta prima dell’invio. Non abilitare gli ordini per provare il motore. Contratto e limiti in </w:t>
+        <w:rPr>
+          <w:rFonts w:ascii="Liberation Mono" w:hAnsi="Liberation Mono"/>
+          <w:sz w:val="18"/>
+        </w:rPr>
+        <w:t>PAPER_BRIDGE_ENABLED=false</w:t>
+      </w:r>
+      <w:r>
+        <w:t xml:space="preserve"> resta il default. Si attiva solo in development/test con </w:t>
+      </w:r>
+      <w:r>
+        <w:rPr>
+          <w:rFonts w:ascii="Liberation Mono" w:hAnsi="Liberation Mono"/>
+          <w:sz w:val="18"/>
+        </w:rPr>
+        <w:t>PAPER_PROFILE_PATH</w:t>
+      </w:r>
+      <w:r>
+        <w:t xml:space="preserve">, </w:t>
+      </w:r>
+      <w:r>
+        <w:rPr>
+          <w:rFonts w:ascii="Liberation Mono" w:hAnsi="Liberation Mono"/>
+          <w:sz w:val="18"/>
+        </w:rPr>
+        <w:t>PAPER_REQUEST_KEY</w:t>
+      </w:r>
+      <w:r>
+        <w:t xml:space="preserve"> e </w:t>
+      </w:r>
+      <w:r>
+        <w:rPr>
+          <w:rFonts w:ascii="Liberation Mono" w:hAnsi="Liberation Mono"/>
+          <w:sz w:val="18"/>
+        </w:rPr>
+        <w:t>PAPER_RESPONSE_KEY</w:t>
+      </w:r>
+      <w:r>
+        <w:t xml:space="preserve"> distinte, ricevute solo dal processo rischio. Il comando genera tutto temporaneamente: non configurare l’installazione normale. Automazione e live restano false; staging, production, demo e live sono rifiutati.</w:t>
+      </w:r>
+    </w:p>
+    <w:p>
+      <w:r>
+        <w:t xml:space="preserve">Il laboratorio apre EURUSD con conto USD sintetico e stop allegati. Chiusure, modifiche degli stop, MT5 e broker reali richiedono implementazione e collaudi separati. Contratti in </w:t>
       </w:r>
       <w:hyperlink r:id="rId16">
+        <w:r>
+          <w:rPr>
+            <w:rStyle w:val="Hyperlink"/>
+          </w:rPr>
+          <w:t>Bridge paper</w:t>
+        </w:r>
+      </w:hyperlink>
+      <w:r>
+        <w:t xml:space="preserve">, </w:t>
+      </w:r>
+      <w:hyperlink r:id="rId17">
         <w:r>
           <w:rPr>
             <w:rStyle w:val="Hyperlink"/>
@@ -2376,12 +2440,12 @@
       <w:r>
         <w:t xml:space="preserve"> e </w:t>
       </w:r>
-      <w:hyperlink r:id="rId17">
+      <w:hyperlink r:id="rId18">
         <w:r>
           <w:rPr>
             <w:rStyle w:val="Hyperlink"/>
           </w:rPr>
-          <w:t>Verifiche della fase 6</w:t>
+          <w:t>Verifiche fase 7</w:t>
         </w:r>
       </w:hyperlink>
       <w:r>
@@ -2639,7 +2703,7 @@
       <w:r>
         <w:t xml:space="preserve">Prima di dati reali verifica privacy, fatturazione, timeout, 429/402 e qualità su fixture approvate. Costo contabilizzato: il maggiore fra stima e costo dichiarato; consumi mancanti trattengono la prenotazione. Il probe non certifica una strategia finanziaria. Comandi in </w:t>
       </w:r>
-      <w:hyperlink r:id="rId18">
+      <w:hyperlink r:id="rId19">
         <w:r>
           <w:rPr>
             <w:rStyle w:val="Hyperlink"/>
@@ -2848,7 +2912,7 @@
       <w:r>
         <w:t xml:space="preserve">, backend su loopback. Generare piani non certifica ACL, installazione o riavvio reale. Procedure in </w:t>
       </w:r>
-      <w:hyperlink r:id="rId19">
+      <w:hyperlink r:id="rId20">
         <w:r>
           <w:rPr>
             <w:rStyle w:val="Hyperlink"/>
@@ -2859,7 +2923,7 @@
       <w:r>
         <w:t xml:space="preserve"> e </w:t>
       </w:r>
-      <w:hyperlink r:id="rId20">
+      <w:hyperlink r:id="rId21">
         <w:r>
           <w:rPr>
             <w:rStyle w:val="Hyperlink"/>
@@ -3017,24 +3081,9 @@
     </w:p>
     <w:p>
       <w:r>
-        <w:t xml:space="preserve">Il gateway dovrà collegare il motore di rischio verificato ai dati autenticati di conto e mercato e persistere blocchi, prenotazioni e comandi in transazione. I campi </w:t>
-      </w:r>
-      <w:r>
-        <w:rPr>
-          <w:rFonts w:ascii="Liberation Mono" w:hAnsi="Liberation Mono"/>
-          <w:sz w:val="18"/>
-        </w:rPr>
-        <w:t>HARD_*</w:t>
-      </w:r>
-      <w:r>
-        <w:t xml:space="preserve"> restano limiti preparati per quel collegamento; non attivano ordini. Stop loss e take profit obbligatori restano attivi nella configurazione.</w:t>
-      </w:r>
-    </w:p>
-    <w:p>
-      <w:r>
         <w:t xml:space="preserve">MT5 richiederà conto demo, terminale Windows, bridge firmato, riconciliazione e collaudo broker. Credenziali broker solo nel terminale; chiavi bridge e firma distinte. Ordini pendenti e chiusura parziale disabilitati. Live richiederà autorizzazioni server e verifiche indipendenti. Il bot Telegram degli avvisi è separato dal collector e non invia oggi notifiche. Direzione approvata in </w:t>
       </w:r>
-      <w:hyperlink r:id="rId21">
+      <w:hyperlink r:id="rId22">
         <w:r>
           <w:rPr>
             <w:rStyle w:val="Hyperlink"/>
@@ -3130,6 +3179,11 @@
     <w:p>
       <w:r>
         <w:t>12 ottobre 2026 — Fase 6: rischio locale verificato; esecuzione futura. Diagrammi e Word aggiornati.</w:t>
+      </w:r>
+    </w:p>
+    <w:p>
+      <w:r>
+        <w:t>12 ottobre 2026 — Fase 7: ordini simulati, firma e recupero verificati. API e credenziali esterne ai test finali; migrazione, diagrammi e Word aggiornati.</w:t>
       </w:r>
     </w:p>
     <w:sectPr>

--- a/docs/team/GUIDA_PREPARAZIONE.docx
+++ b/docs/team/GUIDA_PREPARAZIONE.docx
@@ -20,16 +20,16 @@
     </w:p>
     <w:p>
       <w:r>
-        <w:t xml:space="preserve">Dashboard, raccolta Telegram, analisi consultiva e motore del rischio sono implementati; il rischio, OpenRouter e accesso Vercel con Cloudflare MFA sono verificati con dati di prova. </w:t>
+        <w:t xml:space="preserve">Dashboard, Telegram, analisi e rischio sono implementati e verificati con dati di prova. </w:t>
       </w:r>
       <w:r>
         <w:rPr>
           <w:b/>
         </w:rPr>
-        <w:t>L’installazione resta locale e in simulazione, con Telegram e agenti disattivati.</w:t>
+        <w:t>L’installazione resta locale, con Telegram e agenti disattivati.</w:t>
       </w:r>
       <w:r>
-        <w:t xml:space="preserve"> Account reali, dominio e VPS richiedono collaudo. Dati firmati, prenotazioni, esecuzione e riconciliazione sono verificati nel laboratorio paper isolato. MT5 e riconciliazione con broker reale sono futuri; API e credenziali esterne saranno predisposte per i test finali.</w:t>
+        <w:t xml:space="preserve"> Il laboratorio paper verifica dati firmati, ordini, stop, chiusure e ripresa. API e credenziali esterne saranno preparate per i test finali; account, accesso remoto, server reale e MT5 richiedono collaudo.</w:t>
       </w:r>
     </w:p>
     <w:p>
@@ -568,7 +568,7 @@
           <w:rFonts w:ascii="Liberation Mono" w:hAnsi="Liberation Mono"/>
           <w:sz w:val="18"/>
         </w:rPr>
-        <w:t>0007_paper_bridge</w:t>
+        <w:t>0008_paper_positions</w:t>
       </w:r>
       <w:r>
         <w:t xml:space="preserve">, salute servizi e ruoli separati. Crea utenti nominativi con </w:t>
@@ -2076,7 +2076,7 @@
         <w:t>.env</w:t>
       </w:r>
       <w:r>
-        <w:t xml:space="preserve"> operatore. Verifica due ordini simulati, nessun duplicato e recupero dopo interruzione.</w:t>
+        <w:t xml:space="preserve"> operatore. Verifica due aperture, aggiornamento degli stop, due chiusure complete, risultati, ripresa controllata e recupero senza duplicati.</w:t>
       </w:r>
     </w:p>
     <w:p>
@@ -2416,36 +2416,55 @@
     </w:p>
     <w:p>
       <w:r>
-        <w:t xml:space="preserve">Il laboratorio apre EURUSD con conto USD sintetico e stop allegati. Chiusure, modifiche degli stop, MT5 e broker reali richiedono implementazione e collaudi separati. Contratti in </w:t>
+        <w:t xml:space="preserve">Il laboratorio gestisce EURUSD con conto USD sintetico. In </w:t>
+      </w:r>
+      <w:r>
+        <w:rPr>
+          <w:b/>
+        </w:rPr>
+        <w:t>Posizioni</w:t>
+      </w:r>
+      <w:r>
+        <w:t xml:space="preserve">, ADMIN usa </w:t>
+      </w:r>
+      <w:r>
+        <w:rPr>
+          <w:b/>
+        </w:rPr>
+        <w:t>Gestisci simulazione</w:t>
+      </w:r>
+      <w:r>
+        <w:t>, rivede e conferma chiusura completa o stop che riduce il rischio. VIEWER consulta; la richiesta non conferma l’esecuzione. Risultati netti realizzati nello storico, con commissioni simulate. Chiusure ammesse anche da PAUSED con posizione verificata.</w:t>
+      </w:r>
+    </w:p>
+    <w:p>
+      <w:r/>
+      <w:r>
+        <w:rPr>
+          <w:b/>
+        </w:rPr>
+        <w:t>Verifica ripresa</w:t>
+      </w:r>
+      <w:r>
+        <w:t xml:space="preserve"> richiede dati freschi, nessuna esecuzione irrisolta e limiti rispettati. Un errore dei dati richiede conto senza posizioni; base UTC e blocco giornaliero non si azzerano. MT5, chiusure parziali e broker reali restano da collaudare. </w:t>
       </w:r>
       <w:hyperlink r:id="rId16">
         <w:r>
           <w:rPr>
             <w:rStyle w:val="Hyperlink"/>
           </w:rPr>
-          <w:t>Bridge paper</w:t>
+          <w:t>Gestione posizioni</w:t>
         </w:r>
       </w:hyperlink>
       <w:r>
-        <w:t xml:space="preserve">, </w:t>
+        <w:t xml:space="preserve"> e </w:t>
       </w:r>
       <w:hyperlink r:id="rId17">
         <w:r>
           <w:rPr>
             <w:rStyle w:val="Hyperlink"/>
           </w:rPr>
-          <w:t>Rischio</w:t>
-        </w:r>
-      </w:hyperlink>
-      <w:r>
-        <w:t xml:space="preserve"> e </w:t>
-      </w:r>
-      <w:hyperlink r:id="rId18">
-        <w:r>
-          <w:rPr>
-            <w:rStyle w:val="Hyperlink"/>
-          </w:rPr>
-          <w:t>Verifiche fase 7</w:t>
+          <w:t>Verifiche</w:t>
         </w:r>
       </w:hyperlink>
       <w:r>
@@ -2703,7 +2722,7 @@
       <w:r>
         <w:t xml:space="preserve">Prima di dati reali verifica privacy, fatturazione, timeout, 429/402 e qualità su fixture approvate. Costo contabilizzato: il maggiore fra stima e costo dichiarato; consumi mancanti trattengono la prenotazione. Il probe non certifica una strategia finanziaria. Comandi in </w:t>
       </w:r>
-      <w:hyperlink r:id="rId19">
+      <w:hyperlink r:id="rId18">
         <w:r>
           <w:rPr>
             <w:rStyle w:val="Hyperlink"/>
@@ -2912,7 +2931,7 @@
       <w:r>
         <w:t xml:space="preserve">, backend su loopback. Generare piani non certifica ACL, installazione o riavvio reale. Procedure in </w:t>
       </w:r>
-      <w:hyperlink r:id="rId20">
+      <w:hyperlink r:id="rId19">
         <w:r>
           <w:rPr>
             <w:rStyle w:val="Hyperlink"/>
@@ -2923,7 +2942,7 @@
       <w:r>
         <w:t xml:space="preserve"> e </w:t>
       </w:r>
-      <w:hyperlink r:id="rId21">
+      <w:hyperlink r:id="rId20">
         <w:r>
           <w:rPr>
             <w:rStyle w:val="Hyperlink"/>
@@ -3081,9 +3100,9 @@
     </w:p>
     <w:p>
       <w:r>
-        <w:t xml:space="preserve">MT5 richiederà conto demo, terminale Windows, bridge firmato, riconciliazione e collaudo broker. Credenziali broker solo nel terminale; chiavi bridge e firma distinte. Ordini pendenti e chiusura parziale disabilitati. Live richiederà autorizzazioni server e verifiche indipendenti. Il bot Telegram degli avvisi è separato dal collector e non invia oggi notifiche. Direzione approvata in </w:t>
+        <w:t xml:space="preserve">MT5 richiede conto demo, terminale Windows, bridge firmato e collaudo del broker. Credenziali broker solo nel terminale; chiavi bridge distinte. Live, ordini pendenti e chiusure parziali restano disabilitati. Il bot degli avvisi è futuro e separato dal collector. </w:t>
       </w:r>
-      <w:hyperlink r:id="rId22">
+      <w:hyperlink r:id="rId21">
         <w:r>
           <w:rPr>
             <w:rStyle w:val="Hyperlink"/>
@@ -3184,6 +3203,11 @@
     <w:p>
       <w:r>
         <w:t>12 ottobre 2026 — Fase 7: ordini simulati, firma e recupero verificati. API e credenziali esterne ai test finali; migrazione, diagrammi e Word aggiornati.</w:t>
+      </w:r>
+    </w:p>
+    <w:p>
+      <w:r>
+        <w:t>12 ottobre 2026 — Stop, chiusure complete, storico e ripresa paper verificati; migrazione, diagrammi e Word aggiornati.</w:t>
       </w:r>
     </w:p>
     <w:sectPr>

--- a/docs/team/GUIDA_PREPARAZIONE.docx
+++ b/docs/team/GUIDA_PREPARAZIONE.docx
@@ -441,7 +441,7 @@
               <w:rPr>
                 <w:b w:val="0"/>
               </w:rPr>
-              <w:t>MT5 e bot avvisi</w:t>
+              <w:t>MT5</w:t>
             </w:r>
           </w:p>
         </w:tc>
@@ -465,7 +465,58 @@
               <w:rPr>
                 <w:b w:val="0"/>
               </w:rPr>
-              <w:t>Futuri: conto demo e terminale Windows; bot separato dalla lettura Telegram</w:t>
+              <w:t>Bridge locale in sorgente; MetaEditor e terminale da collaudare. Broker demo futuro</w:t>
+            </w:r>
+          </w:p>
+        </w:tc>
+      </w:tr>
+      <w:tr>
+        <w:trPr>
+          <w:cantSplit/>
+        </w:trPr>
+        <w:tc>
+          <w:tcPr>
+            <w:tcW w:type="dxa" w:w="4309"/>
+            <w:vAlign w:val="center"/>
+            <w:tcMar>
+              <w:top w:w="95" w:type="dxa"/>
+              <w:left w:w="95" w:type="dxa"/>
+              <w:bottom w:w="95" w:type="dxa"/>
+              <w:right w:w="95" w:type="dxa"/>
+            </w:tcMar>
+          </w:tcPr>
+          <w:p>
+            <w:pPr>
+              <w:pStyle w:val="GuideTable"/>
+            </w:pPr>
+            <w:r>
+              <w:rPr>
+                <w:b w:val="0"/>
+              </w:rPr>
+              <w:t>Bot avvisi</w:t>
+            </w:r>
+          </w:p>
+        </w:tc>
+        <w:tc>
+          <w:tcPr>
+            <w:tcW w:type="dxa" w:w="5216"/>
+            <w:vAlign w:val="center"/>
+            <w:tcMar>
+              <w:top w:w="95" w:type="dxa"/>
+              <w:left w:w="95" w:type="dxa"/>
+              <w:bottom w:w="95" w:type="dxa"/>
+              <w:right w:w="95" w:type="dxa"/>
+            </w:tcMar>
+          </w:tcPr>
+          <w:p>
+            <w:pPr>
+              <w:pStyle w:val="GuideTable"/>
+            </w:pPr>
+            <w:r>
+              <w:rPr>
+                <w:b w:val="0"/>
+              </w:rPr>
+              <w:t>Futuro e separato dalla lettura Telegram</w:t>
             </w:r>
           </w:p>
         </w:tc>
@@ -2446,7 +2497,7 @@
         <w:t>Verifica ripresa</w:t>
       </w:r>
       <w:r>
-        <w:t xml:space="preserve"> richiede dati freschi, nessuna esecuzione irrisolta e limiti rispettati. Un errore dei dati richiede conto senza posizioni; base UTC e blocco giornaliero non si azzerano. MT5, chiusure parziali e broker reali restano da collaudare. </w:t>
+        <w:t xml:space="preserve"> richiede dati freschi, nessuna esecuzione irrisolta e limiti rispettati. Un errore dei dati richiede conto senza posizioni; base UTC e blocco giornaliero non si azzerano. </w:t>
       </w:r>
       <w:hyperlink r:id="rId16">
         <w:r>
@@ -2465,6 +2516,76 @@
             <w:rStyle w:val="Hyperlink"/>
           </w:rPr>
           <w:t>Verifiche</w:t>
+        </w:r>
+      </w:hyperlink>
+      <w:r>
+        <w:t>.</w:t>
+      </w:r>
+    </w:p>
+    <w:p>
+      <w:pPr>
+        <w:pStyle w:val="Heading1"/>
+      </w:pPr>
+      <w:r>
+        <w:t>Bridge MT5 nel laboratorio</w:t>
+      </w:r>
+    </w:p>
+    <w:p>
+      <w:r/>
+      <w:r>
+        <w:rPr>
+          <w:rFonts w:ascii="Liberation Mono" w:hAnsi="Liberation Mono"/>
+          <w:sz w:val="18"/>
+        </w:rPr>
+        <w:t>pnpm mt5:accept</w:t>
+      </w:r>
+      <w:r>
+        <w:t xml:space="preserve"> verifica il sorgente MQL5 con un banco di prova C++ e PostgreSQL temporaneo: firme, aperture, stop, chiusure e recupero. Servono Docker e compilatore C++; non account esterni. Non certifica MetaEditor, Windows o il terminale.</w:t>
+      </w:r>
+    </w:p>
+    <w:p>
+      <w:r>
+        <w:t xml:space="preserve">Per la futura prova nativa, usa </w:t>
+      </w:r>
+      <w:r>
+        <w:rPr>
+          <w:rFonts w:ascii="Liberation Mono" w:hAnsi="Liberation Mono"/>
+          <w:sz w:val="18"/>
+        </w:rPr>
+        <w:t>pnpm mt5:lab --output-dir</w:t>
+      </w:r>
+      <w:r>
+        <w:t xml:space="preserve"> con una nuova cartella privata: avvia il laboratorio temporaneo e prepara sorgenti e configurazione. Copia TRD in MQL5/Experts e config.json in MQL5/Files/TRD-LAB; compila e collega TrdLocalBridge. Autorizza solo l’origine loopback indicata; imposta </w:t>
+      </w:r>
+      <w:r>
+        <w:rPr>
+          <w:b/>
+        </w:rPr>
+        <w:t>ActivateLocalSimulation=true</w:t>
+      </w:r>
+      <w:r>
+        <w:t xml:space="preserve">, lasciando </w:t>
+      </w:r>
+      <w:r>
+        <w:rPr>
+          <w:b/>
+        </w:rPr>
+        <w:t>LocalCrashPoint</w:t>
+      </w:r>
+      <w:r>
+        <w:t xml:space="preserve"> vuoto. Non usare Strategy Tester: WebRequest non è disponibile.</w:t>
+      </w:r>
+    </w:p>
+    <w:p>
+      <w:r>
+        <w:t xml:space="preserve">Il conto resta sintetico EURUSD/USD, con quotazioni fisse e sessione limitata al giorno UTC. Chiavi locali generate, mai account broker; configura i permessi della cartella per il solo operatore. Registri in Common/Files, lock esclusivo, nessun reinvio di esiti incerti. All’uscita il server e i dati temporanei vengono rimossi; rimuovi anche la copia di config.json dal terminale. </w:t>
+      </w:r>
+      <w:hyperlink r:id="rId18">
+        <w:r>
+          <w:rPr>
+            <w:rStyle w:val="Hyperlink"/>
+          </w:rPr>
+          <w:t>Procedura completa e limiti</w:t>
         </w:r>
       </w:hyperlink>
       <w:r>
@@ -2722,7 +2843,7 @@
       <w:r>
         <w:t xml:space="preserve">Prima di dati reali verifica privacy, fatturazione, timeout, 429/402 e qualità su fixture approvate. Costo contabilizzato: il maggiore fra stima e costo dichiarato; consumi mancanti trattengono la prenotazione. Il probe non certifica una strategia finanziaria. Comandi in </w:t>
       </w:r>
-      <w:hyperlink r:id="rId18">
+      <w:hyperlink r:id="rId19">
         <w:r>
           <w:rPr>
             <w:rStyle w:val="Hyperlink"/>
@@ -2931,7 +3052,7 @@
       <w:r>
         <w:t xml:space="preserve">, backend su loopback. Generare piani non certifica ACL, installazione o riavvio reale. Procedure in </w:t>
       </w:r>
-      <w:hyperlink r:id="rId19">
+      <w:hyperlink r:id="rId20">
         <w:r>
           <w:rPr>
             <w:rStyle w:val="Hyperlink"/>
@@ -2942,7 +3063,7 @@
       <w:r>
         <w:t xml:space="preserve"> e </w:t>
       </w:r>
-      <w:hyperlink r:id="rId20">
+      <w:hyperlink r:id="rId21">
         <w:r>
           <w:rPr>
             <w:rStyle w:val="Hyperlink"/>
@@ -3100,9 +3221,9 @@
     </w:p>
     <w:p>
       <w:r>
-        <w:t xml:space="preserve">MT5 richiede conto demo, terminale Windows, bridge firmato e collaudo del broker. Credenziali broker solo nel terminale; chiavi bridge distinte. Live, ordini pendenti e chiusure parziali restano disabilitati. Il bot degli avvisi è futuro e separato dal collector. </w:t>
+        <w:t xml:space="preserve">L’adattatore broker MT5 richiede implementazione e collaudo demo sul terminale Windows. Credenziali broker solo nel terminale; chiavi bridge distinte. Live, ordini pendenti e chiusure parziali restano disabilitati. Il bot degli avvisi resta futuro. </w:t>
       </w:r>
-      <w:hyperlink r:id="rId21">
+      <w:hyperlink r:id="rId22">
         <w:r>
           <w:rPr>
             <w:rStyle w:val="Hyperlink"/>
@@ -3208,6 +3329,11 @@
     <w:p>
       <w:r>
         <w:t>12 ottobre 2026 — Stop, chiusure complete, storico e ripresa paper verificati; migrazione, diagrammi e Word aggiornati.</w:t>
+      </w:r>
+    </w:p>
+    <w:p>
+      <w:r>
+        <w:t>12 ottobre 2026 — Bridge MQL5 locale e banco di prova verificati; compilazione nativa e broker ancora richiesti.</w:t>
       </w:r>
     </w:p>
     <w:sectPr>

--- a/docs/team/GUIDA_PREPARAZIONE.docx
+++ b/docs/team/GUIDA_PREPARAZIONE.docx
@@ -465,7 +465,7 @@
               <w:rPr>
                 <w:b w:val="0"/>
               </w:rPr>
-              <w:t>Bridge locale in sorgente; MetaEditor e terminale da collaudare. Broker demo futuro</w:t>
+              <w:t>Bridge e adattatore ordini simulati; compilazione, collegamento nativo e broker demo da collaudare</w:t>
             </w:r>
           </w:p>
         </w:tc>
@@ -2540,7 +2540,23 @@
         <w:t>pnpm mt5:accept</w:t>
       </w:r>
       <w:r>
-        <w:t xml:space="preserve"> verifica il sorgente MQL5 con un banco di prova C++ e PostgreSQL temporaneo: firme, aperture, stop, chiusure e recupero. Servono Docker e compilatore C++; non account esterni. Non certifica MetaEditor, Windows o il terminale.</w:t>
+        <w:t xml:space="preserve"> verifica il sorgente MQL5 con un banco di prova C++ e PostgreSQL temporaneo: firme, richieste MT5, aperture, stop, chiusure e recupero. Servono Docker e compilatore C++; non account esterni. Non certifica MetaEditor, Windows o il terminale.</w:t>
+      </w:r>
+    </w:p>
+    <w:p>
+      <w:r>
+        <w:t xml:space="preserve">L’adattatore costruisce richieste native di apertura con stop allegati, modifica degli stop e chiusura completa sul ticket corrente. Accetta solo il profilo sintetico EURUSD/USD con conto hedging e riempimento completo FOK. Preflight e risposta persistono nel registro. Timeout, accettazione senza evidenza e risposta parziale conservano il rischio, fermano nuove richieste e restano irrisolti dopo il riavvio; un rifiuto prima dell’invio libera solo il rischio non inviato. </w:t>
+      </w:r>
+      <w:hyperlink r:id="rId18">
+        <w:r>
+          <w:rPr>
+            <w:rStyle w:val="Hyperlink"/>
+          </w:rPr>
+          <w:t>Contratto e scenari</w:t>
+        </w:r>
+      </w:hyperlink>
+      <w:r>
+        <w:t>.</w:t>
       </w:r>
     </w:p>
     <w:p>
@@ -2573,14 +2589,23 @@
         <w:t>LocalCrashPoint</w:t>
       </w:r>
       <w:r>
-        <w:t xml:space="preserve"> vuoto. Non usare Strategy Tester: WebRequest non è disponibile.</w:t>
+        <w:t xml:space="preserve"> e </w:t>
+      </w:r>
+      <w:r>
+        <w:rPr>
+          <w:b/>
+        </w:rPr>
+        <w:t>LocalBrokerScenario</w:t>
+      </w:r>
+      <w:r>
+        <w:t xml:space="preserve"> vuoti. Non usare Strategy Tester: WebRequest non è disponibile.</w:t>
       </w:r>
     </w:p>
     <w:p>
       <w:r>
         <w:t xml:space="preserve">Il conto resta sintetico EURUSD/USD, con quotazioni fisse e sessione limitata al giorno UTC. Chiavi locali generate, mai account broker; configura i permessi della cartella per il solo operatore. Registri in Common/Files, lock esclusivo, nessun reinvio di esiti incerti. All’uscita il server e i dati temporanei vengono rimossi; rimuovi anche la copia di config.json dal terminale. </w:t>
       </w:r>
-      <w:hyperlink r:id="rId18">
+      <w:hyperlink r:id="rId19">
         <w:r>
           <w:rPr>
             <w:rStyle w:val="Hyperlink"/>
@@ -2843,7 +2868,7 @@
       <w:r>
         <w:t xml:space="preserve">Prima di dati reali verifica privacy, fatturazione, timeout, 429/402 e qualità su fixture approvate. Costo contabilizzato: il maggiore fra stima e costo dichiarato; consumi mancanti trattengono la prenotazione. Il probe non certifica una strategia finanziaria. Comandi in </w:t>
       </w:r>
-      <w:hyperlink r:id="rId19">
+      <w:hyperlink r:id="rId20">
         <w:r>
           <w:rPr>
             <w:rStyle w:val="Hyperlink"/>
@@ -3052,7 +3077,7 @@
       <w:r>
         <w:t xml:space="preserve">, backend su loopback. Generare piani non certifica ACL, installazione o riavvio reale. Procedure in </w:t>
       </w:r>
-      <w:hyperlink r:id="rId20">
+      <w:hyperlink r:id="rId21">
         <w:r>
           <w:rPr>
             <w:rStyle w:val="Hyperlink"/>
@@ -3063,7 +3088,7 @@
       <w:r>
         <w:t xml:space="preserve"> e </w:t>
       </w:r>
-      <w:hyperlink r:id="rId21">
+      <w:hyperlink r:id="rId22">
         <w:r>
           <w:rPr>
             <w:rStyle w:val="Hyperlink"/>
@@ -3221,9 +3246,9 @@
     </w:p>
     <w:p>
       <w:r>
-        <w:t xml:space="preserve">L’adattatore broker MT5 richiede implementazione e collaudo demo sul terminale Windows. Credenziali broker solo nel terminale; chiavi bridge distinte. Live, ordini pendenti e chiusure parziali restano disabilitati. Il bot degli avvisi resta futuro. </w:t>
+        <w:t xml:space="preserve">Il nucleo dell’adattatore MT5 è implementato e verificato in simulazione. Le chiamate native al broker restano escluse: occorrono collegamento dedicato, dati reali di conto, mercato e storico, riconciliazione e collaudo demo Windows. Credenziali broker solo nel terminale ai test finali; chiavi bridge distinte. Live, ordini pendenti e chiusure parziali restano disabilitati. Il bot degli avvisi resta futuro. </w:t>
       </w:r>
-      <w:hyperlink r:id="rId22">
+      <w:hyperlink r:id="rId23">
         <w:r>
           <w:rPr>
             <w:rStyle w:val="Hyperlink"/>
@@ -3292,48 +3317,83 @@
       </w:r>
     </w:p>
     <w:p>
+      <w:pPr>
+        <w:pStyle w:val="GuideRevision"/>
+      </w:pPr>
       <w:r>
         <w:t>9 ottobre 2026 — Prima guida di setup, ruoli, cifratura e recupero Telegram locale.</w:t>
       </w:r>
     </w:p>
     <w:p>
+      <w:pPr>
+        <w:pStyle w:val="GuideRevision"/>
+      </w:pPr>
       <w:r>
         <w:t>11 ottobre 2026 — Parser, istruzioni versionate, agenti, budget e recupero conservativo; rete, rischio e MT5 ancora soggetti ai rispettivi gate.</w:t>
       </w:r>
     </w:p>
     <w:p>
+      <w:pPr>
+        <w:pStyle w:val="GuideRevision"/>
+      </w:pPr>
       <w:r>
         <w:t>12 ottobre 2026 — Vercel, Access/MFA, ambienti separati e OpenRouter con ricevute e costi; VPS e account reali da collaudare.</w:t>
       </w:r>
     </w:p>
     <w:p>
+      <w:pPr>
+        <w:pStyle w:val="GuideRevision"/>
+      </w:pPr>
       <w:r>
         <w:t>12 ottobre 2026 — Tema chiaro e scuro verificato anche su mobile, senza nuove credenziali.</w:t>
       </w:r>
     </w:p>
     <w:p>
+      <w:pPr>
+        <w:pStyle w:val="GuideRevision"/>
+      </w:pPr>
       <w:r>
         <w:t>12 ottobre 2026 — Guide snellite, diagrammi e rinvii operativi; distinti limiti attuali e funzioni future. Aggiornamenti documentali solo quando necessari.</w:t>
       </w:r>
     </w:p>
     <w:p>
+      <w:pPr>
+        <w:pStyle w:val="GuideRevision"/>
+      </w:pPr>
       <w:r>
         <w:t>12 ottobre 2026 — Fase 6: rischio locale verificato; esecuzione futura. Diagrammi e Word aggiornati.</w:t>
       </w:r>
     </w:p>
     <w:p>
+      <w:pPr>
+        <w:pStyle w:val="GuideRevision"/>
+      </w:pPr>
       <w:r>
         <w:t>12 ottobre 2026 — Fase 7: ordini simulati, firma e recupero verificati. API e credenziali esterne ai test finali; migrazione, diagrammi e Word aggiornati.</w:t>
       </w:r>
     </w:p>
     <w:p>
+      <w:pPr>
+        <w:pStyle w:val="GuideRevision"/>
+      </w:pPr>
       <w:r>
         <w:t>12 ottobre 2026 — Stop, chiusure complete, storico e ripresa paper verificati; migrazione, diagrammi e Word aggiornati.</w:t>
       </w:r>
     </w:p>
     <w:p>
+      <w:pPr>
+        <w:pStyle w:val="GuideRevision"/>
+      </w:pPr>
       <w:r>
         <w:t>12 ottobre 2026 — Bridge MQL5 locale e banco di prova verificati; compilazione nativa e broker ancora richiesti.</w:t>
+      </w:r>
+    </w:p>
+    <w:p>
+      <w:pPr>
+        <w:pStyle w:val="GuideRevision"/>
+      </w:pPr>
+      <w:r>
+        <w:t>12 ottobre 2026 — Nucleo adattatore ordini MT5, preflight e risposte persistenti verificati in simulazione. Esiti incerti bloccano nuove richieste; API e credenziali esterne ai test finali.</w:t>
       </w:r>
     </w:p>
     <w:sectPr>
@@ -15480,6 +15540,13 @@
       <w:rFonts w:ascii="Liberation Mono" w:hAnsi="Liberation Mono"/>
       <w:sz w:val="17"/>
     </w:rPr>
+  </w:style>
+  <w:style w:type="paragraph" w:customStyle="1" w:styleId="GuideRevision">
+    <w:name w:val="Guide Revision"/>
+    <w:basedOn w:val="Normal"/>
+    <w:pPr>
+      <w:spacing w:line="240" w:lineRule="auto" w:after="40"/>
+    </w:pPr>
   </w:style>
 </w:styles>
 </file>

--- a/docs/team/GUIDA_PREPARAZIONE.docx
+++ b/docs/team/GUIDA_PREPARAZIONE.docx
@@ -465,7 +465,7 @@
               <w:rPr>
                 <w:b w:val="0"/>
               </w:rPr>
-              <w:t>Bridge e adattatore ordini simulati; compilazione, collegamento nativo e broker demo da collaudare</w:t>
+              <w:t>Bridge paper e lettore nativo in sorgente; compilazione, terminale e demo da collaudare. Invio escluso</w:t>
             </w:r>
           </w:p>
         </w:tc>
@@ -2618,6 +2618,75 @@
       </w:r>
     </w:p>
     <w:p>
+      <w:r>
+        <w:t xml:space="preserve">Il collegamento nativo è un EA separato di </w:t>
+      </w:r>
+      <w:r>
+        <w:rPr>
+          <w:b/>
+        </w:rPr>
+        <w:t>sola lettura</w:t>
+      </w:r>
+      <w:r>
+        <w:t xml:space="preserve">: </w:t>
+      </w:r>
+      <w:r>
+        <w:rPr>
+          <w:rFonts w:ascii="Liberation Mono" w:hAnsi="Liberation Mono"/>
+          <w:sz w:val="18"/>
+        </w:rPr>
+        <w:t>pnpm mt5:native:accept</w:t>
+      </w:r>
+      <w:r>
+        <w:t xml:space="preserve"> verifica il sorgente con API terminale simulate; </w:t>
+      </w:r>
+      <w:r>
+        <w:rPr>
+          <w:rFonts w:ascii="Liberation Mono" w:hAnsi="Liberation Mono"/>
+          <w:sz w:val="18"/>
+        </w:rPr>
+        <w:t>pnpm mt5:native:prepare --output-dir</w:t>
+      </w:r>
+      <w:r>
+        <w:t xml:space="preserve"> prepara una nuova cartella privata, senza leggere </w:t>
+      </w:r>
+      <w:r>
+        <w:rPr>
+          <w:rFonts w:ascii="Liberation Mono" w:hAnsi="Liberation Mono"/>
+          <w:sz w:val="18"/>
+        </w:rPr>
+        <w:t>.env</w:t>
+      </w:r>
+      <w:r>
+        <w:t xml:space="preserve"> o usare credenziali. Nei test finali compila TrdNativeReadOnly, imposta login/server DEMO e simbolo esatti, conserva NativeJournal e abilita </w:t>
+      </w:r>
+      <w:r>
+        <w:rPr>
+          <w:b/>
+        </w:rPr>
+        <w:t>ActivateNativeReadOnly</w:t>
+      </w:r>
+      <w:r>
+        <w:t>. Credenziali solo nel terminale; nessuna chiave bridge, URL o permesso di invio richiesto.</w:t>
+      </w:r>
+    </w:p>
+    <w:p>
+      <w:r>
+        <w:t xml:space="preserve">Legge conto, quotazioni, tutte le posizioni e gli ordini, e una finestra di storico broker di un’ora, configurabile fra 60 secondi e 24 ore. Buffer delle transazioni e registro privato esclusivo in Common/Files/TRD-NATIVE; proteggi la cartella con ACL. Conti REAL/CONTEST, dati incompleti, cambi di identità, overflow e guasti del registro fermano l’osservazione. Lo storico parziale non prova proprietà o riconciliazione completa; dati nativi mai usati come paper. Invio broker escluso nel codice anche con i permessi attivi. </w:t>
+      </w:r>
+      <w:hyperlink r:id="rId20">
+        <w:r>
+          <w:rPr>
+            <w:rStyle w:val="Hyperlink"/>
+          </w:rPr>
+          <w:t>Procedura e limiti</w:t>
+        </w:r>
+      </w:hyperlink>
+      <w:r>
+        <w:t>.</w:t>
+      </w:r>
+    </w:p>
+    <w:p>
       <w:pPr>
         <w:pStyle w:val="Heading1"/>
       </w:pPr>
@@ -2868,7 +2937,7 @@
       <w:r>
         <w:t xml:space="preserve">Prima di dati reali verifica privacy, fatturazione, timeout, 429/402 e qualità su fixture approvate. Costo contabilizzato: il maggiore fra stima e costo dichiarato; consumi mancanti trattengono la prenotazione. Il probe non certifica una strategia finanziaria. Comandi in </w:t>
       </w:r>
-      <w:hyperlink r:id="rId20">
+      <w:hyperlink r:id="rId21">
         <w:r>
           <w:rPr>
             <w:rStyle w:val="Hyperlink"/>
@@ -3077,7 +3146,7 @@
       <w:r>
         <w:t xml:space="preserve">, backend su loopback. Generare piani non certifica ACL, installazione o riavvio reale. Procedure in </w:t>
       </w:r>
-      <w:hyperlink r:id="rId21">
+      <w:hyperlink r:id="rId22">
         <w:r>
           <w:rPr>
             <w:rStyle w:val="Hyperlink"/>
@@ -3088,7 +3157,7 @@
       <w:r>
         <w:t xml:space="preserve"> e </w:t>
       </w:r>
-      <w:hyperlink r:id="rId22">
+      <w:hyperlink r:id="rId23">
         <w:r>
           <w:rPr>
             <w:rStyle w:val="Hyperlink"/>
@@ -3246,9 +3315,9 @@
     </w:p>
     <w:p>
       <w:r>
-        <w:t xml:space="preserve">Il nucleo dell’adattatore MT5 è implementato e verificato in simulazione. Le chiamate native al broker restano escluse: occorrono collegamento dedicato, dati reali di conto, mercato e storico, riconciliazione e collaudo demo Windows. Credenziali broker solo nel terminale ai test finali; chiavi bridge distinte. Live, ordini pendenti e chiusure parziali restano disabilitati. Il bot degli avvisi resta futuro. </w:t>
+        <w:t xml:space="preserve">Adattatore paper e lettore nativo MT5 sono implementati e verificati con dati simulati. Restano compilazione MetaEditor, terminale Windows, dati reali e riconciliazione completa da collaudare. L’invio nativo è escluso; una futura esecuzione richiede gate indipendenti e conto demo verificato. Credenziali solo nel terminale ai test finali. Live, ordini pendenti, chiusure parziali e bot avvisi restano futuri. </w:t>
       </w:r>
-      <w:hyperlink r:id="rId23">
+      <w:hyperlink r:id="rId24">
         <w:r>
           <w:rPr>
             <w:rStyle w:val="Hyperlink"/>
@@ -3394,6 +3463,14 @@
       </w:pPr>
       <w:r>
         <w:t>12 ottobre 2026 — Nucleo adattatore ordini MT5, preflight e risposte persistenti verificati in simulazione. Esiti incerti bloccano nuove richieste; API e credenziali esterne ai test finali.</w:t>
+      </w:r>
+    </w:p>
+    <w:p>
+      <w:pPr>
+        <w:pStyle w:val="GuideRevision"/>
+      </w:pPr>
+      <w:r>
+        <w:t>12 ottobre 2026 — Collegamento nativo di sola lettura, buffer e registro locale verificati con API simulate; invio escluso, credenziali e demo ai test finali.</w:t>
       </w:r>
     </w:p>
     <w:sectPr>
